--- a/2400031810 FSAD Skill - 3.docx
+++ b/2400031810 FSAD Skill - 3.docx
@@ -243,21 +243,12 @@
                 <w:sz w:val="28"/>
               </w:rPr>
             </w:pPr>
-            <w:proofErr w:type="spellStart"/>
             <w:r>
               <w:rPr>
                 <w:b/>
                 <w:sz w:val="28"/>
               </w:rPr>
-              <w:t>Maramreddy</w:t>
-            </w:r>
-            <w:proofErr w:type="spellEnd"/>
-            <w:r>
-              <w:rPr>
-                <w:b/>
-                <w:sz w:val="28"/>
-              </w:rPr>
-              <w:t xml:space="preserve"> Praveen Reddy</w:t>
+              <w:t>S. LALITH ADITYA</w:t>
             </w:r>
           </w:p>
         </w:tc>
@@ -318,7 +309,7 @@
                 <w:spacing w:val="-2"/>
                 <w:sz w:val="28"/>
               </w:rPr>
-              <w:t>2662</w:t>
+              <w:t>1810</w:t>
             </w:r>
           </w:p>
         </w:tc>
@@ -387,7 +378,7 @@
                 <w:spacing w:val="-10"/>
                 <w:sz w:val="28"/>
               </w:rPr>
-              <w:t>3</w:t>
+              <w:t>22</w:t>
             </w:r>
           </w:p>
         </w:tc>
@@ -1036,21 +1027,11 @@
         <w:pStyle w:val="BodyText"/>
         <w:spacing w:before="1"/>
       </w:pPr>
-      <w:proofErr w:type="spellStart"/>
-      <w:proofErr w:type="gramStart"/>
-      <w:r>
-        <w:rPr>
-          <w:spacing w:val="-2"/>
-        </w:rPr>
-        <w:t>session.save</w:t>
-      </w:r>
-      <w:proofErr w:type="spellEnd"/>
-      <w:proofErr w:type="gramEnd"/>
-      <w:r>
-        <w:rPr>
-          <w:spacing w:val="-2"/>
-        </w:rPr>
-        <w:t>(product);</w:t>
+      <w:r>
+        <w:rPr>
+          <w:spacing w:val="-2"/>
+        </w:rPr>
+        <w:t>session.save(product);</w:t>
       </w:r>
     </w:p>
     <w:p>
@@ -1316,14 +1297,12 @@
         </w:rPr>
         <w:t xml:space="preserve"> </w:t>
       </w:r>
-      <w:proofErr w:type="spellStart"/>
       <w:r>
         <w:rPr>
           <w:spacing w:val="-5"/>
         </w:rPr>
         <w:t>asc</w:t>
       </w:r>
-      <w:proofErr w:type="spellEnd"/>
     </w:p>
     <w:p>
       <w:pPr>
@@ -2031,15 +2010,8 @@
         </w:rPr>
         <w:t xml:space="preserve"> </w:t>
       </w:r>
-      <w:proofErr w:type="spellStart"/>
-      <w:proofErr w:type="gramStart"/>
-      <w:r>
-        <w:t>session.createQuery</w:t>
-      </w:r>
-      <w:proofErr w:type="spellEnd"/>
-      <w:proofErr w:type="gramEnd"/>
-      <w:r>
-        <w:t>("from</w:t>
+      <w:r>
+        <w:t>session.createQuery("from</w:t>
       </w:r>
       <w:r>
         <w:rPr>
@@ -2050,21 +2022,11 @@
       <w:r>
         <w:t xml:space="preserve">Product"); </w:t>
       </w:r>
-      <w:proofErr w:type="spellStart"/>
-      <w:proofErr w:type="gramStart"/>
-      <w:r>
-        <w:rPr>
-          <w:spacing w:val="-2"/>
-        </w:rPr>
-        <w:t>q.setFirstResult</w:t>
-      </w:r>
-      <w:proofErr w:type="spellEnd"/>
-      <w:proofErr w:type="gramEnd"/>
-      <w:r>
-        <w:rPr>
-          <w:spacing w:val="-2"/>
-        </w:rPr>
-        <w:t>(0);</w:t>
+      <w:r>
+        <w:rPr>
+          <w:spacing w:val="-2"/>
+        </w:rPr>
+        <w:t>q.setFirstResult(0);</w:t>
       </w:r>
     </w:p>
     <w:p>
@@ -2072,21 +2034,11 @@
         <w:pStyle w:val="BodyText"/>
         <w:spacing w:line="258" w:lineRule="exact"/>
       </w:pPr>
-      <w:proofErr w:type="spellStart"/>
-      <w:proofErr w:type="gramStart"/>
-      <w:r>
-        <w:rPr>
-          <w:spacing w:val="-2"/>
-        </w:rPr>
-        <w:t>q.setMaxResults</w:t>
-      </w:r>
-      <w:proofErr w:type="spellEnd"/>
-      <w:proofErr w:type="gramEnd"/>
-      <w:r>
-        <w:rPr>
-          <w:spacing w:val="-2"/>
-        </w:rPr>
-        <w:t>(3);</w:t>
+      <w:r>
+        <w:rPr>
+          <w:spacing w:val="-2"/>
+        </w:rPr>
+        <w:t>q.setMaxResults(3);</w:t>
       </w:r>
     </w:p>
     <w:p>
@@ -2252,15 +2204,7 @@
         <w:ind w:right="5794"/>
       </w:pPr>
       <w:r>
-        <w:t xml:space="preserve">select </w:t>
-      </w:r>
-      <w:proofErr w:type="gramStart"/>
-      <w:r>
-        <w:t>count(</w:t>
-      </w:r>
-      <w:proofErr w:type="gramEnd"/>
-      <w:r>
-        <w:t>*) from Product select</w:t>
+        <w:t>select count(*) from Product select</w:t>
       </w:r>
       <w:r>
         <w:rPr>
@@ -2504,13 +2448,8 @@
         </w:rPr>
         <w:t xml:space="preserve"> </w:t>
       </w:r>
-      <w:proofErr w:type="gramStart"/>
-      <w:r>
-        <w:t>count(</w:t>
-      </w:r>
-      <w:proofErr w:type="gramEnd"/>
-      <w:r>
-        <w:t>*)</w:t>
+      <w:r>
+        <w:t>count(*)</w:t>
       </w:r>
       <w:r>
         <w:rPr>
@@ -2719,7 +2658,6 @@
         </w:rPr>
         <w:t xml:space="preserve"> </w:t>
       </w:r>
-      <w:proofErr w:type="gramStart"/>
       <w:r>
         <w:rPr>
           <w:color w:val="4F81BC"/>
@@ -2727,7 +2665,6 @@
         </w:rPr>
         <w:t>WHERE</w:t>
       </w:r>
-      <w:proofErr w:type="gramEnd"/>
     </w:p>
     <w:p>
       <w:pPr>
@@ -2780,7 +2717,6 @@
         </w:rPr>
         <w:t xml:space="preserve"> </w:t>
       </w:r>
-      <w:proofErr w:type="gramStart"/>
       <w:r>
         <w:t>between</w:t>
       </w:r>
@@ -2793,14 +2729,12 @@
       <w:r>
         <w:t>:min</w:t>
       </w:r>
-      <w:proofErr w:type="gramEnd"/>
       <w:r>
         <w:rPr>
           <w:spacing w:val="-5"/>
         </w:rPr>
         <w:t xml:space="preserve"> </w:t>
       </w:r>
-      <w:proofErr w:type="gramStart"/>
       <w:r>
         <w:t>and</w:t>
       </w:r>
@@ -2810,7 +2744,6 @@
         </w:rPr>
         <w:t xml:space="preserve"> :max</w:t>
       </w:r>
-      <w:proofErr w:type="gramEnd"/>
     </w:p>
     <w:p>
       <w:pPr>
@@ -3002,15 +2935,7 @@
         <w:t xml:space="preserve"> </w:t>
       </w:r>
       <w:r>
-        <w:t>'%</w:t>
-      </w:r>
-      <w:proofErr w:type="spellStart"/>
-      <w:r>
-        <w:t>ou</w:t>
-      </w:r>
-      <w:proofErr w:type="spellEnd"/>
-      <w:r>
-        <w:t xml:space="preserve">%' </w:t>
+        <w:t xml:space="preserve">'%ou%' </w:t>
       </w:r>
       <w:r>
         <w:rPr>
@@ -3213,14 +3138,13 @@
       </w:pPr>
       <w:r>
         <w:rPr>
-          <w:noProof/>
           <w:sz w:val="18"/>
         </w:rPr>
         <w:drawing>
-          <wp:inline distT="0" distB="0" distL="0" distR="0" wp14:anchorId="36BF0F6A" wp14:editId="1B3B4BFE">
-            <wp:extent cx="5715000" cy="2769235"/>
-            <wp:effectExtent l="0" t="0" r="0" b="0"/>
-            <wp:docPr id="1039863746" name="Picture 1"/>
+          <wp:inline distT="0" distB="0" distL="0" distR="0" wp14:anchorId="5284EEEE" wp14:editId="472D9B14">
+            <wp:extent cx="5715000" cy="2754630"/>
+            <wp:effectExtent l="0" t="0" r="0" b="7620"/>
+            <wp:docPr id="288575903" name="Picture 1"/>
             <wp:cNvGraphicFramePr>
               <a:graphicFrameLocks xmlns:a="http://schemas.openxmlformats.org/drawingml/2006/main" noChangeAspect="1"/>
             </wp:cNvGraphicFramePr>
@@ -3228,7 +3152,7 @@
               <a:graphicData uri="http://schemas.openxmlformats.org/drawingml/2006/picture">
                 <pic:pic xmlns:pic="http://schemas.openxmlformats.org/drawingml/2006/picture">
                   <pic:nvPicPr>
-                    <pic:cNvPr id="1039863746" name=""/>
+                    <pic:cNvPr id="288575903" name=""/>
                     <pic:cNvPicPr/>
                   </pic:nvPicPr>
                   <pic:blipFill>
@@ -3240,7 +3164,7 @@
                   <pic:spPr>
                     <a:xfrm>
                       <a:off x="0" y="0"/>
-                      <a:ext cx="5715000" cy="2769235"/>
+                      <a:ext cx="5715000" cy="2754630"/>
                     </a:xfrm>
                     <a:prstGeom prst="rect">
                       <a:avLst/>
@@ -3387,21 +3311,12 @@
         <w:spacing w:before="237"/>
         <w:ind w:left="48"/>
       </w:pPr>
-      <w:proofErr w:type="spellStart"/>
-      <w:r>
-        <w:rPr>
-          <w:color w:val="001F5F"/>
-          <w:spacing w:val="-2"/>
-        </w:rPr>
-        <w:t>MainApp</w:t>
-      </w:r>
-      <w:proofErr w:type="spellEnd"/>
-      <w:r>
-        <w:rPr>
-          <w:color w:val="001F5F"/>
-          <w:spacing w:val="-2"/>
-        </w:rPr>
-        <w:t>:</w:t>
+      <w:r>
+        <w:rPr>
+          <w:color w:val="001F5F"/>
+          <w:spacing w:val="-2"/>
+        </w:rPr>
+        <w:t>MainApp:</w:t>
       </w:r>
     </w:p>
     <w:p>
@@ -3423,23 +3338,12 @@
         </w:rPr>
         <w:t xml:space="preserve"> </w:t>
       </w:r>
-      <w:proofErr w:type="spellStart"/>
-      <w:proofErr w:type="gramStart"/>
-      <w:r>
-        <w:rPr>
-          <w:color w:val="001F5F"/>
-          <w:spacing w:val="-2"/>
-        </w:rPr>
-        <w:t>com.klu.mainapp</w:t>
-      </w:r>
-      <w:proofErr w:type="spellEnd"/>
-      <w:proofErr w:type="gramEnd"/>
-      <w:r>
-        <w:rPr>
-          <w:color w:val="001F5F"/>
-          <w:spacing w:val="-2"/>
-        </w:rPr>
-        <w:t>;</w:t>
+      <w:r>
+        <w:rPr>
+          <w:color w:val="001F5F"/>
+          <w:spacing w:val="-2"/>
+        </w:rPr>
+        <w:t>com.klu.mainapp;</w:t>
       </w:r>
     </w:p>
     <w:p>
@@ -3469,30 +3373,12 @@
         </w:rPr>
         <w:t xml:space="preserve"> </w:t>
       </w:r>
-      <w:proofErr w:type="spellStart"/>
-      <w:proofErr w:type="gramStart"/>
-      <w:r>
-        <w:rPr>
-          <w:color w:val="001F5F"/>
-          <w:spacing w:val="-2"/>
-        </w:rPr>
-        <w:t>com.klu.model</w:t>
-      </w:r>
-      <w:proofErr w:type="gramEnd"/>
-      <w:r>
-        <w:rPr>
-          <w:color w:val="001F5F"/>
-          <w:spacing w:val="-2"/>
-        </w:rPr>
-        <w:t>.Product</w:t>
-      </w:r>
-      <w:proofErr w:type="spellEnd"/>
-      <w:r>
-        <w:rPr>
-          <w:color w:val="001F5F"/>
-          <w:spacing w:val="-2"/>
-        </w:rPr>
-        <w:t>;</w:t>
+      <w:r>
+        <w:rPr>
+          <w:color w:val="001F5F"/>
+          <w:spacing w:val="-2"/>
+        </w:rPr>
+        <w:t>com.klu.model.Product;</w:t>
       </w:r>
     </w:p>
     <w:p>
@@ -3524,23 +3410,12 @@
         </w:rPr>
         <w:t xml:space="preserve"> </w:t>
       </w:r>
-      <w:proofErr w:type="spellStart"/>
-      <w:proofErr w:type="gramStart"/>
-      <w:r>
-        <w:rPr>
-          <w:color w:val="001F5F"/>
-          <w:spacing w:val="-2"/>
-        </w:rPr>
-        <w:t>org.hibernate</w:t>
-      </w:r>
-      <w:proofErr w:type="spellEnd"/>
-      <w:proofErr w:type="gramEnd"/>
-      <w:r>
-        <w:rPr>
-          <w:color w:val="001F5F"/>
-          <w:spacing w:val="-2"/>
-        </w:rPr>
-        <w:t>.*;</w:t>
+      <w:r>
+        <w:rPr>
+          <w:color w:val="001F5F"/>
+          <w:spacing w:val="-2"/>
+        </w:rPr>
+        <w:t>org.hibernate.*;</w:t>
       </w:r>
     </w:p>
     <w:p>
@@ -3563,23 +3438,12 @@
         </w:rPr>
         <w:t xml:space="preserve"> </w:t>
       </w:r>
-      <w:proofErr w:type="spellStart"/>
-      <w:proofErr w:type="gramStart"/>
-      <w:r>
-        <w:rPr>
-          <w:color w:val="001F5F"/>
-          <w:spacing w:val="-2"/>
-        </w:rPr>
-        <w:t>org.hibernate.cfg.Configuration</w:t>
-      </w:r>
-      <w:proofErr w:type="spellEnd"/>
-      <w:proofErr w:type="gramEnd"/>
-      <w:r>
-        <w:rPr>
-          <w:color w:val="001F5F"/>
-          <w:spacing w:val="-2"/>
-        </w:rPr>
-        <w:t>;</w:t>
+      <w:r>
+        <w:rPr>
+          <w:color w:val="001F5F"/>
+          <w:spacing w:val="-2"/>
+        </w:rPr>
+        <w:t>org.hibernate.cfg.Configuration;</w:t>
       </w:r>
     </w:p>
     <w:p>
@@ -3609,30 +3473,12 @@
         </w:rPr>
         <w:t xml:space="preserve"> </w:t>
       </w:r>
-      <w:proofErr w:type="spellStart"/>
-      <w:proofErr w:type="gramStart"/>
-      <w:r>
-        <w:rPr>
-          <w:color w:val="001F5F"/>
-          <w:spacing w:val="-2"/>
-        </w:rPr>
-        <w:t>java.util</w:t>
-      </w:r>
-      <w:proofErr w:type="gramEnd"/>
-      <w:r>
-        <w:rPr>
-          <w:color w:val="001F5F"/>
-          <w:spacing w:val="-2"/>
-        </w:rPr>
-        <w:t>.List</w:t>
-      </w:r>
-      <w:proofErr w:type="spellEnd"/>
-      <w:r>
-        <w:rPr>
-          <w:color w:val="001F5F"/>
-          <w:spacing w:val="-2"/>
-        </w:rPr>
-        <w:t>;</w:t>
+      <w:r>
+        <w:rPr>
+          <w:color w:val="001F5F"/>
+          <w:spacing w:val="-2"/>
+        </w:rPr>
+        <w:t>java.util.List;</w:t>
       </w:r>
     </w:p>
     <w:p>
@@ -3654,30 +3500,12 @@
         </w:rPr>
         <w:t xml:space="preserve"> </w:t>
       </w:r>
-      <w:proofErr w:type="spellStart"/>
-      <w:proofErr w:type="gramStart"/>
-      <w:r>
-        <w:rPr>
-          <w:color w:val="001F5F"/>
-          <w:spacing w:val="-2"/>
-        </w:rPr>
-        <w:t>java.util</w:t>
-      </w:r>
-      <w:proofErr w:type="gramEnd"/>
-      <w:r>
-        <w:rPr>
-          <w:color w:val="001F5F"/>
-          <w:spacing w:val="-2"/>
-        </w:rPr>
-        <w:t>.Scanner</w:t>
-      </w:r>
-      <w:proofErr w:type="spellEnd"/>
-      <w:r>
-        <w:rPr>
-          <w:color w:val="001F5F"/>
-          <w:spacing w:val="-2"/>
-        </w:rPr>
-        <w:t>;</w:t>
+      <w:r>
+        <w:rPr>
+          <w:color w:val="001F5F"/>
+          <w:spacing w:val="-2"/>
+        </w:rPr>
+        <w:t>java.util.Scanner;</w:t>
       </w:r>
     </w:p>
     <w:p>
@@ -3722,14 +3550,12 @@
         </w:rPr>
         <w:t xml:space="preserve"> </w:t>
       </w:r>
-      <w:proofErr w:type="spellStart"/>
       <w:r>
         <w:rPr>
           <w:color w:val="001F5F"/>
         </w:rPr>
         <w:t>MainApp</w:t>
       </w:r>
-      <w:proofErr w:type="spellEnd"/>
       <w:r>
         <w:rPr>
           <w:color w:val="001F5F"/>
@@ -3806,19 +3632,11 @@
         </w:rPr>
         <w:t xml:space="preserve"> </w:t>
       </w:r>
-      <w:proofErr w:type="gramStart"/>
-      <w:r>
-        <w:rPr>
-          <w:color w:val="001F5F"/>
-        </w:rPr>
-        <w:t>main(String[</w:t>
-      </w:r>
-      <w:proofErr w:type="gramEnd"/>
-      <w:r>
-        <w:rPr>
-          <w:color w:val="001F5F"/>
-        </w:rPr>
-        <w:t>]</w:t>
+      <w:r>
+        <w:rPr>
+          <w:color w:val="001F5F"/>
+        </w:rPr>
+        <w:t>main(String[]</w:t>
       </w:r>
       <w:r>
         <w:rPr>
@@ -3827,19 +3645,11 @@
         </w:rPr>
         <w:t xml:space="preserve"> </w:t>
       </w:r>
-      <w:proofErr w:type="spellStart"/>
-      <w:r>
-        <w:rPr>
-          <w:color w:val="001F5F"/>
-        </w:rPr>
-        <w:t>args</w:t>
-      </w:r>
-      <w:proofErr w:type="spellEnd"/>
-      <w:r>
-        <w:rPr>
-          <w:color w:val="001F5F"/>
-        </w:rPr>
-        <w:t>)</w:t>
+      <w:r>
+        <w:rPr>
+          <w:color w:val="001F5F"/>
+        </w:rPr>
+        <w:t>args)</w:t>
       </w:r>
       <w:r>
         <w:rPr>
@@ -3886,7 +3696,6 @@
         </w:rPr>
         <w:t xml:space="preserve"> </w:t>
       </w:r>
-      <w:proofErr w:type="spellStart"/>
       <w:r>
         <w:rPr>
           <w:color w:val="001F5F"/>
@@ -3894,7 +3703,6 @@
         </w:rPr>
         <w:t>sc</w:t>
       </w:r>
-      <w:proofErr w:type="spellEnd"/>
       <w:r>
         <w:rPr>
           <w:color w:val="001F5F"/>
@@ -3930,21 +3738,12 @@
         </w:rPr>
         <w:t xml:space="preserve"> </w:t>
       </w:r>
-      <w:proofErr w:type="gramStart"/>
-      <w:r>
-        <w:rPr>
-          <w:color w:val="001F5F"/>
-          <w:spacing w:val="-2"/>
-        </w:rPr>
-        <w:t>Scanner(</w:t>
-      </w:r>
-      <w:proofErr w:type="gramEnd"/>
-      <w:r>
-        <w:rPr>
-          <w:color w:val="001F5F"/>
-          <w:spacing w:val="-2"/>
-        </w:rPr>
-        <w:t>System.</w:t>
+      <w:r>
+        <w:rPr>
+          <w:color w:val="001F5F"/>
+          <w:spacing w:val="-2"/>
+        </w:rPr>
+        <w:t>Scanner(System.</w:t>
       </w:r>
       <w:r>
         <w:rPr>
@@ -3980,14 +3779,12 @@
         <w:spacing w:line="424" w:lineRule="auto"/>
         <w:ind w:left="386" w:right="893"/>
       </w:pPr>
-      <w:proofErr w:type="spellStart"/>
       <w:r>
         <w:rPr>
           <w:color w:val="001F5F"/>
         </w:rPr>
         <w:t>SessionFactory</w:t>
       </w:r>
-      <w:proofErr w:type="spellEnd"/>
       <w:r>
         <w:rPr>
           <w:color w:val="001F5F"/>
@@ -4040,73 +3837,7 @@
         <w:rPr>
           <w:color w:val="001F5F"/>
         </w:rPr>
-        <w:t>Configuration(</w:t>
-      </w:r>
-      <w:proofErr w:type="gramStart"/>
-      <w:r>
-        <w:rPr>
-          <w:color w:val="001F5F"/>
-        </w:rPr>
-        <w:t>).configure</w:t>
-      </w:r>
-      <w:proofErr w:type="gramEnd"/>
-      <w:r>
-        <w:rPr>
-          <w:color w:val="001F5F"/>
-        </w:rPr>
-        <w:t>(</w:t>
-      </w:r>
-      <w:proofErr w:type="gramStart"/>
-      <w:r>
-        <w:rPr>
-          <w:color w:val="001F5F"/>
-        </w:rPr>
-        <w:t>).</w:t>
-      </w:r>
-      <w:proofErr w:type="spellStart"/>
-      <w:r>
-        <w:rPr>
-          <w:color w:val="001F5F"/>
-        </w:rPr>
-        <w:t>buildSessionFactory</w:t>
-      </w:r>
-      <w:proofErr w:type="spellEnd"/>
-      <w:proofErr w:type="gramEnd"/>
-      <w:r>
-        <w:rPr>
-          <w:color w:val="001F5F"/>
-        </w:rPr>
-        <w:t xml:space="preserve">(); Session </w:t>
-      </w:r>
-      <w:proofErr w:type="spellStart"/>
-      <w:r>
-        <w:rPr>
-          <w:color w:val="001F5F"/>
-        </w:rPr>
-        <w:t>session</w:t>
-      </w:r>
-      <w:proofErr w:type="spellEnd"/>
-      <w:r>
-        <w:rPr>
-          <w:color w:val="001F5F"/>
-        </w:rPr>
-        <w:t xml:space="preserve"> = </w:t>
-      </w:r>
-      <w:proofErr w:type="spellStart"/>
-      <w:proofErr w:type="gramStart"/>
-      <w:r>
-        <w:rPr>
-          <w:color w:val="001F5F"/>
-        </w:rPr>
-        <w:t>sf.openSession</w:t>
-      </w:r>
-      <w:proofErr w:type="spellEnd"/>
-      <w:proofErr w:type="gramEnd"/>
-      <w:r>
-        <w:rPr>
-          <w:color w:val="001F5F"/>
-        </w:rPr>
-        <w:t>();</w:t>
+        <w:t>Configuration().configure().buildSessionFactory(); Session session = sf.openSession();</w:t>
       </w:r>
     </w:p>
     <w:p>
@@ -4128,14 +3859,12 @@
         </w:rPr>
         <w:t xml:space="preserve"> </w:t>
       </w:r>
-      <w:proofErr w:type="spellStart"/>
       <w:r>
         <w:rPr>
           <w:color w:val="001F5F"/>
         </w:rPr>
         <w:t>tx</w:t>
       </w:r>
-      <w:proofErr w:type="spellEnd"/>
       <w:r>
         <w:rPr>
           <w:color w:val="001F5F"/>
@@ -4156,23 +3885,12 @@
         </w:rPr>
         <w:t xml:space="preserve"> </w:t>
       </w:r>
-      <w:proofErr w:type="spellStart"/>
-      <w:proofErr w:type="gramStart"/>
-      <w:r>
-        <w:rPr>
-          <w:color w:val="001F5F"/>
-          <w:spacing w:val="-2"/>
-        </w:rPr>
-        <w:t>session.beginTransaction</w:t>
-      </w:r>
-      <w:proofErr w:type="spellEnd"/>
-      <w:proofErr w:type="gramEnd"/>
-      <w:r>
-        <w:rPr>
-          <w:color w:val="001F5F"/>
-          <w:spacing w:val="-2"/>
-        </w:rPr>
-        <w:t>();</w:t>
+      <w:r>
+        <w:rPr>
+          <w:color w:val="001F5F"/>
+          <w:spacing w:val="-2"/>
+        </w:rPr>
+        <w:t>session.beginTransaction();</w:t>
       </w:r>
     </w:p>
     <w:p>
@@ -4192,7 +3910,6 @@
         <w:spacing w:line="427" w:lineRule="auto"/>
         <w:ind w:left="386" w:right="3262"/>
       </w:pPr>
-      <w:proofErr w:type="spellStart"/>
       <w:r>
         <w:rPr>
           <w:color w:val="001F5F"/>
@@ -4211,21 +3928,7 @@
         <w:rPr>
           <w:color w:val="001F5F"/>
         </w:rPr>
-        <w:t>.println</w:t>
-      </w:r>
-      <w:proofErr w:type="spellEnd"/>
-      <w:r>
-        <w:rPr>
-          <w:color w:val="001F5F"/>
-        </w:rPr>
-        <w:t xml:space="preserve">("1 Insert Product"); </w:t>
-      </w:r>
-      <w:proofErr w:type="spellStart"/>
-      <w:r>
-        <w:rPr>
-          <w:color w:val="001F5F"/>
-        </w:rPr>
-        <w:t>System.</w:t>
+        <w:t>.println("1 Insert Product"); System.</w:t>
       </w:r>
       <w:r>
         <w:rPr>
@@ -4239,21 +3942,7 @@
         <w:rPr>
           <w:color w:val="001F5F"/>
         </w:rPr>
-        <w:t>.println</w:t>
-      </w:r>
-      <w:proofErr w:type="spellEnd"/>
-      <w:r>
-        <w:rPr>
-          <w:color w:val="001F5F"/>
-        </w:rPr>
-        <w:t xml:space="preserve">("2 Sort Price Ascending"); </w:t>
-      </w:r>
-      <w:proofErr w:type="spellStart"/>
-      <w:r>
-        <w:rPr>
-          <w:color w:val="001F5F"/>
-        </w:rPr>
-        <w:t>System.</w:t>
+        <w:t>.println("2 Sort Price Ascending"); System.</w:t>
       </w:r>
       <w:r>
         <w:rPr>
@@ -4267,21 +3956,7 @@
         <w:rPr>
           <w:color w:val="001F5F"/>
         </w:rPr>
-        <w:t>.println</w:t>
-      </w:r>
-      <w:proofErr w:type="spellEnd"/>
-      <w:r>
-        <w:rPr>
-          <w:color w:val="001F5F"/>
-        </w:rPr>
-        <w:t xml:space="preserve">("3 Sort Price Descending"); </w:t>
-      </w:r>
-      <w:proofErr w:type="spellStart"/>
-      <w:r>
-        <w:rPr>
-          <w:color w:val="001F5F"/>
-        </w:rPr>
-        <w:t>System.</w:t>
+        <w:t>.println("3 Sort Price Descending"); System.</w:t>
       </w:r>
       <w:r>
         <w:rPr>
@@ -4295,14 +3970,7 @@
         <w:rPr>
           <w:color w:val="001F5F"/>
         </w:rPr>
-        <w:t>.println</w:t>
-      </w:r>
-      <w:proofErr w:type="spellEnd"/>
-      <w:r>
-        <w:rPr>
-          <w:color w:val="001F5F"/>
-        </w:rPr>
-        <w:t>("4</w:t>
+        <w:t>.println("4</w:t>
       </w:r>
       <w:r>
         <w:rPr>
@@ -4354,14 +4022,7 @@
         <w:rPr>
           <w:color w:val="001F5F"/>
         </w:rPr>
-        <w:t xml:space="preserve">First"); </w:t>
-      </w:r>
-      <w:proofErr w:type="spellStart"/>
-      <w:r>
-        <w:rPr>
-          <w:color w:val="001F5F"/>
-        </w:rPr>
-        <w:t>System.</w:t>
+        <w:t>First"); System.</w:t>
       </w:r>
       <w:r>
         <w:rPr>
@@ -4375,21 +4036,7 @@
         <w:rPr>
           <w:color w:val="001F5F"/>
         </w:rPr>
-        <w:t>.println</w:t>
-      </w:r>
-      <w:proofErr w:type="spellEnd"/>
-      <w:r>
-        <w:rPr>
-          <w:color w:val="001F5F"/>
-        </w:rPr>
-        <w:t xml:space="preserve">("5 Pagination"); </w:t>
-      </w:r>
-      <w:proofErr w:type="spellStart"/>
-      <w:r>
-        <w:rPr>
-          <w:color w:val="001F5F"/>
-        </w:rPr>
-        <w:t>System.</w:t>
+        <w:t>.println("5 Pagination"); System.</w:t>
       </w:r>
       <w:r>
         <w:rPr>
@@ -4403,21 +4050,7 @@
         <w:rPr>
           <w:color w:val="001F5F"/>
         </w:rPr>
-        <w:t>.println</w:t>
-      </w:r>
-      <w:proofErr w:type="spellEnd"/>
-      <w:r>
-        <w:rPr>
-          <w:color w:val="001F5F"/>
-        </w:rPr>
-        <w:t xml:space="preserve">("6 Aggregate Functions"); </w:t>
-      </w:r>
-      <w:proofErr w:type="spellStart"/>
-      <w:r>
-        <w:rPr>
-          <w:color w:val="001F5F"/>
-        </w:rPr>
-        <w:t>System.</w:t>
+        <w:t>.println("6 Aggregate Functions"); System.</w:t>
       </w:r>
       <w:r>
         <w:rPr>
@@ -4431,21 +4064,7 @@
         <w:rPr>
           <w:color w:val="001F5F"/>
         </w:rPr>
-        <w:t>.println</w:t>
-      </w:r>
-      <w:proofErr w:type="spellEnd"/>
-      <w:r>
-        <w:rPr>
-          <w:color w:val="001F5F"/>
-        </w:rPr>
-        <w:t xml:space="preserve">("7 Group By Description"); </w:t>
-      </w:r>
-      <w:proofErr w:type="spellStart"/>
-      <w:r>
-        <w:rPr>
-          <w:color w:val="001F5F"/>
-        </w:rPr>
-        <w:t>System.</w:t>
+        <w:t>.println("7 Group By Description"); System.</w:t>
       </w:r>
       <w:r>
         <w:rPr>
@@ -4459,21 +4078,7 @@
         <w:rPr>
           <w:color w:val="001F5F"/>
         </w:rPr>
-        <w:t>.println</w:t>
-      </w:r>
-      <w:proofErr w:type="spellEnd"/>
-      <w:r>
-        <w:rPr>
-          <w:color w:val="001F5F"/>
-        </w:rPr>
-        <w:t xml:space="preserve">("8 Filter Price Range"); </w:t>
-      </w:r>
-      <w:proofErr w:type="spellStart"/>
-      <w:r>
-        <w:rPr>
-          <w:color w:val="001F5F"/>
-        </w:rPr>
-        <w:t>System.</w:t>
+        <w:t>.println("8 Filter Price Range"); System.</w:t>
       </w:r>
       <w:r>
         <w:rPr>
@@ -4487,21 +4092,7 @@
         <w:rPr>
           <w:color w:val="001F5F"/>
         </w:rPr>
-        <w:t>.println</w:t>
-      </w:r>
-      <w:proofErr w:type="spellEnd"/>
-      <w:r>
-        <w:rPr>
-          <w:color w:val="001F5F"/>
-        </w:rPr>
-        <w:t xml:space="preserve">("9 LIKE Operations"); </w:t>
-      </w:r>
-      <w:proofErr w:type="spellStart"/>
-      <w:r>
-        <w:rPr>
-          <w:color w:val="001F5F"/>
-        </w:rPr>
-        <w:t>System.</w:t>
+        <w:t>.println("9 LIKE Operations"); System.</w:t>
       </w:r>
       <w:r>
         <w:rPr>
@@ -4515,14 +4106,7 @@
         <w:rPr>
           <w:color w:val="001F5F"/>
         </w:rPr>
-        <w:t>.println</w:t>
-      </w:r>
-      <w:proofErr w:type="spellEnd"/>
-      <w:r>
-        <w:rPr>
-          <w:color w:val="001F5F"/>
-        </w:rPr>
-        <w:t>("10 Exit");</w:t>
+        <w:t>.println("10 Exit");</w:t>
       </w:r>
     </w:p>
     <w:p>
@@ -4551,19 +4135,11 @@
         </w:rPr>
         <w:t xml:space="preserve"> </w:t>
       </w:r>
-      <w:proofErr w:type="spellStart"/>
-      <w:r>
-        <w:rPr>
-          <w:color w:val="001F5F"/>
-        </w:rPr>
-        <w:t>ch</w:t>
-      </w:r>
-      <w:proofErr w:type="spellEnd"/>
-      <w:r>
-        <w:rPr>
-          <w:color w:val="001F5F"/>
-        </w:rPr>
-        <w:t xml:space="preserve"> =</w:t>
+      <w:r>
+        <w:rPr>
+          <w:color w:val="001F5F"/>
+        </w:rPr>
+        <w:t>ch =</w:t>
       </w:r>
       <w:r>
         <w:rPr>
@@ -4572,23 +4148,12 @@
         </w:rPr>
         <w:t xml:space="preserve"> </w:t>
       </w:r>
-      <w:proofErr w:type="spellStart"/>
-      <w:proofErr w:type="gramStart"/>
-      <w:r>
-        <w:rPr>
-          <w:color w:val="001F5F"/>
-          <w:spacing w:val="-2"/>
-        </w:rPr>
-        <w:t>sc.nextInt</w:t>
-      </w:r>
-      <w:proofErr w:type="spellEnd"/>
-      <w:proofErr w:type="gramEnd"/>
-      <w:r>
-        <w:rPr>
-          <w:color w:val="001F5F"/>
-          <w:spacing w:val="-2"/>
-        </w:rPr>
-        <w:t>();</w:t>
+      <w:r>
+        <w:rPr>
+          <w:color w:val="001F5F"/>
+          <w:spacing w:val="-2"/>
+        </w:rPr>
+        <w:t>sc.nextInt();</w:t>
       </w:r>
     </w:p>
     <w:p>
@@ -4626,21 +4191,7 @@
         <w:rPr>
           <w:color w:val="001F5F"/>
         </w:rPr>
-        <w:t>(</w:t>
-      </w:r>
-      <w:proofErr w:type="spellStart"/>
-      <w:r>
-        <w:rPr>
-          <w:color w:val="001F5F"/>
-        </w:rPr>
-        <w:t>ch</w:t>
-      </w:r>
-      <w:proofErr w:type="spellEnd"/>
-      <w:r>
-        <w:rPr>
-          <w:color w:val="001F5F"/>
-        </w:rPr>
-        <w:t>)</w:t>
+        <w:t>(ch)</w:t>
       </w:r>
       <w:r>
         <w:rPr>
@@ -4701,7 +4252,6 @@
         <w:spacing w:before="201"/>
         <w:ind w:left="773"/>
       </w:pPr>
-      <w:proofErr w:type="spellStart"/>
       <w:r>
         <w:rPr>
           <w:color w:val="001F5F"/>
@@ -4720,14 +4270,7 @@
         <w:rPr>
           <w:color w:val="001F5F"/>
         </w:rPr>
-        <w:t>.print</w:t>
-      </w:r>
-      <w:proofErr w:type="spellEnd"/>
-      <w:r>
-        <w:rPr>
-          <w:color w:val="001F5F"/>
-        </w:rPr>
-        <w:t>("How</w:t>
+        <w:t>.print("How</w:t>
       </w:r>
       <w:r>
         <w:rPr>
@@ -4802,23 +4345,12 @@
         </w:rPr>
         <w:t xml:space="preserve">= </w:t>
       </w:r>
-      <w:proofErr w:type="spellStart"/>
-      <w:proofErr w:type="gramStart"/>
-      <w:r>
-        <w:rPr>
-          <w:color w:val="001F5F"/>
-          <w:spacing w:val="-2"/>
-        </w:rPr>
-        <w:t>sc.nextInt</w:t>
-      </w:r>
-      <w:proofErr w:type="spellEnd"/>
-      <w:proofErr w:type="gramEnd"/>
-      <w:r>
-        <w:rPr>
-          <w:color w:val="001F5F"/>
-          <w:spacing w:val="-2"/>
-        </w:rPr>
-        <w:t>();</w:t>
+      <w:r>
+        <w:rPr>
+          <w:color w:val="001F5F"/>
+          <w:spacing w:val="-2"/>
+        </w:rPr>
+        <w:t>sc.nextInt();</w:t>
       </w:r>
     </w:p>
     <w:p>
@@ -4857,56 +4389,12 @@
         </w:rPr>
         <w:t xml:space="preserve">int </w:t>
       </w:r>
-      <w:proofErr w:type="spellStart"/>
-      <w:r>
-        <w:rPr>
-          <w:color w:val="001F5F"/>
-        </w:rPr>
-        <w:t>i</w:t>
-      </w:r>
-      <w:proofErr w:type="spellEnd"/>
-      <w:r>
-        <w:rPr>
-          <w:color w:val="001F5F"/>
-        </w:rPr>
-        <w:t xml:space="preserve"> = 0; </w:t>
-      </w:r>
-      <w:proofErr w:type="spellStart"/>
-      <w:r>
-        <w:rPr>
-          <w:color w:val="001F5F"/>
-        </w:rPr>
-        <w:t>i</w:t>
-      </w:r>
-      <w:proofErr w:type="spellEnd"/>
-      <w:r>
-        <w:rPr>
-          <w:color w:val="001F5F"/>
-        </w:rPr>
-        <w:t xml:space="preserve"> &lt; n; </w:t>
-      </w:r>
-      <w:proofErr w:type="spellStart"/>
-      <w:r>
-        <w:rPr>
-          <w:color w:val="001F5F"/>
-        </w:rPr>
-        <w:t>i</w:t>
-      </w:r>
-      <w:proofErr w:type="spellEnd"/>
-      <w:r>
-        <w:rPr>
-          <w:color w:val="001F5F"/>
-        </w:rPr>
-        <w:t xml:space="preserve">++) </w:t>
-      </w:r>
-      <w:proofErr w:type="gramStart"/>
-      <w:r>
-        <w:rPr>
-          <w:color w:val="001F5F"/>
-        </w:rPr>
-        <w:t>{ Product</w:t>
-      </w:r>
-      <w:proofErr w:type="gramEnd"/>
+      <w:r>
+        <w:rPr>
+          <w:color w:val="001F5F"/>
+        </w:rPr>
+        <w:t>i = 0; i &lt; n; i++) { Product</w:t>
+      </w:r>
       <w:r>
         <w:rPr>
           <w:color w:val="001F5F"/>
@@ -4955,21 +4443,12 @@
         </w:rPr>
         <w:t xml:space="preserve"> </w:t>
       </w:r>
-      <w:proofErr w:type="gramStart"/>
-      <w:r>
-        <w:rPr>
-          <w:color w:val="001F5F"/>
-          <w:spacing w:val="-2"/>
-        </w:rPr>
-        <w:t>Product(</w:t>
-      </w:r>
-      <w:proofErr w:type="gramEnd"/>
-      <w:r>
-        <w:rPr>
-          <w:color w:val="001F5F"/>
-          <w:spacing w:val="-2"/>
-        </w:rPr>
-        <w:t>);</w:t>
+      <w:r>
+        <w:rPr>
+          <w:color w:val="001F5F"/>
+          <w:spacing w:val="-2"/>
+        </w:rPr>
+        <w:t>Product();</w:t>
       </w:r>
     </w:p>
     <w:p>
@@ -4983,7 +4462,6 @@
         <w:pStyle w:val="BodyText"/>
         <w:ind w:left="967"/>
       </w:pPr>
-      <w:proofErr w:type="spellStart"/>
       <w:r>
         <w:rPr>
           <w:color w:val="001F5F"/>
@@ -5005,15 +4483,7 @@
           <w:color w:val="001F5F"/>
           <w:spacing w:val="-2"/>
         </w:rPr>
-        <w:t>.print</w:t>
-      </w:r>
-      <w:proofErr w:type="spellEnd"/>
-      <w:r>
-        <w:rPr>
-          <w:color w:val="001F5F"/>
-          <w:spacing w:val="-2"/>
-        </w:rPr>
-        <w:t>("Name:</w:t>
+        <w:t>.print("Name:</w:t>
       </w:r>
       <w:r>
         <w:rPr>
@@ -5036,41 +4506,12 @@
         <w:spacing w:before="200"/>
         <w:ind w:left="967"/>
       </w:pPr>
-      <w:proofErr w:type="spellStart"/>
-      <w:proofErr w:type="gramStart"/>
-      <w:r>
-        <w:rPr>
-          <w:color w:val="001F5F"/>
-          <w:spacing w:val="-2"/>
-        </w:rPr>
-        <w:t>p.setName</w:t>
-      </w:r>
-      <w:proofErr w:type="spellEnd"/>
-      <w:proofErr w:type="gramEnd"/>
-      <w:r>
-        <w:rPr>
-          <w:color w:val="001F5F"/>
-          <w:spacing w:val="-2"/>
-        </w:rPr>
-        <w:t>(</w:t>
-      </w:r>
-      <w:proofErr w:type="spellStart"/>
-      <w:proofErr w:type="gramStart"/>
-      <w:r>
-        <w:rPr>
-          <w:color w:val="001F5F"/>
-          <w:spacing w:val="-2"/>
-        </w:rPr>
-        <w:t>sc.next</w:t>
-      </w:r>
-      <w:proofErr w:type="spellEnd"/>
-      <w:proofErr w:type="gramEnd"/>
-      <w:r>
-        <w:rPr>
-          <w:color w:val="001F5F"/>
-          <w:spacing w:val="-2"/>
-        </w:rPr>
-        <w:t>());</w:t>
+      <w:r>
+        <w:rPr>
+          <w:color w:val="001F5F"/>
+          <w:spacing w:val="-2"/>
+        </w:rPr>
+        <w:t>p.setName(sc.next());</w:t>
       </w:r>
     </w:p>
     <w:p>
@@ -5090,7 +4531,6 @@
         <w:spacing w:line="427" w:lineRule="auto"/>
         <w:ind w:left="967" w:right="4857"/>
       </w:pPr>
-      <w:proofErr w:type="spellStart"/>
       <w:r>
         <w:rPr>
           <w:color w:val="001F5F"/>
@@ -5109,14 +4549,7 @@
         <w:rPr>
           <w:color w:val="001F5F"/>
         </w:rPr>
-        <w:t>.print</w:t>
-      </w:r>
-      <w:proofErr w:type="spellEnd"/>
-      <w:r>
-        <w:rPr>
-          <w:color w:val="001F5F"/>
-        </w:rPr>
-        <w:t>("Description:</w:t>
+        <w:t>.print("Description:</w:t>
       </w:r>
       <w:r>
         <w:rPr>
@@ -5131,41 +4564,12 @@
         </w:rPr>
         <w:t xml:space="preserve">"); </w:t>
       </w:r>
-      <w:proofErr w:type="spellStart"/>
-      <w:proofErr w:type="gramStart"/>
-      <w:r>
-        <w:rPr>
-          <w:color w:val="001F5F"/>
-          <w:spacing w:val="-2"/>
-        </w:rPr>
-        <w:t>p.setDescription</w:t>
-      </w:r>
-      <w:proofErr w:type="spellEnd"/>
-      <w:proofErr w:type="gramEnd"/>
-      <w:r>
-        <w:rPr>
-          <w:color w:val="001F5F"/>
-          <w:spacing w:val="-2"/>
-        </w:rPr>
-        <w:t>(</w:t>
-      </w:r>
-      <w:proofErr w:type="spellStart"/>
-      <w:proofErr w:type="gramStart"/>
-      <w:r>
-        <w:rPr>
-          <w:color w:val="001F5F"/>
-          <w:spacing w:val="-2"/>
-        </w:rPr>
-        <w:t>sc.next</w:t>
-      </w:r>
-      <w:proofErr w:type="spellEnd"/>
-      <w:proofErr w:type="gramEnd"/>
-      <w:r>
-        <w:rPr>
-          <w:color w:val="001F5F"/>
-          <w:spacing w:val="-2"/>
-        </w:rPr>
-        <w:t>());</w:t>
+      <w:r>
+        <w:rPr>
+          <w:color w:val="001F5F"/>
+          <w:spacing w:val="-2"/>
+        </w:rPr>
+        <w:t>p.setDescription(sc.next());</w:t>
       </w:r>
     </w:p>
     <w:p>
@@ -5180,7 +4584,6 @@
         <w:spacing w:line="427" w:lineRule="auto"/>
         <w:ind w:left="967" w:right="3262"/>
       </w:pPr>
-      <w:proofErr w:type="spellStart"/>
       <w:r>
         <w:rPr>
           <w:color w:val="001F5F"/>
@@ -5199,50 +4602,14 @@
         <w:rPr>
           <w:color w:val="001F5F"/>
         </w:rPr>
-        <w:t>.print</w:t>
-      </w:r>
-      <w:proofErr w:type="spellEnd"/>
-      <w:r>
-        <w:rPr>
-          <w:color w:val="001F5F"/>
-        </w:rPr>
-        <w:t xml:space="preserve">("Price: "); </w:t>
-      </w:r>
-      <w:proofErr w:type="spellStart"/>
-      <w:proofErr w:type="gramStart"/>
-      <w:r>
-        <w:rPr>
-          <w:color w:val="001F5F"/>
-          <w:spacing w:val="-2"/>
-        </w:rPr>
-        <w:t>p.setPrice</w:t>
-      </w:r>
-      <w:proofErr w:type="spellEnd"/>
-      <w:proofErr w:type="gramEnd"/>
-      <w:r>
-        <w:rPr>
-          <w:color w:val="001F5F"/>
-          <w:spacing w:val="-2"/>
-        </w:rPr>
-        <w:t>(</w:t>
-      </w:r>
-      <w:proofErr w:type="spellStart"/>
-      <w:proofErr w:type="gramStart"/>
-      <w:r>
-        <w:rPr>
-          <w:color w:val="001F5F"/>
-          <w:spacing w:val="-2"/>
-        </w:rPr>
-        <w:t>sc.nextDouble</w:t>
-      </w:r>
-      <w:proofErr w:type="spellEnd"/>
-      <w:proofErr w:type="gramEnd"/>
-      <w:r>
-        <w:rPr>
-          <w:color w:val="001F5F"/>
-          <w:spacing w:val="-2"/>
-        </w:rPr>
-        <w:t>());</w:t>
+        <w:t xml:space="preserve">.print("Price: "); </w:t>
+      </w:r>
+      <w:r>
+        <w:rPr>
+          <w:color w:val="001F5F"/>
+          <w:spacing w:val="-2"/>
+        </w:rPr>
+        <w:t>p.setPrice(sc.nextDouble());</w:t>
       </w:r>
     </w:p>
     <w:p>
@@ -5257,7 +4624,6 @@
         <w:spacing w:line="427" w:lineRule="auto"/>
         <w:ind w:left="967" w:right="5135"/>
       </w:pPr>
-      <w:proofErr w:type="spellStart"/>
       <w:r>
         <w:rPr>
           <w:color w:val="001F5F"/>
@@ -5276,14 +4642,7 @@
         <w:rPr>
           <w:color w:val="001F5F"/>
         </w:rPr>
-        <w:t>.print</w:t>
-      </w:r>
-      <w:proofErr w:type="spellEnd"/>
-      <w:r>
-        <w:rPr>
-          <w:color w:val="001F5F"/>
-        </w:rPr>
-        <w:t>("Quantity:</w:t>
+        <w:t>.print("Quantity:</w:t>
       </w:r>
       <w:r>
         <w:rPr>
@@ -5298,41 +4657,12 @@
         </w:rPr>
         <w:t xml:space="preserve">"); </w:t>
       </w:r>
-      <w:proofErr w:type="spellStart"/>
-      <w:proofErr w:type="gramStart"/>
-      <w:r>
-        <w:rPr>
-          <w:color w:val="001F5F"/>
-          <w:spacing w:val="-2"/>
-        </w:rPr>
-        <w:t>p.setQuantity</w:t>
-      </w:r>
-      <w:proofErr w:type="spellEnd"/>
-      <w:proofErr w:type="gramEnd"/>
-      <w:r>
-        <w:rPr>
-          <w:color w:val="001F5F"/>
-          <w:spacing w:val="-2"/>
-        </w:rPr>
-        <w:t>(</w:t>
-      </w:r>
-      <w:proofErr w:type="spellStart"/>
-      <w:proofErr w:type="gramStart"/>
-      <w:r>
-        <w:rPr>
-          <w:color w:val="001F5F"/>
-          <w:spacing w:val="-2"/>
-        </w:rPr>
-        <w:t>sc.nextInt</w:t>
-      </w:r>
-      <w:proofErr w:type="spellEnd"/>
-      <w:proofErr w:type="gramEnd"/>
-      <w:r>
-        <w:rPr>
-          <w:color w:val="001F5F"/>
-          <w:spacing w:val="-2"/>
-        </w:rPr>
-        <w:t>());</w:t>
+      <w:r>
+        <w:rPr>
+          <w:color w:val="001F5F"/>
+          <w:spacing w:val="-2"/>
+        </w:rPr>
+        <w:t>p.setQuantity(sc.nextInt());</w:t>
       </w:r>
     </w:p>
     <w:p>
@@ -5346,23 +4676,12 @@
         <w:pStyle w:val="BodyText"/>
         <w:ind w:left="967"/>
       </w:pPr>
-      <w:proofErr w:type="spellStart"/>
-      <w:proofErr w:type="gramStart"/>
-      <w:r>
-        <w:rPr>
-          <w:color w:val="001F5F"/>
-          <w:spacing w:val="-2"/>
-        </w:rPr>
-        <w:t>session.save</w:t>
-      </w:r>
-      <w:proofErr w:type="spellEnd"/>
-      <w:proofErr w:type="gramEnd"/>
-      <w:r>
-        <w:rPr>
-          <w:color w:val="001F5F"/>
-          <w:spacing w:val="-2"/>
-        </w:rPr>
-        <w:t>(p);</w:t>
+      <w:r>
+        <w:rPr>
+          <w:color w:val="001F5F"/>
+          <w:spacing w:val="-2"/>
+        </w:rPr>
+        <w:t>session.save(p);</w:t>
       </w:r>
     </w:p>
     <w:p>
@@ -5384,25 +4703,13 @@
         <w:spacing w:before="200" w:line="427" w:lineRule="auto"/>
         <w:ind w:left="773" w:right="4339"/>
       </w:pPr>
-      <w:proofErr w:type="spellStart"/>
-      <w:proofErr w:type="gramStart"/>
-      <w:r>
-        <w:rPr>
-          <w:color w:val="001F5F"/>
-          <w:spacing w:val="-2"/>
-        </w:rPr>
-        <w:t>tx.commit</w:t>
-      </w:r>
-      <w:proofErr w:type="spellEnd"/>
-      <w:proofErr w:type="gramEnd"/>
-      <w:r>
-        <w:rPr>
-          <w:color w:val="001F5F"/>
-          <w:spacing w:val="-2"/>
-        </w:rPr>
-        <w:t xml:space="preserve">(); </w:t>
-      </w:r>
-      <w:proofErr w:type="spellStart"/>
+      <w:r>
+        <w:rPr>
+          <w:color w:val="001F5F"/>
+          <w:spacing w:val="-2"/>
+        </w:rPr>
+        <w:t xml:space="preserve">tx.commit(); </w:t>
+      </w:r>
       <w:r>
         <w:rPr>
           <w:color w:val="001F5F"/>
@@ -5421,14 +4728,7 @@
         <w:rPr>
           <w:color w:val="001F5F"/>
         </w:rPr>
-        <w:t>.println</w:t>
-      </w:r>
-      <w:proofErr w:type="spellEnd"/>
-      <w:r>
-        <w:rPr>
-          <w:color w:val="001F5F"/>
-        </w:rPr>
-        <w:t>("Products</w:t>
+        <w:t>.println("Products</w:t>
       </w:r>
       <w:r>
         <w:rPr>
@@ -5518,14 +4818,12 @@
         </w:rPr>
         <w:t xml:space="preserve"> </w:t>
       </w:r>
-      <w:proofErr w:type="spellStart"/>
       <w:r>
         <w:rPr>
           <w:color w:val="001F5F"/>
         </w:rPr>
         <w:t>asc</w:t>
       </w:r>
-      <w:proofErr w:type="spellEnd"/>
       <w:r>
         <w:rPr>
           <w:color w:val="001F5F"/>
@@ -5547,21 +4845,11 @@
         <w:spacing w:before="200" w:line="424" w:lineRule="auto"/>
         <w:ind w:left="773" w:firstLine="388"/>
       </w:pPr>
-      <w:proofErr w:type="spellStart"/>
-      <w:proofErr w:type="gramStart"/>
-      <w:r>
-        <w:rPr>
-          <w:color w:val="001F5F"/>
-        </w:rPr>
-        <w:t>session.createQuery</w:t>
-      </w:r>
-      <w:proofErr w:type="spellEnd"/>
-      <w:proofErr w:type="gramEnd"/>
-      <w:r>
-        <w:rPr>
-          <w:color w:val="001F5F"/>
-        </w:rPr>
-        <w:t>("from</w:t>
+      <w:r>
+        <w:rPr>
+          <w:color w:val="001F5F"/>
+        </w:rPr>
+        <w:t>session.createQuery("from</w:t>
       </w:r>
       <w:r>
         <w:rPr>
@@ -5622,19 +4910,11 @@
         </w:rPr>
         <w:t xml:space="preserve"> </w:t>
       </w:r>
-      <w:proofErr w:type="spellStart"/>
-      <w:r>
-        <w:rPr>
-          <w:color w:val="001F5F"/>
-        </w:rPr>
-        <w:t>asc</w:t>
-      </w:r>
-      <w:proofErr w:type="spellEnd"/>
-      <w:r>
-        <w:rPr>
-          <w:color w:val="001F5F"/>
-        </w:rPr>
-        <w:t>",</w:t>
+      <w:r>
+        <w:rPr>
+          <w:color w:val="001F5F"/>
+        </w:rPr>
+        <w:t>asc",</w:t>
       </w:r>
       <w:r>
         <w:rPr>
@@ -5643,7 +4923,6 @@
         </w:rPr>
         <w:t xml:space="preserve"> </w:t>
       </w:r>
-      <w:proofErr w:type="spellStart"/>
       <w:r>
         <w:rPr>
           <w:color w:val="001F5F"/>
@@ -5657,36 +4936,11 @@
         </w:rPr>
         <w:t>class</w:t>
       </w:r>
-      <w:proofErr w:type="spellEnd"/>
-      <w:proofErr w:type="gramStart"/>
-      <w:r>
-        <w:rPr>
-          <w:color w:val="001F5F"/>
-        </w:rPr>
-        <w:t>).list</w:t>
-      </w:r>
-      <w:proofErr w:type="gramEnd"/>
-      <w:r>
-        <w:rPr>
-          <w:color w:val="001F5F"/>
-        </w:rPr>
-        <w:t xml:space="preserve">(); </w:t>
-      </w:r>
-      <w:proofErr w:type="spellStart"/>
-      <w:proofErr w:type="gramStart"/>
-      <w:r>
-        <w:rPr>
-          <w:color w:val="001F5F"/>
-        </w:rPr>
-        <w:t>asc.forEach</w:t>
-      </w:r>
-      <w:proofErr w:type="spellEnd"/>
-      <w:proofErr w:type="gramEnd"/>
-      <w:r>
-        <w:rPr>
-          <w:color w:val="001F5F"/>
-        </w:rPr>
-        <w:t>(p -&gt;</w:t>
+      <w:r>
+        <w:rPr>
+          <w:color w:val="001F5F"/>
+        </w:rPr>
+        <w:t>).list(); asc.forEach(p -&gt;</w:t>
       </w:r>
     </w:p>
     <w:p>
@@ -5695,7 +4949,6 @@
         <w:spacing w:before="2"/>
         <w:ind w:left="1161"/>
       </w:pPr>
-      <w:proofErr w:type="spellStart"/>
       <w:r>
         <w:rPr>
           <w:color w:val="001F5F"/>
@@ -5714,30 +4967,7 @@
         <w:rPr>
           <w:color w:val="001F5F"/>
         </w:rPr>
-        <w:t>.println</w:t>
-      </w:r>
-      <w:proofErr w:type="spellEnd"/>
-      <w:r>
-        <w:rPr>
-          <w:color w:val="001F5F"/>
-        </w:rPr>
-        <w:t>(</w:t>
-      </w:r>
-      <w:proofErr w:type="spellStart"/>
-      <w:proofErr w:type="gramStart"/>
-      <w:r>
-        <w:rPr>
-          <w:color w:val="001F5F"/>
-        </w:rPr>
-        <w:t>p.getName</w:t>
-      </w:r>
-      <w:proofErr w:type="spellEnd"/>
-      <w:proofErr w:type="gramEnd"/>
-      <w:r>
-        <w:rPr>
-          <w:color w:val="001F5F"/>
-        </w:rPr>
-        <w:t>()</w:t>
+        <w:t>.println(p.getName()</w:t>
       </w:r>
       <w:r>
         <w:rPr>
@@ -5798,23 +5028,12 @@
         </w:rPr>
         <w:t xml:space="preserve"> </w:t>
       </w:r>
-      <w:proofErr w:type="spellStart"/>
-      <w:proofErr w:type="gramStart"/>
-      <w:r>
-        <w:rPr>
-          <w:color w:val="001F5F"/>
-          <w:spacing w:val="-2"/>
-        </w:rPr>
-        <w:t>p.getPrice</w:t>
-      </w:r>
-      <w:proofErr w:type="spellEnd"/>
-      <w:proofErr w:type="gramEnd"/>
-      <w:r>
-        <w:rPr>
-          <w:color w:val="001F5F"/>
-          <w:spacing w:val="-2"/>
-        </w:rPr>
-        <w:t>()));</w:t>
+      <w:r>
+        <w:rPr>
+          <w:color w:val="001F5F"/>
+          <w:spacing w:val="-2"/>
+        </w:rPr>
+        <w:t>p.getPrice()));</w:t>
       </w:r>
     </w:p>
     <w:p>
@@ -5925,21 +5144,11 @@
         <w:spacing w:before="200" w:line="427" w:lineRule="auto"/>
         <w:ind w:left="773" w:firstLine="388"/>
       </w:pPr>
-      <w:proofErr w:type="spellStart"/>
-      <w:proofErr w:type="gramStart"/>
-      <w:r>
-        <w:rPr>
-          <w:color w:val="001F5F"/>
-        </w:rPr>
-        <w:t>session.createQuery</w:t>
-      </w:r>
-      <w:proofErr w:type="spellEnd"/>
-      <w:proofErr w:type="gramEnd"/>
-      <w:r>
-        <w:rPr>
-          <w:color w:val="001F5F"/>
-        </w:rPr>
-        <w:t>("from</w:t>
+      <w:r>
+        <w:rPr>
+          <w:color w:val="001F5F"/>
+        </w:rPr>
+        <w:t>session.createQuery("from</w:t>
       </w:r>
       <w:r>
         <w:rPr>
@@ -6013,7 +5222,6 @@
         </w:rPr>
         <w:t xml:space="preserve"> </w:t>
       </w:r>
-      <w:proofErr w:type="spellStart"/>
       <w:r>
         <w:rPr>
           <w:color w:val="001F5F"/>
@@ -6027,36 +5235,11 @@
         </w:rPr>
         <w:t>class</w:t>
       </w:r>
-      <w:proofErr w:type="spellEnd"/>
-      <w:proofErr w:type="gramStart"/>
-      <w:r>
-        <w:rPr>
-          <w:color w:val="001F5F"/>
-        </w:rPr>
-        <w:t>).list</w:t>
-      </w:r>
-      <w:proofErr w:type="gramEnd"/>
-      <w:r>
-        <w:rPr>
-          <w:color w:val="001F5F"/>
-        </w:rPr>
-        <w:t xml:space="preserve">(); </w:t>
-      </w:r>
-      <w:proofErr w:type="spellStart"/>
-      <w:proofErr w:type="gramStart"/>
-      <w:r>
-        <w:rPr>
-          <w:color w:val="001F5F"/>
-        </w:rPr>
-        <w:t>desc.forEach</w:t>
-      </w:r>
-      <w:proofErr w:type="spellEnd"/>
-      <w:proofErr w:type="gramEnd"/>
-      <w:r>
-        <w:rPr>
-          <w:color w:val="001F5F"/>
-        </w:rPr>
-        <w:t>(p -&gt;</w:t>
+      <w:r>
+        <w:rPr>
+          <w:color w:val="001F5F"/>
+        </w:rPr>
+        <w:t>).list(); desc.forEach(p -&gt;</w:t>
       </w:r>
     </w:p>
     <w:p>
@@ -6065,7 +5248,6 @@
         <w:spacing w:line="257" w:lineRule="exact"/>
         <w:ind w:left="1161"/>
       </w:pPr>
-      <w:proofErr w:type="spellStart"/>
       <w:r>
         <w:rPr>
           <w:color w:val="001F5F"/>
@@ -6084,30 +5266,7 @@
         <w:rPr>
           <w:color w:val="001F5F"/>
         </w:rPr>
-        <w:t>.println</w:t>
-      </w:r>
-      <w:proofErr w:type="spellEnd"/>
-      <w:r>
-        <w:rPr>
-          <w:color w:val="001F5F"/>
-        </w:rPr>
-        <w:t>(</w:t>
-      </w:r>
-      <w:proofErr w:type="spellStart"/>
-      <w:proofErr w:type="gramStart"/>
-      <w:r>
-        <w:rPr>
-          <w:color w:val="001F5F"/>
-        </w:rPr>
-        <w:t>p.getName</w:t>
-      </w:r>
-      <w:proofErr w:type="spellEnd"/>
-      <w:proofErr w:type="gramEnd"/>
-      <w:r>
-        <w:rPr>
-          <w:color w:val="001F5F"/>
-        </w:rPr>
-        <w:t>()</w:t>
+        <w:t>.println(p.getName()</w:t>
       </w:r>
       <w:r>
         <w:rPr>
@@ -6168,23 +5327,12 @@
         </w:rPr>
         <w:t xml:space="preserve"> </w:t>
       </w:r>
-      <w:proofErr w:type="spellStart"/>
-      <w:proofErr w:type="gramStart"/>
-      <w:r>
-        <w:rPr>
-          <w:color w:val="001F5F"/>
-          <w:spacing w:val="-2"/>
-        </w:rPr>
-        <w:t>p.getPrice</w:t>
-      </w:r>
-      <w:proofErr w:type="spellEnd"/>
-      <w:proofErr w:type="gramEnd"/>
-      <w:r>
-        <w:rPr>
-          <w:color w:val="001F5F"/>
-          <w:spacing w:val="-2"/>
-        </w:rPr>
-        <w:t>()));</w:t>
+      <w:r>
+        <w:rPr>
+          <w:color w:val="001F5F"/>
+          <w:spacing w:val="-2"/>
+        </w:rPr>
+        <w:t>p.getPrice()));</w:t>
       </w:r>
     </w:p>
     <w:p>
@@ -6301,23 +5449,12 @@
         <w:spacing w:before="198"/>
         <w:ind w:right="356" w:firstLine="1161"/>
       </w:pPr>
-      <w:proofErr w:type="spellStart"/>
-      <w:proofErr w:type="gramStart"/>
-      <w:r>
-        <w:rPr>
-          <w:color w:val="001F5F"/>
-          <w:spacing w:val="-2"/>
-        </w:rPr>
-        <w:t>session.createQuery</w:t>
-      </w:r>
-      <w:proofErr w:type="spellEnd"/>
-      <w:proofErr w:type="gramEnd"/>
-      <w:r>
-        <w:rPr>
-          <w:color w:val="001F5F"/>
-          <w:spacing w:val="-2"/>
-        </w:rPr>
-        <w:t>("from</w:t>
+      <w:r>
+        <w:rPr>
+          <w:color w:val="001F5F"/>
+          <w:spacing w:val="-2"/>
+        </w:rPr>
+        <w:t>session.createQuery("from</w:t>
       </w:r>
       <w:r>
         <w:rPr>
@@ -6382,15 +5519,7 @@
           <w:color w:val="001F5F"/>
           <w:spacing w:val="-2"/>
         </w:rPr>
-        <w:t xml:space="preserve">desc", </w:t>
-      </w:r>
-      <w:proofErr w:type="spellStart"/>
-      <w:r>
-        <w:rPr>
-          <w:color w:val="001F5F"/>
-          <w:spacing w:val="-2"/>
-        </w:rPr>
-        <w:t>Product.</w:t>
+        <w:t>desc", Product.</w:t>
       </w:r>
       <w:r>
         <w:rPr>
@@ -6400,22 +5529,12 @@
         </w:rPr>
         <w:t>class</w:t>
       </w:r>
-      <w:proofErr w:type="spellEnd"/>
-      <w:proofErr w:type="gramStart"/>
-      <w:r>
-        <w:rPr>
-          <w:color w:val="001F5F"/>
-          <w:spacing w:val="-2"/>
-        </w:rPr>
-        <w:t>).list</w:t>
-      </w:r>
-      <w:proofErr w:type="gramEnd"/>
-      <w:r>
-        <w:rPr>
-          <w:color w:val="001F5F"/>
-          <w:spacing w:val="-2"/>
-        </w:rPr>
-        <w:t>();</w:t>
+      <w:r>
+        <w:rPr>
+          <w:color w:val="001F5F"/>
+          <w:spacing w:val="-2"/>
+        </w:rPr>
+        <w:t>).list();</w:t>
       </w:r>
     </w:p>
     <w:p>
@@ -6424,21 +5543,11 @@
         <w:spacing w:before="202"/>
         <w:ind w:left="773"/>
       </w:pPr>
-      <w:proofErr w:type="spellStart"/>
-      <w:proofErr w:type="gramStart"/>
-      <w:r>
-        <w:rPr>
-          <w:color w:val="001F5F"/>
-        </w:rPr>
-        <w:t>qty.forEach</w:t>
-      </w:r>
-      <w:proofErr w:type="spellEnd"/>
-      <w:proofErr w:type="gramEnd"/>
-      <w:r>
-        <w:rPr>
-          <w:color w:val="001F5F"/>
-        </w:rPr>
-        <w:t>(p</w:t>
+      <w:r>
+        <w:rPr>
+          <w:color w:val="001F5F"/>
+        </w:rPr>
+        <w:t>qty.forEach(p</w:t>
       </w:r>
       <w:r>
         <w:rPr>
@@ -6467,7 +5576,6 @@
         <w:spacing w:before="201"/>
         <w:ind w:left="1161"/>
       </w:pPr>
-      <w:proofErr w:type="spellStart"/>
       <w:r>
         <w:rPr>
           <w:color w:val="001F5F"/>
@@ -6486,30 +5594,7 @@
         <w:rPr>
           <w:color w:val="001F5F"/>
         </w:rPr>
-        <w:t>.println</w:t>
-      </w:r>
-      <w:proofErr w:type="spellEnd"/>
-      <w:r>
-        <w:rPr>
-          <w:color w:val="001F5F"/>
-        </w:rPr>
-        <w:t>(</w:t>
-      </w:r>
-      <w:proofErr w:type="spellStart"/>
-      <w:proofErr w:type="gramStart"/>
-      <w:r>
-        <w:rPr>
-          <w:color w:val="001F5F"/>
-        </w:rPr>
-        <w:t>p.getName</w:t>
-      </w:r>
-      <w:proofErr w:type="spellEnd"/>
-      <w:proofErr w:type="gramEnd"/>
-      <w:r>
-        <w:rPr>
-          <w:color w:val="001F5F"/>
-        </w:rPr>
-        <w:t>()</w:t>
+        <w:t>.println(p.getName()</w:t>
       </w:r>
       <w:r>
         <w:rPr>
@@ -6570,23 +5655,12 @@
         </w:rPr>
         <w:t xml:space="preserve"> </w:t>
       </w:r>
-      <w:proofErr w:type="spellStart"/>
-      <w:proofErr w:type="gramStart"/>
-      <w:r>
-        <w:rPr>
-          <w:color w:val="001F5F"/>
-          <w:spacing w:val="-2"/>
-        </w:rPr>
-        <w:t>p.getQuantity</w:t>
-      </w:r>
-      <w:proofErr w:type="spellEnd"/>
-      <w:proofErr w:type="gramEnd"/>
-      <w:r>
-        <w:rPr>
-          <w:color w:val="001F5F"/>
-          <w:spacing w:val="-2"/>
-        </w:rPr>
-        <w:t>()));</w:t>
+      <w:r>
+        <w:rPr>
+          <w:color w:val="001F5F"/>
+          <w:spacing w:val="-2"/>
+        </w:rPr>
+        <w:t>p.getQuantity()));</w:t>
       </w:r>
     </w:p>
     <w:p>
@@ -6697,21 +5771,11 @@
         </w:rPr>
         <w:t xml:space="preserve"> </w:t>
       </w:r>
-      <w:proofErr w:type="spellStart"/>
-      <w:proofErr w:type="gramStart"/>
-      <w:r>
-        <w:rPr>
-          <w:color w:val="001F5F"/>
-        </w:rPr>
-        <w:t>session.createQuery</w:t>
-      </w:r>
-      <w:proofErr w:type="spellEnd"/>
-      <w:proofErr w:type="gramEnd"/>
-      <w:r>
-        <w:rPr>
-          <w:color w:val="001F5F"/>
-        </w:rPr>
-        <w:t>("from</w:t>
+      <w:r>
+        <w:rPr>
+          <w:color w:val="001F5F"/>
+        </w:rPr>
+        <w:t>session.createQuery("from</w:t>
       </w:r>
       <w:r>
         <w:rPr>
@@ -6726,8 +5790,6 @@
         </w:rPr>
         <w:t xml:space="preserve">Product"); </w:t>
       </w:r>
-      <w:proofErr w:type="spellStart"/>
-      <w:proofErr w:type="gramStart"/>
       <w:r>
         <w:rPr>
           <w:color w:val="001F5F"/>
@@ -6743,8 +5805,6 @@
         </w:rPr>
         <w:t>setFirstResult</w:t>
       </w:r>
-      <w:proofErr w:type="spellEnd"/>
-      <w:proofErr w:type="gramEnd"/>
       <w:r>
         <w:rPr>
           <w:color w:val="001F5F"/>
@@ -6759,8 +5819,6 @@
         <w:spacing w:line="424" w:lineRule="auto"/>
         <w:ind w:left="773" w:right="4339"/>
       </w:pPr>
-      <w:proofErr w:type="spellStart"/>
-      <w:proofErr w:type="gramStart"/>
       <w:r>
         <w:rPr>
           <w:color w:val="001F5F"/>
@@ -6776,8 +5834,6 @@
         </w:rPr>
         <w:t>setMaxResults</w:t>
       </w:r>
-      <w:proofErr w:type="spellEnd"/>
-      <w:proofErr w:type="gramEnd"/>
       <w:r>
         <w:rPr>
           <w:color w:val="001F5F"/>
@@ -6785,7 +5841,6 @@
         </w:rPr>
         <w:t xml:space="preserve">(3); </w:t>
       </w:r>
-      <w:proofErr w:type="spellStart"/>
       <w:r>
         <w:rPr>
           <w:color w:val="001F5F"/>
@@ -6804,14 +5859,7 @@
         <w:rPr>
           <w:color w:val="001F5F"/>
         </w:rPr>
-        <w:t>.println</w:t>
-      </w:r>
-      <w:proofErr w:type="spellEnd"/>
-      <w:r>
-        <w:rPr>
-          <w:color w:val="001F5F"/>
-        </w:rPr>
-        <w:t>("First</w:t>
+        <w:t>.println("First</w:t>
       </w:r>
       <w:r>
         <w:rPr>
@@ -6839,101 +5887,31 @@
         </w:rPr>
         <w:t xml:space="preserve">Products"); </w:t>
       </w:r>
-      <w:proofErr w:type="spellStart"/>
-      <w:proofErr w:type="gramStart"/>
       <w:r>
         <w:rPr>
           <w:color w:val="001F5F"/>
           <w:spacing w:val="-2"/>
           <w:u w:val="single" w:color="001F5F"/>
         </w:rPr>
-        <w:t>q.list</w:t>
-      </w:r>
-      <w:proofErr w:type="spellEnd"/>
-      <w:proofErr w:type="gramEnd"/>
-      <w:r>
-        <w:rPr>
+        <w:t>q.list().forEach(System.</w:t>
+      </w:r>
+      <w:r>
+        <w:rPr>
+          <w:b/>
+          <w:i/>
           <w:color w:val="001F5F"/>
           <w:spacing w:val="-2"/>
           <w:u w:val="single" w:color="001F5F"/>
         </w:rPr>
-        <w:t>(</w:t>
-      </w:r>
-      <w:proofErr w:type="gramStart"/>
+        <w:t>out</w:t>
+      </w:r>
       <w:r>
         <w:rPr>
           <w:color w:val="001F5F"/>
           <w:spacing w:val="-2"/>
           <w:u w:val="single" w:color="001F5F"/>
         </w:rPr>
-        <w:t>).</w:t>
-      </w:r>
-      <w:proofErr w:type="spellStart"/>
-      <w:r>
-        <w:rPr>
-          <w:color w:val="001F5F"/>
-          <w:spacing w:val="-2"/>
-          <w:u w:val="single" w:color="001F5F"/>
-        </w:rPr>
-        <w:t>forEach</w:t>
-      </w:r>
-      <w:proofErr w:type="spellEnd"/>
-      <w:proofErr w:type="gramEnd"/>
-      <w:r>
-        <w:rPr>
-          <w:color w:val="001F5F"/>
-          <w:spacing w:val="-2"/>
-          <w:u w:val="single" w:color="001F5F"/>
-        </w:rPr>
-        <w:t>(</w:t>
-      </w:r>
-      <w:proofErr w:type="spellStart"/>
-      <w:proofErr w:type="gramStart"/>
-      <w:r>
-        <w:rPr>
-          <w:color w:val="001F5F"/>
-          <w:spacing w:val="-2"/>
-          <w:u w:val="single" w:color="001F5F"/>
-        </w:rPr>
-        <w:t>System.</w:t>
-      </w:r>
-      <w:r>
-        <w:rPr>
-          <w:b/>
-          <w:i/>
-          <w:color w:val="001F5F"/>
-          <w:spacing w:val="-2"/>
-          <w:u w:val="single" w:color="001F5F"/>
-        </w:rPr>
-        <w:t>out</w:t>
-      </w:r>
-      <w:proofErr w:type="spellEnd"/>
-      <w:r>
-        <w:rPr>
-          <w:color w:val="001F5F"/>
-          <w:spacing w:val="-2"/>
-          <w:u w:val="single" w:color="001F5F"/>
-        </w:rPr>
-        <w:t>::</w:t>
-      </w:r>
-      <w:proofErr w:type="spellStart"/>
-      <w:proofErr w:type="gramEnd"/>
-      <w:r>
-        <w:rPr>
-          <w:color w:val="001F5F"/>
-          <w:spacing w:val="-2"/>
-          <w:u w:val="single" w:color="001F5F"/>
-        </w:rPr>
-        <w:t>println</w:t>
-      </w:r>
-      <w:proofErr w:type="spellEnd"/>
-      <w:r>
-        <w:rPr>
-          <w:color w:val="001F5F"/>
-          <w:spacing w:val="-2"/>
-          <w:u w:val="single" w:color="001F5F"/>
-        </w:rPr>
-        <w:t>)</w:t>
+        <w:t>::println)</w:t>
       </w:r>
       <w:r>
         <w:rPr>
@@ -6960,8 +5938,6 @@
         <w:spacing w:before="82" w:line="424" w:lineRule="auto"/>
         <w:ind w:left="773" w:right="4568"/>
       </w:pPr>
-      <w:proofErr w:type="spellStart"/>
-      <w:proofErr w:type="gramStart"/>
       <w:r>
         <w:rPr>
           <w:color w:val="001F5F"/>
@@ -6978,8 +5954,6 @@
         </w:rPr>
         <w:t>setFirstResult</w:t>
       </w:r>
-      <w:proofErr w:type="spellEnd"/>
-      <w:proofErr w:type="gramEnd"/>
       <w:r>
         <w:rPr>
           <w:color w:val="001F5F"/>
@@ -6994,8 +5968,6 @@
         </w:rPr>
         <w:t xml:space="preserve"> </w:t>
       </w:r>
-      <w:proofErr w:type="spellStart"/>
-      <w:proofErr w:type="gramStart"/>
       <w:r>
         <w:rPr>
           <w:color w:val="001F5F"/>
@@ -7011,8 +5983,6 @@
         </w:rPr>
         <w:t>setMaxResults</w:t>
       </w:r>
-      <w:proofErr w:type="spellEnd"/>
-      <w:proofErr w:type="gramEnd"/>
       <w:r>
         <w:rPr>
           <w:color w:val="001F5F"/>
@@ -7020,7 +5990,6 @@
         </w:rPr>
         <w:t xml:space="preserve">(3); </w:t>
       </w:r>
-      <w:proofErr w:type="spellStart"/>
       <w:r>
         <w:rPr>
           <w:color w:val="001F5F"/>
@@ -7039,14 +6008,7 @@
         <w:rPr>
           <w:color w:val="001F5F"/>
         </w:rPr>
-        <w:t>.println</w:t>
-      </w:r>
-      <w:proofErr w:type="spellEnd"/>
-      <w:r>
-        <w:rPr>
-          <w:color w:val="001F5F"/>
-        </w:rPr>
-        <w:t>("Next</w:t>
+        <w:t>.println("Next</w:t>
       </w:r>
       <w:r>
         <w:rPr>
@@ -7074,101 +6036,31 @@
         </w:rPr>
         <w:t xml:space="preserve">Products"); </w:t>
       </w:r>
-      <w:proofErr w:type="spellStart"/>
-      <w:proofErr w:type="gramStart"/>
       <w:r>
         <w:rPr>
           <w:color w:val="001F5F"/>
           <w:spacing w:val="-2"/>
           <w:u w:val="single" w:color="001F5F"/>
         </w:rPr>
-        <w:t>q.list</w:t>
-      </w:r>
-      <w:proofErr w:type="spellEnd"/>
-      <w:proofErr w:type="gramEnd"/>
-      <w:r>
-        <w:rPr>
+        <w:t>q.list().forEach(System.</w:t>
+      </w:r>
+      <w:r>
+        <w:rPr>
+          <w:b/>
+          <w:i/>
           <w:color w:val="001F5F"/>
           <w:spacing w:val="-2"/>
           <w:u w:val="single" w:color="001F5F"/>
         </w:rPr>
-        <w:t>(</w:t>
-      </w:r>
-      <w:proofErr w:type="gramStart"/>
+        <w:t>out</w:t>
+      </w:r>
       <w:r>
         <w:rPr>
           <w:color w:val="001F5F"/>
           <w:spacing w:val="-2"/>
           <w:u w:val="single" w:color="001F5F"/>
         </w:rPr>
-        <w:t>).</w:t>
-      </w:r>
-      <w:proofErr w:type="spellStart"/>
-      <w:r>
-        <w:rPr>
-          <w:color w:val="001F5F"/>
-          <w:spacing w:val="-2"/>
-          <w:u w:val="single" w:color="001F5F"/>
-        </w:rPr>
-        <w:t>forEach</w:t>
-      </w:r>
-      <w:proofErr w:type="spellEnd"/>
-      <w:proofErr w:type="gramEnd"/>
-      <w:r>
-        <w:rPr>
-          <w:color w:val="001F5F"/>
-          <w:spacing w:val="-2"/>
-          <w:u w:val="single" w:color="001F5F"/>
-        </w:rPr>
-        <w:t>(</w:t>
-      </w:r>
-      <w:proofErr w:type="spellStart"/>
-      <w:proofErr w:type="gramStart"/>
-      <w:r>
-        <w:rPr>
-          <w:color w:val="001F5F"/>
-          <w:spacing w:val="-2"/>
-          <w:u w:val="single" w:color="001F5F"/>
-        </w:rPr>
-        <w:t>System.</w:t>
-      </w:r>
-      <w:r>
-        <w:rPr>
-          <w:b/>
-          <w:i/>
-          <w:color w:val="001F5F"/>
-          <w:spacing w:val="-2"/>
-          <w:u w:val="single" w:color="001F5F"/>
-        </w:rPr>
-        <w:t>out</w:t>
-      </w:r>
-      <w:proofErr w:type="spellEnd"/>
-      <w:r>
-        <w:rPr>
-          <w:color w:val="001F5F"/>
-          <w:spacing w:val="-2"/>
-          <w:u w:val="single" w:color="001F5F"/>
-        </w:rPr>
-        <w:t>::</w:t>
-      </w:r>
-      <w:proofErr w:type="spellStart"/>
-      <w:proofErr w:type="gramEnd"/>
-      <w:r>
-        <w:rPr>
-          <w:color w:val="001F5F"/>
-          <w:spacing w:val="-2"/>
-          <w:u w:val="single" w:color="001F5F"/>
-        </w:rPr>
-        <w:t>println</w:t>
-      </w:r>
-      <w:proofErr w:type="spellEnd"/>
-      <w:r>
-        <w:rPr>
-          <w:color w:val="001F5F"/>
-          <w:spacing w:val="-2"/>
-          <w:u w:val="single" w:color="001F5F"/>
-        </w:rPr>
-        <w:t>)</w:t>
+        <w:t>::println)</w:t>
       </w:r>
       <w:r>
         <w:rPr>
@@ -7286,21 +6178,11 @@
         </w:rPr>
         <w:t xml:space="preserve"> </w:t>
       </w:r>
-      <w:proofErr w:type="spellStart"/>
-      <w:proofErr w:type="gramStart"/>
-      <w:r>
-        <w:rPr>
-          <w:color w:val="001F5F"/>
-        </w:rPr>
-        <w:t>session.createQuery</w:t>
-      </w:r>
-      <w:proofErr w:type="spellEnd"/>
-      <w:proofErr w:type="gramEnd"/>
-      <w:r>
-        <w:rPr>
-          <w:color w:val="001F5F"/>
-        </w:rPr>
-        <w:t>("select</w:t>
+      <w:r>
+        <w:rPr>
+          <w:color w:val="001F5F"/>
+        </w:rPr>
+        <w:t>session.createQuery("select</w:t>
       </w:r>
       <w:r>
         <w:rPr>
@@ -7309,19 +6191,11 @@
         </w:rPr>
         <w:t xml:space="preserve"> </w:t>
       </w:r>
-      <w:proofErr w:type="gramStart"/>
-      <w:r>
-        <w:rPr>
-          <w:color w:val="001F5F"/>
-        </w:rPr>
-        <w:t>count(</w:t>
-      </w:r>
-      <w:proofErr w:type="gramEnd"/>
-      <w:r>
-        <w:rPr>
-          <w:color w:val="001F5F"/>
-        </w:rPr>
-        <w:t>*)</w:t>
+      <w:r>
+        <w:rPr>
+          <w:color w:val="001F5F"/>
+        </w:rPr>
+        <w:t>count(*)</w:t>
       </w:r>
       <w:r>
         <w:rPr>
@@ -7348,32 +6222,7 @@
           <w:color w:val="001F5F"/>
           <w:spacing w:val="-2"/>
         </w:rPr>
-        <w:t>Product"</w:t>
-      </w:r>
-      <w:proofErr w:type="gramStart"/>
-      <w:r>
-        <w:rPr>
-          <w:color w:val="001F5F"/>
-          <w:spacing w:val="-2"/>
-        </w:rPr>
-        <w:t>).</w:t>
-      </w:r>
-      <w:proofErr w:type="spellStart"/>
-      <w:r>
-        <w:rPr>
-          <w:color w:val="001F5F"/>
-          <w:spacing w:val="-2"/>
-        </w:rPr>
-        <w:t>uniqueResult</w:t>
-      </w:r>
-      <w:proofErr w:type="spellEnd"/>
-      <w:proofErr w:type="gramEnd"/>
-      <w:r>
-        <w:rPr>
-          <w:color w:val="001F5F"/>
-          <w:spacing w:val="-2"/>
-        </w:rPr>
-        <w:t>();</w:t>
+        <w:t>Product").uniqueResult();</w:t>
       </w:r>
     </w:p>
     <w:p>
@@ -7452,23 +6301,12 @@
         </w:rPr>
         <w:tab/>
       </w:r>
-      <w:proofErr w:type="spellStart"/>
-      <w:proofErr w:type="gramStart"/>
-      <w:r>
-        <w:rPr>
-          <w:color w:val="001F5F"/>
-          <w:spacing w:val="-2"/>
-        </w:rPr>
-        <w:t>session.createQuery</w:t>
-      </w:r>
-      <w:proofErr w:type="spellEnd"/>
-      <w:proofErr w:type="gramEnd"/>
-      <w:r>
-        <w:rPr>
-          <w:color w:val="001F5F"/>
-          <w:spacing w:val="-2"/>
-        </w:rPr>
-        <w:t>("select</w:t>
+      <w:r>
+        <w:rPr>
+          <w:color w:val="001F5F"/>
+          <w:spacing w:val="-2"/>
+        </w:rPr>
+        <w:t>session.createQuery("select</w:t>
       </w:r>
       <w:r>
         <w:rPr>
@@ -7476,21 +6314,12 @@
         </w:rPr>
         <w:tab/>
       </w:r>
-      <w:proofErr w:type="gramStart"/>
-      <w:r>
-        <w:rPr>
-          <w:color w:val="001F5F"/>
-          <w:spacing w:val="-2"/>
-        </w:rPr>
-        <w:t>count(</w:t>
-      </w:r>
-      <w:proofErr w:type="gramEnd"/>
-      <w:r>
-        <w:rPr>
-          <w:color w:val="001F5F"/>
-          <w:spacing w:val="-2"/>
-        </w:rPr>
-        <w:t>*)</w:t>
+      <w:r>
+        <w:rPr>
+          <w:color w:val="001F5F"/>
+          <w:spacing w:val="-2"/>
+        </w:rPr>
+        <w:t>count(*)</w:t>
       </w:r>
       <w:r>
         <w:rPr>
@@ -7529,32 +6358,7 @@
           <w:color w:val="001F5F"/>
           <w:spacing w:val="-2"/>
         </w:rPr>
-        <w:t>where quantity&gt;0"</w:t>
-      </w:r>
-      <w:proofErr w:type="gramStart"/>
-      <w:r>
-        <w:rPr>
-          <w:color w:val="001F5F"/>
-          <w:spacing w:val="-2"/>
-        </w:rPr>
-        <w:t>).</w:t>
-      </w:r>
-      <w:proofErr w:type="spellStart"/>
-      <w:r>
-        <w:rPr>
-          <w:color w:val="001F5F"/>
-          <w:spacing w:val="-2"/>
-        </w:rPr>
-        <w:t>uniqueResult</w:t>
-      </w:r>
-      <w:proofErr w:type="spellEnd"/>
-      <w:proofErr w:type="gramEnd"/>
-      <w:r>
-        <w:rPr>
-          <w:color w:val="001F5F"/>
-          <w:spacing w:val="-2"/>
-        </w:rPr>
-        <w:t>();</w:t>
+        <w:t>where quantity&gt;0").uniqueResult();</w:t>
       </w:r>
     </w:p>
     <w:p>
@@ -7577,21 +6381,7 @@
         <w:rPr>
           <w:color w:val="001F5F"/>
         </w:rPr>
-        <w:t>List&lt;</w:t>
-      </w:r>
-      <w:proofErr w:type="gramStart"/>
-      <w:r>
-        <w:rPr>
-          <w:color w:val="001F5F"/>
-        </w:rPr>
-        <w:t>Object[</w:t>
-      </w:r>
-      <w:proofErr w:type="gramEnd"/>
-      <w:r>
-        <w:rPr>
-          <w:color w:val="001F5F"/>
-        </w:rPr>
-        <w:t>]&gt;</w:t>
+        <w:t>List&lt;Object[]&gt;</w:t>
       </w:r>
       <w:r>
         <w:rPr>
@@ -7627,23 +6417,12 @@
         <w:spacing w:before="199"/>
         <w:ind w:firstLine="1161"/>
       </w:pPr>
-      <w:proofErr w:type="spellStart"/>
-      <w:proofErr w:type="gramStart"/>
       <w:r>
         <w:rPr>
           <w:color w:val="001F5F"/>
           <w:u w:val="single" w:color="001F5F"/>
         </w:rPr>
-        <w:t>session.createQuery</w:t>
-      </w:r>
-      <w:proofErr w:type="spellEnd"/>
-      <w:proofErr w:type="gramEnd"/>
-      <w:r>
-        <w:rPr>
-          <w:color w:val="001F5F"/>
-          <w:u w:val="single" w:color="001F5F"/>
-        </w:rPr>
-        <w:t>("select</w:t>
+        <w:t>session.createQuery("select</w:t>
       </w:r>
       <w:r>
         <w:rPr>
@@ -7653,23 +6432,12 @@
         </w:rPr>
         <w:t xml:space="preserve"> </w:t>
       </w:r>
-      <w:proofErr w:type="spellStart"/>
-      <w:proofErr w:type="gramStart"/>
       <w:r>
         <w:rPr>
           <w:color w:val="001F5F"/>
           <w:u w:val="single" w:color="001F5F"/>
         </w:rPr>
-        <w:t>description,count</w:t>
-      </w:r>
-      <w:proofErr w:type="spellEnd"/>
-      <w:proofErr w:type="gramEnd"/>
-      <w:r>
-        <w:rPr>
-          <w:color w:val="001F5F"/>
-          <w:u w:val="single" w:color="001F5F"/>
-        </w:rPr>
-        <w:t>(*)</w:t>
+        <w:t>description,count(*)</w:t>
       </w:r>
       <w:r>
         <w:rPr>
@@ -7745,25 +6513,7 @@
           <w:spacing w:val="-2"/>
           <w:u w:val="single" w:color="001F5F"/>
         </w:rPr>
-        <w:t>description"</w:t>
-      </w:r>
-      <w:proofErr w:type="gramStart"/>
-      <w:r>
-        <w:rPr>
-          <w:color w:val="001F5F"/>
-          <w:spacing w:val="-2"/>
-          <w:u w:val="single" w:color="001F5F"/>
-        </w:rPr>
-        <w:t>).list</w:t>
-      </w:r>
-      <w:proofErr w:type="gramEnd"/>
-      <w:r>
-        <w:rPr>
-          <w:color w:val="001F5F"/>
-          <w:spacing w:val="-2"/>
-          <w:u w:val="single" w:color="001F5F"/>
-        </w:rPr>
-        <w:t>()</w:t>
+        <w:t>description").list()</w:t>
       </w:r>
       <w:r>
         <w:rPr>
@@ -7847,23 +6597,12 @@
         </w:rPr>
         <w:tab/>
       </w:r>
-      <w:proofErr w:type="spellStart"/>
-      <w:proofErr w:type="gramStart"/>
-      <w:r>
-        <w:rPr>
-          <w:color w:val="001F5F"/>
-          <w:spacing w:val="-2"/>
-        </w:rPr>
-        <w:t>session.createQuery</w:t>
-      </w:r>
-      <w:proofErr w:type="spellEnd"/>
-      <w:proofErr w:type="gramEnd"/>
-      <w:r>
-        <w:rPr>
-          <w:color w:val="001F5F"/>
-          <w:spacing w:val="-2"/>
-        </w:rPr>
-        <w:t>("select</w:t>
+      <w:r>
+        <w:rPr>
+          <w:color w:val="001F5F"/>
+          <w:spacing w:val="-2"/>
+        </w:rPr>
+        <w:t>session.createQuery("select</w:t>
       </w:r>
       <w:r>
         <w:rPr>
@@ -7896,32 +6635,7 @@
           <w:color w:val="001F5F"/>
           <w:spacing w:val="-2"/>
         </w:rPr>
-        <w:t>Product"</w:t>
-      </w:r>
-      <w:proofErr w:type="gramStart"/>
-      <w:r>
-        <w:rPr>
-          <w:color w:val="001F5F"/>
-          <w:spacing w:val="-2"/>
-        </w:rPr>
-        <w:t>).</w:t>
-      </w:r>
-      <w:proofErr w:type="spellStart"/>
-      <w:r>
-        <w:rPr>
-          <w:color w:val="001F5F"/>
-          <w:spacing w:val="-2"/>
-        </w:rPr>
-        <w:t>uniqueResult</w:t>
-      </w:r>
-      <w:proofErr w:type="spellEnd"/>
-      <w:proofErr w:type="gramEnd"/>
-      <w:r>
-        <w:rPr>
-          <w:color w:val="001F5F"/>
-          <w:spacing w:val="-2"/>
-        </w:rPr>
-        <w:t>();</w:t>
+        <w:t>Product").uniqueResult();</w:t>
       </w:r>
     </w:p>
     <w:p>
@@ -7999,23 +6713,12 @@
         </w:rPr>
         <w:tab/>
       </w:r>
-      <w:proofErr w:type="spellStart"/>
-      <w:proofErr w:type="gramStart"/>
-      <w:r>
-        <w:rPr>
-          <w:color w:val="001F5F"/>
-          <w:spacing w:val="-2"/>
-        </w:rPr>
-        <w:t>session.createQuery</w:t>
-      </w:r>
-      <w:proofErr w:type="spellEnd"/>
-      <w:proofErr w:type="gramEnd"/>
-      <w:r>
-        <w:rPr>
-          <w:color w:val="001F5F"/>
-          <w:spacing w:val="-2"/>
-        </w:rPr>
-        <w:t>("select</w:t>
+      <w:r>
+        <w:rPr>
+          <w:color w:val="001F5F"/>
+          <w:spacing w:val="-2"/>
+        </w:rPr>
+        <w:t>session.createQuery("select</w:t>
       </w:r>
       <w:r>
         <w:rPr>
@@ -8048,32 +6751,7 @@
           <w:color w:val="001F5F"/>
           <w:spacing w:val="-2"/>
         </w:rPr>
-        <w:t>Product"</w:t>
-      </w:r>
-      <w:proofErr w:type="gramStart"/>
-      <w:r>
-        <w:rPr>
-          <w:color w:val="001F5F"/>
-          <w:spacing w:val="-2"/>
-        </w:rPr>
-        <w:t>).</w:t>
-      </w:r>
-      <w:proofErr w:type="spellStart"/>
-      <w:r>
-        <w:rPr>
-          <w:color w:val="001F5F"/>
-          <w:spacing w:val="-2"/>
-        </w:rPr>
-        <w:t>uniqueResult</w:t>
-      </w:r>
-      <w:proofErr w:type="spellEnd"/>
-      <w:proofErr w:type="gramEnd"/>
-      <w:r>
-        <w:rPr>
-          <w:color w:val="001F5F"/>
-          <w:spacing w:val="-2"/>
-        </w:rPr>
-        <w:t>();</w:t>
+        <w:t>Product").uniqueResult();</w:t>
       </w:r>
     </w:p>
     <w:p>
@@ -8093,7 +6771,6 @@
         <w:spacing w:line="427" w:lineRule="auto"/>
         <w:ind w:left="773" w:right="3262"/>
       </w:pPr>
-      <w:proofErr w:type="spellStart"/>
       <w:r>
         <w:rPr>
           <w:color w:val="001F5F"/>
@@ -8112,21 +6789,7 @@
         <w:rPr>
           <w:color w:val="001F5F"/>
         </w:rPr>
-        <w:t>.println</w:t>
-      </w:r>
-      <w:proofErr w:type="spellEnd"/>
-      <w:r>
-        <w:rPr>
-          <w:color w:val="001F5F"/>
-        </w:rPr>
-        <w:t xml:space="preserve">("Total Products: " + total); </w:t>
-      </w:r>
-      <w:proofErr w:type="spellStart"/>
-      <w:r>
-        <w:rPr>
-          <w:color w:val="001F5F"/>
-        </w:rPr>
-        <w:t>System.</w:t>
+        <w:t>.println("Total Products: " + total); System.</w:t>
       </w:r>
       <w:r>
         <w:rPr>
@@ -8140,14 +6803,7 @@
         <w:rPr>
           <w:color w:val="001F5F"/>
         </w:rPr>
-        <w:t>.println</w:t>
-      </w:r>
-      <w:proofErr w:type="spellEnd"/>
-      <w:r>
-        <w:rPr>
-          <w:color w:val="001F5F"/>
-        </w:rPr>
-        <w:t>("Quantity</w:t>
+        <w:t>.println("Quantity</w:t>
       </w:r>
       <w:r>
         <w:rPr>
@@ -8212,23 +6868,7 @@
         <w:rPr>
           <w:color w:val="001F5F"/>
         </w:rPr>
-        <w:t xml:space="preserve">available); </w:t>
-      </w:r>
-      <w:proofErr w:type="spellStart"/>
-      <w:proofErr w:type="gramStart"/>
-      <w:r>
-        <w:rPr>
-          <w:color w:val="001F5F"/>
-        </w:rPr>
-        <w:t>group.forEach</w:t>
-      </w:r>
-      <w:proofErr w:type="spellEnd"/>
-      <w:proofErr w:type="gramEnd"/>
-      <w:r>
-        <w:rPr>
-          <w:color w:val="001F5F"/>
-        </w:rPr>
-        <w:t>(o -&gt;</w:t>
+        <w:t>available); group.forEach(o -&gt;</w:t>
       </w:r>
     </w:p>
     <w:p>
@@ -8237,7 +6877,6 @@
         <w:spacing w:line="256" w:lineRule="exact"/>
         <w:ind w:left="1161"/>
       </w:pPr>
-      <w:proofErr w:type="spellStart"/>
       <w:r>
         <w:rPr>
           <w:color w:val="001F5F"/>
@@ -8256,28 +6895,7 @@
         <w:rPr>
           <w:color w:val="001F5F"/>
         </w:rPr>
-        <w:t>.println</w:t>
-      </w:r>
-      <w:proofErr w:type="spellEnd"/>
-      <w:r>
-        <w:rPr>
-          <w:color w:val="001F5F"/>
-        </w:rPr>
-        <w:t>(</w:t>
-      </w:r>
-      <w:proofErr w:type="gramStart"/>
-      <w:r>
-        <w:rPr>
-          <w:color w:val="001F5F"/>
-        </w:rPr>
-        <w:t>o[</w:t>
-      </w:r>
-      <w:proofErr w:type="gramEnd"/>
-      <w:r>
-        <w:rPr>
-          <w:color w:val="001F5F"/>
-        </w:rPr>
-        <w:t>0]</w:t>
+        <w:t>.println(o[0]</w:t>
       </w:r>
       <w:r>
         <w:rPr>
@@ -8338,21 +6956,12 @@
         </w:rPr>
         <w:t xml:space="preserve"> </w:t>
       </w:r>
-      <w:proofErr w:type="gramStart"/>
-      <w:r>
-        <w:rPr>
-          <w:color w:val="001F5F"/>
-          <w:spacing w:val="-2"/>
-        </w:rPr>
-        <w:t>o[</w:t>
-      </w:r>
-      <w:proofErr w:type="gramEnd"/>
-      <w:r>
-        <w:rPr>
-          <w:color w:val="001F5F"/>
-          <w:spacing w:val="-2"/>
-        </w:rPr>
-        <w:t>1]));</w:t>
+      <w:r>
+        <w:rPr>
+          <w:color w:val="001F5F"/>
+          <w:spacing w:val="-2"/>
+        </w:rPr>
+        <w:t>o[1]));</w:t>
       </w:r>
     </w:p>
     <w:p>
@@ -8373,7 +6982,6 @@
         <w:ind w:left="773" w:right="4422"/>
         <w:jc w:val="both"/>
       </w:pPr>
-      <w:proofErr w:type="spellStart"/>
       <w:r>
         <w:rPr>
           <w:color w:val="001F5F"/>
@@ -8393,21 +7001,7 @@
         <w:rPr>
           <w:color w:val="001F5F"/>
         </w:rPr>
-        <w:t>.println</w:t>
-      </w:r>
-      <w:proofErr w:type="spellEnd"/>
-      <w:r>
-        <w:rPr>
-          <w:color w:val="001F5F"/>
-        </w:rPr>
-        <w:t xml:space="preserve">("Min Price: " + min); </w:t>
-      </w:r>
-      <w:proofErr w:type="spellStart"/>
-      <w:r>
-        <w:rPr>
-          <w:color w:val="001F5F"/>
-        </w:rPr>
-        <w:t>System.</w:t>
+        <w:t>.println("Min Price: " + min); System.</w:t>
       </w:r>
       <w:r>
         <w:rPr>
@@ -8421,14 +7015,7 @@
         <w:rPr>
           <w:color w:val="001F5F"/>
         </w:rPr>
-        <w:t>.println</w:t>
-      </w:r>
-      <w:proofErr w:type="spellEnd"/>
-      <w:r>
-        <w:rPr>
-          <w:color w:val="001F5F"/>
-        </w:rPr>
-        <w:t>("Max</w:t>
+        <w:t>.println("Max</w:t>
       </w:r>
       <w:r>
         <w:rPr>
@@ -8542,21 +7129,7 @@
         <w:rPr>
           <w:color w:val="001F5F"/>
         </w:rPr>
-        <w:t>List&lt;</w:t>
-      </w:r>
-      <w:proofErr w:type="gramStart"/>
-      <w:r>
-        <w:rPr>
-          <w:color w:val="001F5F"/>
-        </w:rPr>
-        <w:t>Object[</w:t>
-      </w:r>
-      <w:proofErr w:type="gramEnd"/>
-      <w:r>
-        <w:rPr>
-          <w:color w:val="001F5F"/>
-        </w:rPr>
-        <w:t>]&gt;</w:t>
+        <w:t>List&lt;Object[]&gt;</w:t>
       </w:r>
       <w:r>
         <w:rPr>
@@ -8592,23 +7165,12 @@
         <w:spacing w:before="198"/>
         <w:ind w:firstLine="1161"/>
       </w:pPr>
-      <w:proofErr w:type="spellStart"/>
-      <w:proofErr w:type="gramStart"/>
       <w:r>
         <w:rPr>
           <w:color w:val="001F5F"/>
           <w:u w:val="single" w:color="001F5F"/>
         </w:rPr>
-        <w:t>session.createQuery</w:t>
-      </w:r>
-      <w:proofErr w:type="spellEnd"/>
-      <w:proofErr w:type="gramEnd"/>
-      <w:r>
-        <w:rPr>
-          <w:color w:val="001F5F"/>
-          <w:u w:val="single" w:color="001F5F"/>
-        </w:rPr>
-        <w:t>("select</w:t>
+        <w:t>session.createQuery("select</w:t>
       </w:r>
       <w:r>
         <w:rPr>
@@ -8618,23 +7180,12 @@
         </w:rPr>
         <w:t xml:space="preserve"> </w:t>
       </w:r>
-      <w:proofErr w:type="spellStart"/>
-      <w:proofErr w:type="gramStart"/>
       <w:r>
         <w:rPr>
           <w:color w:val="001F5F"/>
           <w:u w:val="single" w:color="001F5F"/>
         </w:rPr>
-        <w:t>description,count</w:t>
-      </w:r>
-      <w:proofErr w:type="spellEnd"/>
-      <w:proofErr w:type="gramEnd"/>
-      <w:r>
-        <w:rPr>
-          <w:color w:val="001F5F"/>
-          <w:u w:val="single" w:color="001F5F"/>
-        </w:rPr>
-        <w:t>(*)</w:t>
+        <w:t>description,count(*)</w:t>
       </w:r>
       <w:r>
         <w:rPr>
@@ -8710,25 +7261,7 @@
           <w:spacing w:val="-2"/>
           <w:u w:val="single" w:color="001F5F"/>
         </w:rPr>
-        <w:t>description"</w:t>
-      </w:r>
-      <w:proofErr w:type="gramStart"/>
-      <w:r>
-        <w:rPr>
-          <w:color w:val="001F5F"/>
-          <w:spacing w:val="-2"/>
-          <w:u w:val="single" w:color="001F5F"/>
-        </w:rPr>
-        <w:t>).list</w:t>
-      </w:r>
-      <w:proofErr w:type="gramEnd"/>
-      <w:r>
-        <w:rPr>
-          <w:color w:val="001F5F"/>
-          <w:spacing w:val="-2"/>
-          <w:u w:val="single" w:color="001F5F"/>
-        </w:rPr>
-        <w:t>()</w:t>
+        <w:t>description").list()</w:t>
       </w:r>
       <w:r>
         <w:rPr>
@@ -8744,21 +7277,11 @@
         <w:spacing w:before="202"/>
         <w:ind w:left="773"/>
       </w:pPr>
-      <w:proofErr w:type="spellStart"/>
-      <w:proofErr w:type="gramStart"/>
-      <w:r>
-        <w:rPr>
-          <w:color w:val="001F5F"/>
-        </w:rPr>
-        <w:t>grp.forEach</w:t>
-      </w:r>
-      <w:proofErr w:type="spellEnd"/>
-      <w:proofErr w:type="gramEnd"/>
-      <w:r>
-        <w:rPr>
-          <w:color w:val="001F5F"/>
-        </w:rPr>
-        <w:t>(o</w:t>
+      <w:r>
+        <w:rPr>
+          <w:color w:val="001F5F"/>
+        </w:rPr>
+        <w:t>grp.forEach(o</w:t>
       </w:r>
       <w:r>
         <w:rPr>
@@ -8787,7 +7310,6 @@
         <w:spacing w:before="201"/>
         <w:ind w:left="1161"/>
       </w:pPr>
-      <w:proofErr w:type="spellStart"/>
       <w:r>
         <w:rPr>
           <w:color w:val="001F5F"/>
@@ -8806,28 +7328,7 @@
         <w:rPr>
           <w:color w:val="001F5F"/>
         </w:rPr>
-        <w:t>.println</w:t>
-      </w:r>
-      <w:proofErr w:type="spellEnd"/>
-      <w:r>
-        <w:rPr>
-          <w:color w:val="001F5F"/>
-        </w:rPr>
-        <w:t>(</w:t>
-      </w:r>
-      <w:proofErr w:type="gramStart"/>
-      <w:r>
-        <w:rPr>
-          <w:color w:val="001F5F"/>
-        </w:rPr>
-        <w:t>o[</w:t>
-      </w:r>
-      <w:proofErr w:type="gramEnd"/>
-      <w:r>
-        <w:rPr>
-          <w:color w:val="001F5F"/>
-        </w:rPr>
-        <w:t>0]</w:t>
+        <w:t>.println(o[0]</w:t>
       </w:r>
       <w:r>
         <w:rPr>
@@ -8888,21 +7389,12 @@
         </w:rPr>
         <w:t xml:space="preserve"> </w:t>
       </w:r>
-      <w:proofErr w:type="gramStart"/>
-      <w:r>
-        <w:rPr>
-          <w:color w:val="001F5F"/>
-          <w:spacing w:val="-2"/>
-        </w:rPr>
-        <w:t>o[</w:t>
-      </w:r>
-      <w:proofErr w:type="gramEnd"/>
-      <w:r>
-        <w:rPr>
-          <w:color w:val="001F5F"/>
-          <w:spacing w:val="-2"/>
-        </w:rPr>
-        <w:t>1]));</w:t>
+      <w:r>
+        <w:rPr>
+          <w:color w:val="001F5F"/>
+          <w:spacing w:val="-2"/>
+        </w:rPr>
+        <w:t>o[1]));</w:t>
       </w:r>
     </w:p>
     <w:p>
@@ -8975,7 +7467,6 @@
         <w:ind w:left="773" w:right="5185"/>
         <w:jc w:val="both"/>
       </w:pPr>
-      <w:proofErr w:type="spellStart"/>
       <w:r>
         <w:rPr>
           <w:color w:val="001F5F"/>
@@ -8994,14 +7485,7 @@
         <w:rPr>
           <w:color w:val="001F5F"/>
         </w:rPr>
-        <w:t>.print</w:t>
-      </w:r>
-      <w:proofErr w:type="spellEnd"/>
-      <w:r>
-        <w:rPr>
-          <w:color w:val="001F5F"/>
-        </w:rPr>
-        <w:t xml:space="preserve">("Min price: "); </w:t>
+        <w:t xml:space="preserve">.print("Min price: "); </w:t>
       </w:r>
       <w:r>
         <w:rPr>
@@ -9018,14 +7502,12 @@
         </w:rPr>
         <w:t xml:space="preserve"> </w:t>
       </w:r>
-      <w:proofErr w:type="spellStart"/>
       <w:r>
         <w:rPr>
           <w:color w:val="001F5F"/>
         </w:rPr>
         <w:t>minp</w:t>
       </w:r>
-      <w:proofErr w:type="spellEnd"/>
       <w:r>
         <w:rPr>
           <w:color w:val="001F5F"/>
@@ -9046,28 +7528,11 @@
         </w:rPr>
         <w:t xml:space="preserve"> </w:t>
       </w:r>
-      <w:proofErr w:type="spellStart"/>
-      <w:proofErr w:type="gramStart"/>
-      <w:r>
-        <w:rPr>
-          <w:color w:val="001F5F"/>
-        </w:rPr>
-        <w:t>sc.nextDouble</w:t>
-      </w:r>
-      <w:proofErr w:type="spellEnd"/>
-      <w:proofErr w:type="gramEnd"/>
-      <w:r>
-        <w:rPr>
-          <w:color w:val="001F5F"/>
-        </w:rPr>
-        <w:t xml:space="preserve">(); </w:t>
-      </w:r>
-      <w:proofErr w:type="spellStart"/>
-      <w:r>
-        <w:rPr>
-          <w:color w:val="001F5F"/>
-        </w:rPr>
-        <w:t>System.</w:t>
+      <w:r>
+        <w:rPr>
+          <w:color w:val="001F5F"/>
+        </w:rPr>
+        <w:t>sc.nextDouble(); System.</w:t>
       </w:r>
       <w:r>
         <w:rPr>
@@ -9081,14 +7546,7 @@
         <w:rPr>
           <w:color w:val="001F5F"/>
         </w:rPr>
-        <w:t>.print</w:t>
-      </w:r>
-      <w:proofErr w:type="spellEnd"/>
-      <w:r>
-        <w:rPr>
-          <w:color w:val="001F5F"/>
-        </w:rPr>
-        <w:t xml:space="preserve">("Max price: "); </w:t>
+        <w:t xml:space="preserve">.print("Max price: "); </w:t>
       </w:r>
       <w:r>
         <w:rPr>
@@ -9105,14 +7563,12 @@
         </w:rPr>
         <w:t xml:space="preserve"> </w:t>
       </w:r>
-      <w:proofErr w:type="spellStart"/>
       <w:r>
         <w:rPr>
           <w:color w:val="001F5F"/>
         </w:rPr>
         <w:t>maxp</w:t>
       </w:r>
-      <w:proofErr w:type="spellEnd"/>
       <w:r>
         <w:rPr>
           <w:color w:val="001F5F"/>
@@ -9131,25 +7587,7 @@
           <w:color w:val="001F5F"/>
           <w:spacing w:val="-2"/>
         </w:rPr>
-        <w:t xml:space="preserve"> </w:t>
-      </w:r>
-      <w:proofErr w:type="spellStart"/>
-      <w:proofErr w:type="gramStart"/>
-      <w:r>
-        <w:rPr>
-          <w:color w:val="001F5F"/>
-          <w:spacing w:val="-2"/>
-        </w:rPr>
-        <w:t>sc.nextDouble</w:t>
-      </w:r>
-      <w:proofErr w:type="spellEnd"/>
-      <w:proofErr w:type="gramEnd"/>
-      <w:r>
-        <w:rPr>
-          <w:color w:val="001F5F"/>
-          <w:spacing w:val="-2"/>
-        </w:rPr>
-        <w:t>();</w:t>
+        <w:t xml:space="preserve"> sc.nextDouble();</w:t>
       </w:r>
     </w:p>
     <w:p>
@@ -9241,7 +7679,7 @@
           </mc:Choice>
           <mc:Fallback>
             <w:pict>
-              <v:shape w14:anchorId="153C977D" id="Graphic 11" o:spid="_x0000_s1026" style="position:absolute;margin-left:128.65pt;margin-top:11.2pt;width:28.8pt;height:.6pt;z-index:15732224;visibility:visible;mso-wrap-style:square;mso-wrap-distance-left:0;mso-wrap-distance-top:0;mso-wrap-distance-right:0;mso-wrap-distance-bottom:0;mso-position-horizontal:absolute;mso-position-horizontal-relative:page;mso-position-vertical:absolute;mso-position-vertical-relative:text;v-text-anchor:top" coordsize="365760,7620" o:gfxdata="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" path="m365760,l,,,7619r365760,l365760,xe" fillcolor="#001f5f" stroked="f">
+              <v:shape w14:anchorId="6F9BC9A9" id="Graphic 11" o:spid="_x0000_s1026" style="position:absolute;margin-left:128.65pt;margin-top:11.2pt;width:28.8pt;height:.6pt;z-index:15732224;visibility:visible;mso-wrap-style:square;mso-wrap-distance-left:0;mso-wrap-distance-top:0;mso-wrap-distance-right:0;mso-wrap-distance-bottom:0;mso-position-horizontal:absolute;mso-position-horizontal-relative:page;mso-position-vertical:absolute;mso-position-vertical-relative:text;v-text-anchor:top" coordsize="365760,7620" o:gfxdata="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" path="m365760,l,,,7619r365760,l365760,xe" fillcolor="#001f5f" stroked="f">
                 <v:path arrowok="t"/>
                 <w10:wrap anchorx="page"/>
               </v:shape>
@@ -9367,7 +7805,7 @@
           </mc:Choice>
           <mc:Fallback>
             <w:pict>
-              <v:shape w14:anchorId="2F2FB09C" id="Graphic 12" o:spid="_x0000_s1026" style="position:absolute;margin-left:157.95pt;margin-top:44.15pt;width:63.55pt;height:.6pt;z-index:15732736;visibility:visible;mso-wrap-style:square;mso-wrap-distance-left:0;mso-wrap-distance-top:0;mso-wrap-distance-right:0;mso-wrap-distance-bottom:0;mso-position-horizontal:absolute;mso-position-horizontal-relative:page;mso-position-vertical:absolute;mso-position-vertical-relative:text;v-text-anchor:top" coordsize="807085,7620" o:gfxdata="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" path="m806500,l,,,7619r806500,l806500,xe" fillcolor="#001f5f" stroked="f">
+              <v:shape w14:anchorId="2A506096" id="Graphic 12" o:spid="_x0000_s1026" style="position:absolute;margin-left:157.95pt;margin-top:44.15pt;width:63.55pt;height:.6pt;z-index:15732736;visibility:visible;mso-wrap-style:square;mso-wrap-distance-left:0;mso-wrap-distance-top:0;mso-wrap-distance-right:0;mso-wrap-distance-bottom:0;mso-position-horizontal:absolute;mso-position-horizontal-relative:page;mso-position-vertical:absolute;mso-position-vertical-relative:text;v-text-anchor:top" coordsize="807085,7620" o:gfxdata="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" path="m806500,l,,,7619r806500,l806500,xe" fillcolor="#001f5f" stroked="f">
                 <v:path arrowok="t"/>
                 <w10:wrap anchorx="page"/>
               </v:shape>
@@ -9375,21 +7813,11 @@
           </mc:Fallback>
         </mc:AlternateContent>
       </w:r>
-      <w:proofErr w:type="spellStart"/>
-      <w:proofErr w:type="gramStart"/>
-      <w:r>
-        <w:rPr>
-          <w:color w:val="001F5F"/>
-        </w:rPr>
-        <w:t>session.createQuery</w:t>
-      </w:r>
-      <w:proofErr w:type="spellEnd"/>
-      <w:proofErr w:type="gramEnd"/>
-      <w:r>
-        <w:rPr>
-          <w:color w:val="001F5F"/>
-        </w:rPr>
-        <w:t>("from</w:t>
+      <w:r>
+        <w:rPr>
+          <w:color w:val="001F5F"/>
+        </w:rPr>
+        <w:t>session.createQuery("from</w:t>
       </w:r>
       <w:r>
         <w:rPr>
@@ -9437,7 +7865,6 @@
         </w:rPr>
         <w:t xml:space="preserve"> </w:t>
       </w:r>
-      <w:proofErr w:type="gramStart"/>
       <w:r>
         <w:rPr>
           <w:color w:val="001F5F"/>
@@ -9457,7 +7884,6 @@
         </w:rPr>
         <w:t>:a</w:t>
       </w:r>
-      <w:proofErr w:type="gramEnd"/>
       <w:r>
         <w:rPr>
           <w:color w:val="001F5F"/>
@@ -9465,7 +7891,6 @@
         </w:rPr>
         <w:t xml:space="preserve"> </w:t>
       </w:r>
-      <w:proofErr w:type="gramStart"/>
       <w:r>
         <w:rPr>
           <w:color w:val="001F5F"/>
@@ -9483,44 +7908,7 @@
         <w:rPr>
           <w:color w:val="001F5F"/>
         </w:rPr>
-        <w:t>:b</w:t>
-      </w:r>
-      <w:proofErr w:type="gramEnd"/>
-      <w:r>
-        <w:rPr>
-          <w:color w:val="001F5F"/>
-        </w:rPr>
-        <w:t xml:space="preserve">"); </w:t>
-      </w:r>
-      <w:proofErr w:type="spellStart"/>
-      <w:proofErr w:type="gramStart"/>
-      <w:r>
-        <w:rPr>
-          <w:color w:val="001F5F"/>
-        </w:rPr>
-        <w:t>range.setParameter</w:t>
-      </w:r>
-      <w:proofErr w:type="spellEnd"/>
-      <w:proofErr w:type="gramEnd"/>
-      <w:r>
-        <w:rPr>
-          <w:color w:val="001F5F"/>
-        </w:rPr>
-        <w:t xml:space="preserve">("a", </w:t>
-      </w:r>
-      <w:proofErr w:type="spellStart"/>
-      <w:r>
-        <w:rPr>
-          <w:color w:val="001F5F"/>
-        </w:rPr>
-        <w:t>minp</w:t>
-      </w:r>
-      <w:proofErr w:type="spellEnd"/>
-      <w:r>
-        <w:rPr>
-          <w:color w:val="001F5F"/>
-        </w:rPr>
-        <w:t>);</w:t>
+        <w:t>:b"); range.setParameter("a", minp);</w:t>
       </w:r>
     </w:p>
     <w:p>
@@ -9529,8 +7917,6 @@
         <w:spacing w:line="254" w:lineRule="exact"/>
         <w:ind w:left="773"/>
       </w:pPr>
-      <w:proofErr w:type="spellStart"/>
-      <w:proofErr w:type="gramStart"/>
       <w:r>
         <w:rPr>
           <w:color w:val="001F5F"/>
@@ -9546,8 +7932,6 @@
         </w:rPr>
         <w:t>setParameter</w:t>
       </w:r>
-      <w:proofErr w:type="spellEnd"/>
-      <w:proofErr w:type="gramEnd"/>
       <w:r>
         <w:rPr>
           <w:color w:val="001F5F"/>
@@ -9562,21 +7946,12 @@
         </w:rPr>
         <w:t xml:space="preserve"> </w:t>
       </w:r>
-      <w:proofErr w:type="spellStart"/>
-      <w:r>
-        <w:rPr>
-          <w:color w:val="001F5F"/>
-          <w:spacing w:val="-2"/>
-        </w:rPr>
-        <w:t>maxp</w:t>
-      </w:r>
-      <w:proofErr w:type="spellEnd"/>
-      <w:r>
-        <w:rPr>
-          <w:color w:val="001F5F"/>
-          <w:spacing w:val="-2"/>
-        </w:rPr>
-        <w:t>);</w:t>
+      <w:r>
+        <w:rPr>
+          <w:color w:val="001F5F"/>
+          <w:spacing w:val="-2"/>
+        </w:rPr>
+        <w:t>maxp);</w:t>
       </w:r>
     </w:p>
     <w:p>
@@ -9595,101 +7970,31 @@
         <w:pStyle w:val="BodyText"/>
         <w:ind w:left="773"/>
       </w:pPr>
-      <w:proofErr w:type="spellStart"/>
-      <w:proofErr w:type="gramStart"/>
       <w:r>
         <w:rPr>
           <w:color w:val="001F5F"/>
           <w:spacing w:val="-2"/>
           <w:u w:val="single" w:color="001F5F"/>
         </w:rPr>
-        <w:t>range.list</w:t>
-      </w:r>
-      <w:proofErr w:type="spellEnd"/>
-      <w:proofErr w:type="gramEnd"/>
-      <w:r>
-        <w:rPr>
+        <w:t>range.list().forEach(System.</w:t>
+      </w:r>
+      <w:r>
+        <w:rPr>
+          <w:b/>
+          <w:i/>
           <w:color w:val="001F5F"/>
           <w:spacing w:val="-2"/>
           <w:u w:val="single" w:color="001F5F"/>
         </w:rPr>
-        <w:t>(</w:t>
-      </w:r>
-      <w:proofErr w:type="gramStart"/>
+        <w:t>out</w:t>
+      </w:r>
       <w:r>
         <w:rPr>
           <w:color w:val="001F5F"/>
           <w:spacing w:val="-2"/>
           <w:u w:val="single" w:color="001F5F"/>
         </w:rPr>
-        <w:t>).</w:t>
-      </w:r>
-      <w:proofErr w:type="spellStart"/>
-      <w:r>
-        <w:rPr>
-          <w:color w:val="001F5F"/>
-          <w:spacing w:val="-2"/>
-          <w:u w:val="single" w:color="001F5F"/>
-        </w:rPr>
-        <w:t>forEach</w:t>
-      </w:r>
-      <w:proofErr w:type="spellEnd"/>
-      <w:proofErr w:type="gramEnd"/>
-      <w:r>
-        <w:rPr>
-          <w:color w:val="001F5F"/>
-          <w:spacing w:val="-2"/>
-          <w:u w:val="single" w:color="001F5F"/>
-        </w:rPr>
-        <w:t>(</w:t>
-      </w:r>
-      <w:proofErr w:type="spellStart"/>
-      <w:proofErr w:type="gramStart"/>
-      <w:r>
-        <w:rPr>
-          <w:color w:val="001F5F"/>
-          <w:spacing w:val="-2"/>
-          <w:u w:val="single" w:color="001F5F"/>
-        </w:rPr>
-        <w:t>System.</w:t>
-      </w:r>
-      <w:r>
-        <w:rPr>
-          <w:b/>
-          <w:i/>
-          <w:color w:val="001F5F"/>
-          <w:spacing w:val="-2"/>
-          <w:u w:val="single" w:color="001F5F"/>
-        </w:rPr>
-        <w:t>out</w:t>
-      </w:r>
-      <w:proofErr w:type="spellEnd"/>
-      <w:r>
-        <w:rPr>
-          <w:color w:val="001F5F"/>
-          <w:spacing w:val="-2"/>
-          <w:u w:val="single" w:color="001F5F"/>
-        </w:rPr>
-        <w:t>::</w:t>
-      </w:r>
-      <w:proofErr w:type="spellStart"/>
-      <w:proofErr w:type="gramEnd"/>
-      <w:r>
-        <w:rPr>
-          <w:color w:val="001F5F"/>
-          <w:spacing w:val="-2"/>
-          <w:u w:val="single" w:color="001F5F"/>
-        </w:rPr>
-        <w:t>println</w:t>
-      </w:r>
-      <w:proofErr w:type="spellEnd"/>
-      <w:r>
-        <w:rPr>
-          <w:color w:val="001F5F"/>
-          <w:spacing w:val="-2"/>
-          <w:u w:val="single" w:color="001F5F"/>
-        </w:rPr>
-        <w:t>)</w:t>
+        <w:t>::println)</w:t>
       </w:r>
       <w:r>
         <w:rPr>
@@ -9766,7 +8071,6 @@
         <w:spacing w:before="201" w:line="427" w:lineRule="auto"/>
         <w:ind w:left="773" w:right="3262"/>
       </w:pPr>
-      <w:proofErr w:type="spellStart"/>
       <w:r>
         <w:rPr>
           <w:color w:val="001F5F"/>
@@ -9785,14 +8089,7 @@
         <w:rPr>
           <w:color w:val="001F5F"/>
         </w:rPr>
-        <w:t>.println</w:t>
-      </w:r>
-      <w:proofErr w:type="spellEnd"/>
-      <w:r>
-        <w:rPr>
-          <w:color w:val="001F5F"/>
-        </w:rPr>
-        <w:t>("1</w:t>
+        <w:t>.println("1</w:t>
       </w:r>
       <w:r>
         <w:rPr>
@@ -9818,14 +8115,7 @@
         <w:rPr>
           <w:color w:val="001F5F"/>
         </w:rPr>
-        <w:t xml:space="preserve">With"); </w:t>
-      </w:r>
-      <w:proofErr w:type="spellStart"/>
-      <w:r>
-        <w:rPr>
-          <w:color w:val="001F5F"/>
-        </w:rPr>
-        <w:t>System.</w:t>
+        <w:t>With"); System.</w:t>
       </w:r>
       <w:r>
         <w:rPr>
@@ -9839,14 +8129,7 @@
         <w:rPr>
           <w:color w:val="001F5F"/>
         </w:rPr>
-        <w:t>.println</w:t>
-      </w:r>
-      <w:proofErr w:type="spellEnd"/>
-      <w:r>
-        <w:rPr>
-          <w:color w:val="001F5F"/>
-        </w:rPr>
-        <w:t>("2 Ends With");</w:t>
+        <w:t>.println("2 Ends With");</w:t>
       </w:r>
     </w:p>
     <w:p>
@@ -9866,7 +8149,6 @@
         <w:spacing w:before="82" w:line="427" w:lineRule="auto"/>
         <w:ind w:left="773" w:right="3262"/>
       </w:pPr>
-      <w:proofErr w:type="spellStart"/>
       <w:r>
         <w:rPr>
           <w:color w:val="001F5F"/>
@@ -9886,21 +8168,7 @@
         <w:rPr>
           <w:color w:val="001F5F"/>
         </w:rPr>
-        <w:t>.println</w:t>
-      </w:r>
-      <w:proofErr w:type="spellEnd"/>
-      <w:r>
-        <w:rPr>
-          <w:color w:val="001F5F"/>
-        </w:rPr>
-        <w:t xml:space="preserve">("3 Contains"); </w:t>
-      </w:r>
-      <w:proofErr w:type="spellStart"/>
-      <w:r>
-        <w:rPr>
-          <w:color w:val="001F5F"/>
-        </w:rPr>
-        <w:t>System.</w:t>
+        <w:t>.println("3 Contains"); System.</w:t>
       </w:r>
       <w:r>
         <w:rPr>
@@ -9914,14 +8182,7 @@
         <w:rPr>
           <w:color w:val="001F5F"/>
         </w:rPr>
-        <w:t>.println</w:t>
-      </w:r>
-      <w:proofErr w:type="spellEnd"/>
-      <w:r>
-        <w:rPr>
-          <w:color w:val="001F5F"/>
-        </w:rPr>
-        <w:t>("4</w:t>
+        <w:t>.println("4</w:t>
       </w:r>
       <w:r>
         <w:rPr>
@@ -9987,23 +8248,12 @@
         </w:rPr>
         <w:t xml:space="preserve">= </w:t>
       </w:r>
-      <w:proofErr w:type="spellStart"/>
-      <w:proofErr w:type="gramStart"/>
-      <w:r>
-        <w:rPr>
-          <w:color w:val="001F5F"/>
-          <w:spacing w:val="-2"/>
-        </w:rPr>
-        <w:t>sc.nextInt</w:t>
-      </w:r>
-      <w:proofErr w:type="spellEnd"/>
-      <w:proofErr w:type="gramEnd"/>
-      <w:r>
-        <w:rPr>
-          <w:color w:val="001F5F"/>
-          <w:spacing w:val="-2"/>
-        </w:rPr>
-        <w:t>();</w:t>
+      <w:r>
+        <w:rPr>
+          <w:color w:val="001F5F"/>
+          <w:spacing w:val="-2"/>
+        </w:rPr>
+        <w:t>sc.nextInt();</w:t>
       </w:r>
     </w:p>
     <w:p>
@@ -10034,21 +8284,7 @@
         <w:rPr>
           <w:color w:val="001F5F"/>
         </w:rPr>
-        <w:t xml:space="preserve">(like == 1) </w:t>
-      </w:r>
-      <w:proofErr w:type="gramStart"/>
-      <w:r>
-        <w:rPr>
-          <w:color w:val="001F5F"/>
-        </w:rPr>
-        <w:t xml:space="preserve">{ </w:t>
-      </w:r>
-      <w:proofErr w:type="spellStart"/>
-      <w:r>
-        <w:rPr>
-          <w:color w:val="001F5F"/>
-        </w:rPr>
-        <w:t>System.</w:t>
+        <w:t>(like == 1) { System.</w:t>
       </w:r>
       <w:r>
         <w:rPr>
@@ -10062,15 +8298,7 @@
         <w:rPr>
           <w:color w:val="001F5F"/>
         </w:rPr>
-        <w:t>.print</w:t>
-      </w:r>
-      <w:proofErr w:type="spellEnd"/>
-      <w:proofErr w:type="gramEnd"/>
-      <w:r>
-        <w:rPr>
-          <w:color w:val="001F5F"/>
-        </w:rPr>
-        <w:t>("Enter</w:t>
+        <w:t>.print("Enter</w:t>
       </w:r>
       <w:r>
         <w:rPr>
@@ -10096,23 +8324,7 @@
         <w:rPr>
           <w:color w:val="001F5F"/>
         </w:rPr>
-        <w:t xml:space="preserve">"); String s = </w:t>
-      </w:r>
-      <w:proofErr w:type="spellStart"/>
-      <w:proofErr w:type="gramStart"/>
-      <w:r>
-        <w:rPr>
-          <w:color w:val="001F5F"/>
-        </w:rPr>
-        <w:t>sc.next</w:t>
-      </w:r>
-      <w:proofErr w:type="spellEnd"/>
-      <w:proofErr w:type="gramEnd"/>
-      <w:r>
-        <w:rPr>
-          <w:color w:val="001F5F"/>
-        </w:rPr>
-        <w:t>() + "%";</w:t>
+        <w:t>"); String s = sc.next() + "%";</w:t>
       </w:r>
     </w:p>
     <w:p>
@@ -10121,23 +8333,12 @@
         <w:spacing w:line="254" w:lineRule="exact"/>
         <w:ind w:left="967"/>
       </w:pPr>
-      <w:proofErr w:type="spellStart"/>
-      <w:proofErr w:type="gramStart"/>
       <w:r>
         <w:rPr>
           <w:color w:val="001F5F"/>
           <w:u w:val="single" w:color="001F5F"/>
         </w:rPr>
-        <w:t>session.createQuery</w:t>
-      </w:r>
-      <w:proofErr w:type="spellEnd"/>
-      <w:proofErr w:type="gramEnd"/>
-      <w:r>
-        <w:rPr>
-          <w:color w:val="001F5F"/>
-          <w:u w:val="single" w:color="001F5F"/>
-        </w:rPr>
-        <w:t>("from</w:t>
+        <w:t>session.createQuery("from</w:t>
       </w:r>
       <w:r>
         <w:rPr>
@@ -10192,7 +8393,6 @@
         </w:rPr>
         <w:t xml:space="preserve"> </w:t>
       </w:r>
-      <w:proofErr w:type="gramStart"/>
       <w:r>
         <w:rPr>
           <w:color w:val="001F5F"/>
@@ -10214,16 +8414,7 @@
           <w:spacing w:val="-4"/>
           <w:u w:val="single" w:color="001F5F"/>
         </w:rPr>
-        <w:t>:x</w:t>
-      </w:r>
-      <w:proofErr w:type="gramEnd"/>
-      <w:r>
-        <w:rPr>
-          <w:color w:val="001F5F"/>
-          <w:spacing w:val="-4"/>
-          <w:u w:val="single" w:color="001F5F"/>
-        </w:rPr>
-        <w:t>")</w:t>
+        <w:t>:x")</w:t>
       </w:r>
     </w:p>
     <w:p>
@@ -10240,31 +8431,7 @@
           <w:u w:val="single" w:color="001F5F"/>
         </w:rPr>
         <w:tab/>
-      </w:r>
-      <w:proofErr w:type="gramStart"/>
-      <w:r>
-        <w:rPr>
-          <w:color w:val="001F5F"/>
-          <w:u w:val="single" w:color="001F5F"/>
-        </w:rPr>
-        <w:t>.</w:t>
-      </w:r>
-      <w:proofErr w:type="spellStart"/>
-      <w:r>
-        <w:rPr>
-          <w:color w:val="001F5F"/>
-          <w:u w:val="single" w:color="001F5F"/>
-        </w:rPr>
-        <w:t>setParameter</w:t>
-      </w:r>
-      <w:proofErr w:type="spellEnd"/>
-      <w:proofErr w:type="gramEnd"/>
-      <w:r>
-        <w:rPr>
-          <w:color w:val="001F5F"/>
-          <w:u w:val="single" w:color="001F5F"/>
-        </w:rPr>
-        <w:t>("x",</w:t>
+        <w:t>.setParameter("x",</w:t>
       </w:r>
       <w:r>
         <w:rPr>
@@ -10298,99 +8465,31 @@
         </w:rPr>
         <w:tab/>
       </w:r>
-      <w:proofErr w:type="gramStart"/>
       <w:r>
         <w:rPr>
           <w:color w:val="001F5F"/>
           <w:spacing w:val="-2"/>
           <w:u w:val="single" w:color="001F5F"/>
         </w:rPr>
-        <w:t>.list</w:t>
-      </w:r>
-      <w:proofErr w:type="gramEnd"/>
-      <w:r>
-        <w:rPr>
+        <w:t>.list().forEach(System.</w:t>
+      </w:r>
+      <w:r>
+        <w:rPr>
+          <w:b/>
+          <w:i/>
           <w:color w:val="001F5F"/>
           <w:spacing w:val="-2"/>
           <w:u w:val="single" w:color="001F5F"/>
         </w:rPr>
-        <w:t>(</w:t>
-      </w:r>
-      <w:proofErr w:type="gramStart"/>
+        <w:t>out</w:t>
+      </w:r>
       <w:r>
         <w:rPr>
           <w:color w:val="001F5F"/>
           <w:spacing w:val="-2"/>
           <w:u w:val="single" w:color="001F5F"/>
         </w:rPr>
-        <w:t>).</w:t>
-      </w:r>
-      <w:proofErr w:type="spellStart"/>
-      <w:r>
-        <w:rPr>
-          <w:color w:val="001F5F"/>
-          <w:spacing w:val="-2"/>
-          <w:u w:val="single" w:color="001F5F"/>
-        </w:rPr>
-        <w:t>forEach</w:t>
-      </w:r>
-      <w:proofErr w:type="spellEnd"/>
-      <w:proofErr w:type="gramEnd"/>
-      <w:r>
-        <w:rPr>
-          <w:color w:val="001F5F"/>
-          <w:spacing w:val="-2"/>
-          <w:u w:val="single" w:color="001F5F"/>
-        </w:rPr>
-        <w:t>(</w:t>
-      </w:r>
-      <w:proofErr w:type="spellStart"/>
-      <w:proofErr w:type="gramStart"/>
-      <w:r>
-        <w:rPr>
-          <w:color w:val="001F5F"/>
-          <w:spacing w:val="-2"/>
-          <w:u w:val="single" w:color="001F5F"/>
-        </w:rPr>
-        <w:t>System.</w:t>
-      </w:r>
-      <w:r>
-        <w:rPr>
-          <w:b/>
-          <w:i/>
-          <w:color w:val="001F5F"/>
-          <w:spacing w:val="-2"/>
-          <w:u w:val="single" w:color="001F5F"/>
-        </w:rPr>
-        <w:t>out</w:t>
-      </w:r>
-      <w:proofErr w:type="spellEnd"/>
-      <w:r>
-        <w:rPr>
-          <w:color w:val="001F5F"/>
-          <w:spacing w:val="-2"/>
-          <w:u w:val="single" w:color="001F5F"/>
-        </w:rPr>
-        <w:t>::</w:t>
-      </w:r>
-      <w:proofErr w:type="spellStart"/>
-      <w:proofErr w:type="gramEnd"/>
-      <w:r>
-        <w:rPr>
-          <w:color w:val="001F5F"/>
-          <w:spacing w:val="-2"/>
-          <w:u w:val="single" w:color="001F5F"/>
-        </w:rPr>
-        <w:t>println</w:t>
-      </w:r>
-      <w:proofErr w:type="spellEnd"/>
-      <w:r>
-        <w:rPr>
-          <w:color w:val="001F5F"/>
-          <w:spacing w:val="-2"/>
-          <w:u w:val="single" w:color="001F5F"/>
-        </w:rPr>
-        <w:t>)</w:t>
+        <w:t>::println)</w:t>
       </w:r>
       <w:r>
         <w:rPr>
@@ -10441,21 +8540,7 @@
         <w:rPr>
           <w:color w:val="001F5F"/>
         </w:rPr>
-        <w:t xml:space="preserve">(like == 2) </w:t>
-      </w:r>
-      <w:proofErr w:type="gramStart"/>
-      <w:r>
-        <w:rPr>
-          <w:color w:val="001F5F"/>
-        </w:rPr>
-        <w:t xml:space="preserve">{ </w:t>
-      </w:r>
-      <w:proofErr w:type="spellStart"/>
-      <w:r>
-        <w:rPr>
-          <w:color w:val="001F5F"/>
-        </w:rPr>
-        <w:t>System.</w:t>
+        <w:t>(like == 2) { System.</w:t>
       </w:r>
       <w:r>
         <w:rPr>
@@ -10469,15 +8554,7 @@
         <w:rPr>
           <w:color w:val="001F5F"/>
         </w:rPr>
-        <w:t>.print</w:t>
-      </w:r>
-      <w:proofErr w:type="spellEnd"/>
-      <w:proofErr w:type="gramEnd"/>
-      <w:r>
-        <w:rPr>
-          <w:color w:val="001F5F"/>
-        </w:rPr>
-        <w:t>("Enter</w:t>
+        <w:t>.print("Enter</w:t>
       </w:r>
       <w:r>
         <w:rPr>
@@ -10503,23 +8580,7 @@
         <w:rPr>
           <w:color w:val="001F5F"/>
         </w:rPr>
-        <w:t xml:space="preserve">"); String s = "%" + </w:t>
-      </w:r>
-      <w:proofErr w:type="spellStart"/>
-      <w:proofErr w:type="gramStart"/>
-      <w:r>
-        <w:rPr>
-          <w:color w:val="001F5F"/>
-        </w:rPr>
-        <w:t>sc.next</w:t>
-      </w:r>
-      <w:proofErr w:type="spellEnd"/>
-      <w:proofErr w:type="gramEnd"/>
-      <w:r>
-        <w:rPr>
-          <w:color w:val="001F5F"/>
-        </w:rPr>
-        <w:t>();</w:t>
+        <w:t>"); String s = "%" + sc.next();</w:t>
       </w:r>
     </w:p>
     <w:p>
@@ -10528,23 +8589,12 @@
         <w:spacing w:line="256" w:lineRule="exact"/>
         <w:ind w:left="967"/>
       </w:pPr>
-      <w:proofErr w:type="spellStart"/>
-      <w:proofErr w:type="gramStart"/>
       <w:r>
         <w:rPr>
           <w:color w:val="001F5F"/>
           <w:u w:val="single" w:color="001F5F"/>
         </w:rPr>
-        <w:t>session.createQuery</w:t>
-      </w:r>
-      <w:proofErr w:type="spellEnd"/>
-      <w:proofErr w:type="gramEnd"/>
-      <w:r>
-        <w:rPr>
-          <w:color w:val="001F5F"/>
-          <w:u w:val="single" w:color="001F5F"/>
-        </w:rPr>
-        <w:t>("from</w:t>
+        <w:t>session.createQuery("from</w:t>
       </w:r>
       <w:r>
         <w:rPr>
@@ -10599,7 +8649,6 @@
         </w:rPr>
         <w:t xml:space="preserve"> </w:t>
       </w:r>
-      <w:proofErr w:type="gramStart"/>
       <w:r>
         <w:rPr>
           <w:color w:val="001F5F"/>
@@ -10621,16 +8670,7 @@
           <w:spacing w:val="-4"/>
           <w:u w:val="single" w:color="001F5F"/>
         </w:rPr>
-        <w:t>:x</w:t>
-      </w:r>
-      <w:proofErr w:type="gramEnd"/>
-      <w:r>
-        <w:rPr>
-          <w:color w:val="001F5F"/>
-          <w:spacing w:val="-4"/>
-          <w:u w:val="single" w:color="001F5F"/>
-        </w:rPr>
-        <w:t>")</w:t>
+        <w:t>:x")</w:t>
       </w:r>
     </w:p>
     <w:p>
@@ -10647,31 +8687,7 @@
           <w:u w:val="single" w:color="001F5F"/>
         </w:rPr>
         <w:tab/>
-      </w:r>
-      <w:proofErr w:type="gramStart"/>
-      <w:r>
-        <w:rPr>
-          <w:color w:val="001F5F"/>
-          <w:u w:val="single" w:color="001F5F"/>
-        </w:rPr>
-        <w:t>.</w:t>
-      </w:r>
-      <w:proofErr w:type="spellStart"/>
-      <w:r>
-        <w:rPr>
-          <w:color w:val="001F5F"/>
-          <w:u w:val="single" w:color="001F5F"/>
-        </w:rPr>
-        <w:t>setParameter</w:t>
-      </w:r>
-      <w:proofErr w:type="spellEnd"/>
-      <w:proofErr w:type="gramEnd"/>
-      <w:r>
-        <w:rPr>
-          <w:color w:val="001F5F"/>
-          <w:u w:val="single" w:color="001F5F"/>
-        </w:rPr>
-        <w:t>("x",</w:t>
+        <w:t>.setParameter("x",</w:t>
       </w:r>
       <w:r>
         <w:rPr>
@@ -10705,99 +8721,31 @@
         </w:rPr>
         <w:tab/>
       </w:r>
-      <w:proofErr w:type="gramStart"/>
       <w:r>
         <w:rPr>
           <w:color w:val="001F5F"/>
           <w:spacing w:val="-2"/>
           <w:u w:val="single" w:color="001F5F"/>
         </w:rPr>
-        <w:t>.list</w:t>
-      </w:r>
-      <w:proofErr w:type="gramEnd"/>
-      <w:r>
-        <w:rPr>
+        <w:t>.list().forEach(System.</w:t>
+      </w:r>
+      <w:r>
+        <w:rPr>
+          <w:b/>
+          <w:i/>
           <w:color w:val="001F5F"/>
           <w:spacing w:val="-2"/>
           <w:u w:val="single" w:color="001F5F"/>
         </w:rPr>
-        <w:t>(</w:t>
-      </w:r>
-      <w:proofErr w:type="gramStart"/>
+        <w:t>out</w:t>
+      </w:r>
       <w:r>
         <w:rPr>
           <w:color w:val="001F5F"/>
           <w:spacing w:val="-2"/>
           <w:u w:val="single" w:color="001F5F"/>
         </w:rPr>
-        <w:t>).</w:t>
-      </w:r>
-      <w:proofErr w:type="spellStart"/>
-      <w:r>
-        <w:rPr>
-          <w:color w:val="001F5F"/>
-          <w:spacing w:val="-2"/>
-          <w:u w:val="single" w:color="001F5F"/>
-        </w:rPr>
-        <w:t>forEach</w:t>
-      </w:r>
-      <w:proofErr w:type="spellEnd"/>
-      <w:proofErr w:type="gramEnd"/>
-      <w:r>
-        <w:rPr>
-          <w:color w:val="001F5F"/>
-          <w:spacing w:val="-2"/>
-          <w:u w:val="single" w:color="001F5F"/>
-        </w:rPr>
-        <w:t>(</w:t>
-      </w:r>
-      <w:proofErr w:type="spellStart"/>
-      <w:proofErr w:type="gramStart"/>
-      <w:r>
-        <w:rPr>
-          <w:color w:val="001F5F"/>
-          <w:spacing w:val="-2"/>
-          <w:u w:val="single" w:color="001F5F"/>
-        </w:rPr>
-        <w:t>System.</w:t>
-      </w:r>
-      <w:r>
-        <w:rPr>
-          <w:b/>
-          <w:i/>
-          <w:color w:val="001F5F"/>
-          <w:spacing w:val="-2"/>
-          <w:u w:val="single" w:color="001F5F"/>
-        </w:rPr>
-        <w:t>out</w:t>
-      </w:r>
-      <w:proofErr w:type="spellEnd"/>
-      <w:r>
-        <w:rPr>
-          <w:color w:val="001F5F"/>
-          <w:spacing w:val="-2"/>
-          <w:u w:val="single" w:color="001F5F"/>
-        </w:rPr>
-        <w:t>::</w:t>
-      </w:r>
-      <w:proofErr w:type="spellStart"/>
-      <w:proofErr w:type="gramEnd"/>
-      <w:r>
-        <w:rPr>
-          <w:color w:val="001F5F"/>
-          <w:spacing w:val="-2"/>
-          <w:u w:val="single" w:color="001F5F"/>
-        </w:rPr>
-        <w:t>println</w:t>
-      </w:r>
-      <w:proofErr w:type="spellEnd"/>
-      <w:r>
-        <w:rPr>
-          <w:color w:val="001F5F"/>
-          <w:spacing w:val="-2"/>
-          <w:u w:val="single" w:color="001F5F"/>
-        </w:rPr>
-        <w:t>)</w:t>
+        <w:t>::println)</w:t>
       </w:r>
       <w:r>
         <w:rPr>
@@ -10848,21 +8796,7 @@
         <w:rPr>
           <w:color w:val="001F5F"/>
         </w:rPr>
-        <w:t xml:space="preserve">(like == 3) </w:t>
-      </w:r>
-      <w:proofErr w:type="gramStart"/>
-      <w:r>
-        <w:rPr>
-          <w:color w:val="001F5F"/>
-        </w:rPr>
-        <w:t xml:space="preserve">{ </w:t>
-      </w:r>
-      <w:proofErr w:type="spellStart"/>
-      <w:r>
-        <w:rPr>
-          <w:color w:val="001F5F"/>
-        </w:rPr>
-        <w:t>System.</w:t>
+        <w:t>(like == 3) { System.</w:t>
       </w:r>
       <w:r>
         <w:rPr>
@@ -10876,15 +8810,7 @@
         <w:rPr>
           <w:color w:val="001F5F"/>
         </w:rPr>
-        <w:t>.print</w:t>
-      </w:r>
-      <w:proofErr w:type="spellEnd"/>
-      <w:proofErr w:type="gramEnd"/>
-      <w:r>
-        <w:rPr>
-          <w:color w:val="001F5F"/>
-        </w:rPr>
-        <w:t>("Enter</w:t>
+        <w:t>.print("Enter</w:t>
       </w:r>
       <w:r>
         <w:rPr>
@@ -10910,23 +8836,7 @@
         <w:rPr>
           <w:color w:val="001F5F"/>
         </w:rPr>
-        <w:t xml:space="preserve">"); String s = "%" + </w:t>
-      </w:r>
-      <w:proofErr w:type="spellStart"/>
-      <w:proofErr w:type="gramStart"/>
-      <w:r>
-        <w:rPr>
-          <w:color w:val="001F5F"/>
-        </w:rPr>
-        <w:t>sc.next</w:t>
-      </w:r>
-      <w:proofErr w:type="spellEnd"/>
-      <w:proofErr w:type="gramEnd"/>
-      <w:r>
-        <w:rPr>
-          <w:color w:val="001F5F"/>
-        </w:rPr>
-        <w:t>() + "%";</w:t>
+        <w:t>"); String s = "%" + sc.next() + "%";</w:t>
       </w:r>
     </w:p>
     <w:p>
@@ -10935,23 +8845,12 @@
         <w:spacing w:before="4"/>
         <w:ind w:left="967"/>
       </w:pPr>
-      <w:proofErr w:type="spellStart"/>
-      <w:proofErr w:type="gramStart"/>
       <w:r>
         <w:rPr>
           <w:color w:val="001F5F"/>
           <w:u w:val="single" w:color="001F5F"/>
         </w:rPr>
-        <w:t>session.createQuery</w:t>
-      </w:r>
-      <w:proofErr w:type="spellEnd"/>
-      <w:proofErr w:type="gramEnd"/>
-      <w:r>
-        <w:rPr>
-          <w:color w:val="001F5F"/>
-          <w:u w:val="single" w:color="001F5F"/>
-        </w:rPr>
-        <w:t>("from</w:t>
+        <w:t>session.createQuery("from</w:t>
       </w:r>
       <w:r>
         <w:rPr>
@@ -11006,7 +8905,6 @@
         </w:rPr>
         <w:t xml:space="preserve"> </w:t>
       </w:r>
-      <w:proofErr w:type="gramStart"/>
       <w:r>
         <w:rPr>
           <w:color w:val="001F5F"/>
@@ -11028,16 +8926,7 @@
           <w:spacing w:val="-4"/>
           <w:u w:val="single" w:color="001F5F"/>
         </w:rPr>
-        <w:t>:x</w:t>
-      </w:r>
-      <w:proofErr w:type="gramEnd"/>
-      <w:r>
-        <w:rPr>
-          <w:color w:val="001F5F"/>
-          <w:spacing w:val="-4"/>
-          <w:u w:val="single" w:color="001F5F"/>
-        </w:rPr>
-        <w:t>")</w:t>
+        <w:t>:x")</w:t>
       </w:r>
     </w:p>
     <w:p>
@@ -11054,31 +8943,7 @@
           <w:u w:val="single" w:color="001F5F"/>
         </w:rPr>
         <w:tab/>
-      </w:r>
-      <w:proofErr w:type="gramStart"/>
-      <w:r>
-        <w:rPr>
-          <w:color w:val="001F5F"/>
-          <w:u w:val="single" w:color="001F5F"/>
-        </w:rPr>
-        <w:t>.</w:t>
-      </w:r>
-      <w:proofErr w:type="spellStart"/>
-      <w:r>
-        <w:rPr>
-          <w:color w:val="001F5F"/>
-          <w:u w:val="single" w:color="001F5F"/>
-        </w:rPr>
-        <w:t>setParameter</w:t>
-      </w:r>
-      <w:proofErr w:type="spellEnd"/>
-      <w:proofErr w:type="gramEnd"/>
-      <w:r>
-        <w:rPr>
-          <w:color w:val="001F5F"/>
-          <w:u w:val="single" w:color="001F5F"/>
-        </w:rPr>
-        <w:t>("x",</w:t>
+        <w:t>.setParameter("x",</w:t>
       </w:r>
       <w:r>
         <w:rPr>
@@ -11112,99 +8977,31 @@
         </w:rPr>
         <w:tab/>
       </w:r>
-      <w:proofErr w:type="gramStart"/>
       <w:r>
         <w:rPr>
           <w:color w:val="001F5F"/>
           <w:spacing w:val="-2"/>
           <w:u w:val="single" w:color="001F5F"/>
         </w:rPr>
-        <w:t>.list</w:t>
-      </w:r>
-      <w:proofErr w:type="gramEnd"/>
-      <w:r>
-        <w:rPr>
+        <w:t>.list().forEach(System.</w:t>
+      </w:r>
+      <w:r>
+        <w:rPr>
+          <w:b/>
+          <w:i/>
           <w:color w:val="001F5F"/>
           <w:spacing w:val="-2"/>
           <w:u w:val="single" w:color="001F5F"/>
         </w:rPr>
-        <w:t>(</w:t>
-      </w:r>
-      <w:proofErr w:type="gramStart"/>
+        <w:t>out</w:t>
+      </w:r>
       <w:r>
         <w:rPr>
           <w:color w:val="001F5F"/>
           <w:spacing w:val="-2"/>
           <w:u w:val="single" w:color="001F5F"/>
         </w:rPr>
-        <w:t>).</w:t>
-      </w:r>
-      <w:proofErr w:type="spellStart"/>
-      <w:r>
-        <w:rPr>
-          <w:color w:val="001F5F"/>
-          <w:spacing w:val="-2"/>
-          <w:u w:val="single" w:color="001F5F"/>
-        </w:rPr>
-        <w:t>forEach</w:t>
-      </w:r>
-      <w:proofErr w:type="spellEnd"/>
-      <w:proofErr w:type="gramEnd"/>
-      <w:r>
-        <w:rPr>
-          <w:color w:val="001F5F"/>
-          <w:spacing w:val="-2"/>
-          <w:u w:val="single" w:color="001F5F"/>
-        </w:rPr>
-        <w:t>(</w:t>
-      </w:r>
-      <w:proofErr w:type="spellStart"/>
-      <w:proofErr w:type="gramStart"/>
-      <w:r>
-        <w:rPr>
-          <w:color w:val="001F5F"/>
-          <w:spacing w:val="-2"/>
-          <w:u w:val="single" w:color="001F5F"/>
-        </w:rPr>
-        <w:t>System.</w:t>
-      </w:r>
-      <w:r>
-        <w:rPr>
-          <w:b/>
-          <w:i/>
-          <w:color w:val="001F5F"/>
-          <w:spacing w:val="-2"/>
-          <w:u w:val="single" w:color="001F5F"/>
-        </w:rPr>
-        <w:t>out</w:t>
-      </w:r>
-      <w:proofErr w:type="spellEnd"/>
-      <w:r>
-        <w:rPr>
-          <w:color w:val="001F5F"/>
-          <w:spacing w:val="-2"/>
-          <w:u w:val="single" w:color="001F5F"/>
-        </w:rPr>
-        <w:t>::</w:t>
-      </w:r>
-      <w:proofErr w:type="spellStart"/>
-      <w:proofErr w:type="gramEnd"/>
-      <w:r>
-        <w:rPr>
-          <w:color w:val="001F5F"/>
-          <w:spacing w:val="-2"/>
-          <w:u w:val="single" w:color="001F5F"/>
-        </w:rPr>
-        <w:t>println</w:t>
-      </w:r>
-      <w:proofErr w:type="spellEnd"/>
-      <w:r>
-        <w:rPr>
-          <w:color w:val="001F5F"/>
-          <w:spacing w:val="-2"/>
-          <w:u w:val="single" w:color="001F5F"/>
-        </w:rPr>
-        <w:t>)</w:t>
+        <w:t>::println)</w:t>
       </w:r>
       <w:r>
         <w:rPr>
@@ -11254,21 +9051,7 @@
         <w:rPr>
           <w:color w:val="001F5F"/>
         </w:rPr>
-        <w:t xml:space="preserve">(like == 4) </w:t>
-      </w:r>
-      <w:proofErr w:type="gramStart"/>
-      <w:r>
-        <w:rPr>
-          <w:color w:val="001F5F"/>
-        </w:rPr>
-        <w:t xml:space="preserve">{ </w:t>
-      </w:r>
-      <w:proofErr w:type="spellStart"/>
-      <w:r>
-        <w:rPr>
-          <w:color w:val="001F5F"/>
-        </w:rPr>
-        <w:t>System.</w:t>
+        <w:t>(like == 4) { System.</w:t>
       </w:r>
       <w:r>
         <w:rPr>
@@ -11282,15 +9065,7 @@
         <w:rPr>
           <w:color w:val="001F5F"/>
         </w:rPr>
-        <w:t>.print</w:t>
-      </w:r>
-      <w:proofErr w:type="spellEnd"/>
-      <w:proofErr w:type="gramEnd"/>
-      <w:r>
-        <w:rPr>
-          <w:color w:val="001F5F"/>
-        </w:rPr>
-        <w:t>("Enter</w:t>
+        <w:t>.print("Enter</w:t>
       </w:r>
       <w:r>
         <w:rPr>
@@ -11325,35 +9100,11 @@
         </w:rPr>
         <w:t xml:space="preserve">int </w:t>
       </w:r>
-      <w:proofErr w:type="spellStart"/>
-      <w:r>
-        <w:rPr>
-          <w:color w:val="001F5F"/>
-        </w:rPr>
-        <w:t>len</w:t>
-      </w:r>
-      <w:proofErr w:type="spellEnd"/>
-      <w:r>
-        <w:rPr>
-          <w:color w:val="001F5F"/>
-        </w:rPr>
-        <w:t xml:space="preserve"> = </w:t>
-      </w:r>
-      <w:proofErr w:type="spellStart"/>
-      <w:proofErr w:type="gramStart"/>
-      <w:r>
-        <w:rPr>
-          <w:color w:val="001F5F"/>
-        </w:rPr>
-        <w:t>sc.nextInt</w:t>
-      </w:r>
-      <w:proofErr w:type="spellEnd"/>
-      <w:proofErr w:type="gramEnd"/>
-      <w:r>
-        <w:rPr>
-          <w:color w:val="001F5F"/>
-        </w:rPr>
-        <w:t>();</w:t>
+      <w:r>
+        <w:rPr>
+          <w:color w:val="001F5F"/>
+        </w:rPr>
+        <w:t>len = sc.nextInt();</w:t>
       </w:r>
     </w:p>
     <w:p>
@@ -11362,23 +9113,12 @@
         <w:spacing w:before="3"/>
         <w:ind w:left="967"/>
       </w:pPr>
-      <w:proofErr w:type="spellStart"/>
-      <w:proofErr w:type="gramStart"/>
       <w:r>
         <w:rPr>
           <w:color w:val="001F5F"/>
           <w:u w:val="single" w:color="001F5F"/>
         </w:rPr>
-        <w:t>session.createQuery</w:t>
-      </w:r>
-      <w:proofErr w:type="spellEnd"/>
-      <w:proofErr w:type="gramEnd"/>
-      <w:r>
-        <w:rPr>
-          <w:color w:val="001F5F"/>
-          <w:u w:val="single" w:color="001F5F"/>
-        </w:rPr>
-        <w:t>("from</w:t>
+        <w:t>session.createQuery("from</w:t>
       </w:r>
       <w:r>
         <w:rPr>
@@ -11424,25 +9164,7 @@
           <w:spacing w:val="-2"/>
           <w:u w:val="single" w:color="001F5F"/>
         </w:rPr>
-        <w:t>length(name)</w:t>
-      </w:r>
-      <w:proofErr w:type="gramStart"/>
-      <w:r>
-        <w:rPr>
-          <w:color w:val="001F5F"/>
-          <w:spacing w:val="-2"/>
-          <w:u w:val="single" w:color="001F5F"/>
-        </w:rPr>
-        <w:t>=:l</w:t>
-      </w:r>
-      <w:proofErr w:type="gramEnd"/>
-      <w:r>
-        <w:rPr>
-          <w:color w:val="001F5F"/>
-          <w:spacing w:val="-2"/>
-          <w:u w:val="single" w:color="001F5F"/>
-        </w:rPr>
-        <w:t>")</w:t>
+        <w:t>length(name)=:l")</w:t>
       </w:r>
     </w:p>
     <w:p>
@@ -11459,31 +9181,7 @@
           <w:u w:val="single" w:color="001F5F"/>
         </w:rPr>
         <w:tab/>
-      </w:r>
-      <w:proofErr w:type="gramStart"/>
-      <w:r>
-        <w:rPr>
-          <w:color w:val="001F5F"/>
-          <w:u w:val="single" w:color="001F5F"/>
-        </w:rPr>
-        <w:t>.</w:t>
-      </w:r>
-      <w:proofErr w:type="spellStart"/>
-      <w:r>
-        <w:rPr>
-          <w:color w:val="001F5F"/>
-          <w:u w:val="single" w:color="001F5F"/>
-        </w:rPr>
-        <w:t>setParameter</w:t>
-      </w:r>
-      <w:proofErr w:type="spellEnd"/>
-      <w:proofErr w:type="gramEnd"/>
-      <w:r>
-        <w:rPr>
-          <w:color w:val="001F5F"/>
-          <w:u w:val="single" w:color="001F5F"/>
-        </w:rPr>
-        <w:t>("l",</w:t>
+        <w:t>.setParameter("l",</w:t>
       </w:r>
       <w:r>
         <w:rPr>
@@ -11493,23 +9191,13 @@
         </w:rPr>
         <w:t xml:space="preserve"> </w:t>
       </w:r>
-      <w:proofErr w:type="spellStart"/>
       <w:r>
         <w:rPr>
           <w:color w:val="001F5F"/>
           <w:spacing w:val="-4"/>
           <w:u w:val="single" w:color="001F5F"/>
         </w:rPr>
-        <w:t>len</w:t>
-      </w:r>
-      <w:proofErr w:type="spellEnd"/>
-      <w:r>
-        <w:rPr>
-          <w:color w:val="001F5F"/>
-          <w:spacing w:val="-4"/>
-          <w:u w:val="single" w:color="001F5F"/>
-        </w:rPr>
-        <w:t>)</w:t>
+        <w:t>len)</w:t>
       </w:r>
     </w:p>
     <w:p>
@@ -11527,99 +9215,31 @@
         </w:rPr>
         <w:tab/>
       </w:r>
-      <w:proofErr w:type="gramStart"/>
       <w:r>
         <w:rPr>
           <w:color w:val="001F5F"/>
           <w:spacing w:val="-2"/>
           <w:u w:val="single" w:color="001F5F"/>
         </w:rPr>
-        <w:t>.list</w:t>
-      </w:r>
-      <w:proofErr w:type="gramEnd"/>
-      <w:r>
-        <w:rPr>
+        <w:t>.list().forEach(System.</w:t>
+      </w:r>
+      <w:r>
+        <w:rPr>
+          <w:b/>
+          <w:i/>
           <w:color w:val="001F5F"/>
           <w:spacing w:val="-2"/>
           <w:u w:val="single" w:color="001F5F"/>
         </w:rPr>
-        <w:t>(</w:t>
-      </w:r>
-      <w:proofErr w:type="gramStart"/>
+        <w:t>out</w:t>
+      </w:r>
       <w:r>
         <w:rPr>
           <w:color w:val="001F5F"/>
           <w:spacing w:val="-2"/>
           <w:u w:val="single" w:color="001F5F"/>
         </w:rPr>
-        <w:t>).</w:t>
-      </w:r>
-      <w:proofErr w:type="spellStart"/>
-      <w:r>
-        <w:rPr>
-          <w:color w:val="001F5F"/>
-          <w:spacing w:val="-2"/>
-          <w:u w:val="single" w:color="001F5F"/>
-        </w:rPr>
-        <w:t>forEach</w:t>
-      </w:r>
-      <w:proofErr w:type="spellEnd"/>
-      <w:proofErr w:type="gramEnd"/>
-      <w:r>
-        <w:rPr>
-          <w:color w:val="001F5F"/>
-          <w:spacing w:val="-2"/>
-          <w:u w:val="single" w:color="001F5F"/>
-        </w:rPr>
-        <w:t>(</w:t>
-      </w:r>
-      <w:proofErr w:type="spellStart"/>
-      <w:proofErr w:type="gramStart"/>
-      <w:r>
-        <w:rPr>
-          <w:color w:val="001F5F"/>
-          <w:spacing w:val="-2"/>
-          <w:u w:val="single" w:color="001F5F"/>
-        </w:rPr>
-        <w:t>System.</w:t>
-      </w:r>
-      <w:r>
-        <w:rPr>
-          <w:b/>
-          <w:i/>
-          <w:color w:val="001F5F"/>
-          <w:spacing w:val="-2"/>
-          <w:u w:val="single" w:color="001F5F"/>
-        </w:rPr>
-        <w:t>out</w:t>
-      </w:r>
-      <w:proofErr w:type="spellEnd"/>
-      <w:r>
-        <w:rPr>
-          <w:color w:val="001F5F"/>
-          <w:spacing w:val="-2"/>
-          <w:u w:val="single" w:color="001F5F"/>
-        </w:rPr>
-        <w:t>::</w:t>
-      </w:r>
-      <w:proofErr w:type="spellStart"/>
-      <w:proofErr w:type="gramEnd"/>
-      <w:r>
-        <w:rPr>
-          <w:color w:val="001F5F"/>
-          <w:spacing w:val="-2"/>
-          <w:u w:val="single" w:color="001F5F"/>
-        </w:rPr>
-        <w:t>println</w:t>
-      </w:r>
-      <w:proofErr w:type="spellEnd"/>
-      <w:r>
-        <w:rPr>
-          <w:color w:val="001F5F"/>
-          <w:spacing w:val="-2"/>
-          <w:u w:val="single" w:color="001F5F"/>
-        </w:rPr>
-        <w:t>)</w:t>
+        <w:t>::println)</w:t>
       </w:r>
       <w:r>
         <w:rPr>
@@ -11710,7 +9330,6 @@
         <w:spacing w:before="201"/>
         <w:ind w:left="773"/>
       </w:pPr>
-      <w:proofErr w:type="spellStart"/>
       <w:r>
         <w:rPr>
           <w:color w:val="001F5F"/>
@@ -11732,15 +9351,7 @@
           <w:color w:val="001F5F"/>
           <w:spacing w:val="-2"/>
         </w:rPr>
-        <w:t>.println</w:t>
-      </w:r>
-      <w:proofErr w:type="spellEnd"/>
-      <w:r>
-        <w:rPr>
-          <w:color w:val="001F5F"/>
-          <w:spacing w:val="-2"/>
-        </w:rPr>
-        <w:t>("Program</w:t>
+        <w:t>.println("Program</w:t>
       </w:r>
       <w:r>
         <w:rPr>
@@ -11811,41 +9422,12 @@
         <w:spacing w:before="1" w:line="427" w:lineRule="auto"/>
         <w:ind w:left="386" w:right="7116"/>
       </w:pPr>
-      <w:proofErr w:type="spellStart"/>
-      <w:proofErr w:type="gramStart"/>
-      <w:r>
-        <w:rPr>
-          <w:color w:val="001F5F"/>
-          <w:spacing w:val="-2"/>
-        </w:rPr>
-        <w:t>session.close</w:t>
-      </w:r>
-      <w:proofErr w:type="spellEnd"/>
-      <w:proofErr w:type="gramEnd"/>
-      <w:r>
-        <w:rPr>
-          <w:color w:val="001F5F"/>
-          <w:spacing w:val="-2"/>
-        </w:rPr>
-        <w:t xml:space="preserve">(); </w:t>
-      </w:r>
-      <w:proofErr w:type="spellStart"/>
-      <w:proofErr w:type="gramStart"/>
-      <w:r>
-        <w:rPr>
-          <w:color w:val="001F5F"/>
-          <w:spacing w:val="-2"/>
-        </w:rPr>
-        <w:t>sf.close</w:t>
-      </w:r>
-      <w:proofErr w:type="spellEnd"/>
-      <w:proofErr w:type="gramEnd"/>
-      <w:r>
-        <w:rPr>
-          <w:color w:val="001F5F"/>
-          <w:spacing w:val="-2"/>
-        </w:rPr>
-        <w:t>();</w:t>
+      <w:r>
+        <w:rPr>
+          <w:color w:val="001F5F"/>
+          <w:spacing w:val="-2"/>
+        </w:rPr>
+        <w:t>session.close(); sf.close();</w:t>
       </w:r>
     </w:p>
     <w:p>
@@ -11927,23 +9509,12 @@
         </w:rPr>
         <w:t xml:space="preserve"> </w:t>
       </w:r>
-      <w:proofErr w:type="spellStart"/>
-      <w:proofErr w:type="gramStart"/>
-      <w:r>
-        <w:rPr>
-          <w:color w:val="001F5F"/>
-          <w:spacing w:val="-2"/>
-        </w:rPr>
-        <w:t>com.klu.model</w:t>
-      </w:r>
-      <w:proofErr w:type="spellEnd"/>
-      <w:proofErr w:type="gramEnd"/>
-      <w:r>
-        <w:rPr>
-          <w:color w:val="001F5F"/>
-          <w:spacing w:val="-2"/>
-        </w:rPr>
-        <w:t>;</w:t>
+      <w:r>
+        <w:rPr>
+          <w:color w:val="001F5F"/>
+          <w:spacing w:val="-2"/>
+        </w:rPr>
+        <w:t>com.klu.model;</w:t>
       </w:r>
     </w:p>
     <w:p>
@@ -11973,23 +9544,12 @@
         </w:rPr>
         <w:t xml:space="preserve"> </w:t>
       </w:r>
-      <w:proofErr w:type="spellStart"/>
-      <w:proofErr w:type="gramStart"/>
-      <w:r>
-        <w:rPr>
-          <w:color w:val="001F5F"/>
-          <w:spacing w:val="-2"/>
-        </w:rPr>
-        <w:t>javax.persistence</w:t>
-      </w:r>
-      <w:proofErr w:type="spellEnd"/>
-      <w:proofErr w:type="gramEnd"/>
-      <w:r>
-        <w:rPr>
-          <w:color w:val="001F5F"/>
-          <w:spacing w:val="-2"/>
-        </w:rPr>
-        <w:t>.*;</w:t>
+      <w:r>
+        <w:rPr>
+          <w:color w:val="001F5F"/>
+          <w:spacing w:val="-2"/>
+        </w:rPr>
+        <w:t>javax.persistence.*;</w:t>
       </w:r>
     </w:p>
     <w:p>
@@ -12024,21 +9584,7 @@
         <w:rPr>
           <w:color w:val="001F5F"/>
         </w:rPr>
-        <w:t>@</w:t>
-      </w:r>
-      <w:proofErr w:type="gramStart"/>
-      <w:r>
-        <w:rPr>
-          <w:color w:val="001F5F"/>
-        </w:rPr>
-        <w:t>Table(</w:t>
-      </w:r>
-      <w:proofErr w:type="gramEnd"/>
-      <w:r>
-        <w:rPr>
-          <w:color w:val="001F5F"/>
-        </w:rPr>
-        <w:t>name</w:t>
+        <w:t>@Table(name</w:t>
       </w:r>
       <w:r>
         <w:rPr>
@@ -12168,21 +9714,7 @@
         <w:rPr>
           <w:color w:val="001F5F"/>
         </w:rPr>
-        <w:t>@</w:t>
-      </w:r>
-      <w:proofErr w:type="gramStart"/>
-      <w:r>
-        <w:rPr>
-          <w:color w:val="001F5F"/>
-        </w:rPr>
-        <w:t>GeneratedValue(</w:t>
-      </w:r>
-      <w:proofErr w:type="gramEnd"/>
-      <w:r>
-        <w:rPr>
-          <w:color w:val="001F5F"/>
-        </w:rPr>
-        <w:t>strategy</w:t>
+        <w:t>@GeneratedValue(strategy</w:t>
       </w:r>
       <w:r>
         <w:rPr>
@@ -12204,7 +9736,6 @@
         </w:rPr>
         <w:t xml:space="preserve"> </w:t>
       </w:r>
-      <w:proofErr w:type="spellStart"/>
       <w:r>
         <w:rPr>
           <w:color w:val="001F5F"/>
@@ -12221,7 +9752,6 @@
         </w:rPr>
         <w:t>IDENTITY</w:t>
       </w:r>
-      <w:proofErr w:type="spellEnd"/>
       <w:r>
         <w:rPr>
           <w:color w:val="001F5F"/>
@@ -12403,27 +9933,11 @@
         </w:rPr>
         <w:t xml:space="preserve"> </w:t>
       </w:r>
-      <w:proofErr w:type="spellStart"/>
-      <w:proofErr w:type="gramStart"/>
-      <w:r>
-        <w:rPr>
-          <w:color w:val="001F5F"/>
-        </w:rPr>
-        <w:t>getId</w:t>
-      </w:r>
-      <w:proofErr w:type="spellEnd"/>
-      <w:r>
-        <w:rPr>
-          <w:color w:val="001F5F"/>
-        </w:rPr>
-        <w:t>(</w:t>
-      </w:r>
-      <w:proofErr w:type="gramEnd"/>
-      <w:r>
-        <w:rPr>
-          <w:color w:val="001F5F"/>
-        </w:rPr>
-        <w:t>)</w:t>
+      <w:r>
+        <w:rPr>
+          <w:color w:val="001F5F"/>
+        </w:rPr>
+        <w:t>getId()</w:t>
       </w:r>
       <w:r>
         <w:rPr>
@@ -12524,27 +10038,11 @@
         </w:rPr>
         <w:t xml:space="preserve"> </w:t>
       </w:r>
-      <w:proofErr w:type="spellStart"/>
-      <w:proofErr w:type="gramStart"/>
-      <w:r>
-        <w:rPr>
-          <w:color w:val="001F5F"/>
-        </w:rPr>
-        <w:t>getName</w:t>
-      </w:r>
-      <w:proofErr w:type="spellEnd"/>
-      <w:r>
-        <w:rPr>
-          <w:color w:val="001F5F"/>
-        </w:rPr>
-        <w:t>(</w:t>
-      </w:r>
-      <w:proofErr w:type="gramEnd"/>
-      <w:r>
-        <w:rPr>
-          <w:color w:val="001F5F"/>
-        </w:rPr>
-        <w:t>)</w:t>
+      <w:r>
+        <w:rPr>
+          <w:color w:val="001F5F"/>
+        </w:rPr>
+        <w:t>getName()</w:t>
       </w:r>
       <w:r>
         <w:rPr>
@@ -12645,27 +10143,11 @@
         </w:rPr>
         <w:t xml:space="preserve"> </w:t>
       </w:r>
-      <w:proofErr w:type="spellStart"/>
-      <w:proofErr w:type="gramStart"/>
-      <w:r>
-        <w:rPr>
-          <w:color w:val="001F5F"/>
-        </w:rPr>
-        <w:t>getDescription</w:t>
-      </w:r>
-      <w:proofErr w:type="spellEnd"/>
-      <w:r>
-        <w:rPr>
-          <w:color w:val="001F5F"/>
-        </w:rPr>
-        <w:t>(</w:t>
-      </w:r>
-      <w:proofErr w:type="gramEnd"/>
-      <w:r>
-        <w:rPr>
-          <w:color w:val="001F5F"/>
-        </w:rPr>
-        <w:t>)</w:t>
+      <w:r>
+        <w:rPr>
+          <w:color w:val="001F5F"/>
+        </w:rPr>
+        <w:t>getDescription()</w:t>
       </w:r>
       <w:r>
         <w:rPr>
@@ -12768,27 +10250,11 @@
         </w:rPr>
         <w:t xml:space="preserve"> </w:t>
       </w:r>
-      <w:proofErr w:type="spellStart"/>
-      <w:proofErr w:type="gramStart"/>
-      <w:r>
-        <w:rPr>
-          <w:color w:val="001F5F"/>
-        </w:rPr>
-        <w:t>getPrice</w:t>
-      </w:r>
-      <w:proofErr w:type="spellEnd"/>
-      <w:r>
-        <w:rPr>
-          <w:color w:val="001F5F"/>
-        </w:rPr>
-        <w:t>(</w:t>
-      </w:r>
-      <w:proofErr w:type="gramEnd"/>
-      <w:r>
-        <w:rPr>
-          <w:color w:val="001F5F"/>
-        </w:rPr>
-        <w:t>)</w:t>
+      <w:r>
+        <w:rPr>
+          <w:color w:val="001F5F"/>
+        </w:rPr>
+        <w:t>getPrice()</w:t>
       </w:r>
       <w:r>
         <w:rPr>
@@ -12891,27 +10357,11 @@
         </w:rPr>
         <w:t xml:space="preserve"> </w:t>
       </w:r>
-      <w:proofErr w:type="spellStart"/>
-      <w:proofErr w:type="gramStart"/>
-      <w:r>
-        <w:rPr>
-          <w:color w:val="001F5F"/>
-        </w:rPr>
-        <w:t>getQuantity</w:t>
-      </w:r>
-      <w:proofErr w:type="spellEnd"/>
-      <w:r>
-        <w:rPr>
-          <w:color w:val="001F5F"/>
-        </w:rPr>
-        <w:t>(</w:t>
-      </w:r>
-      <w:proofErr w:type="gramEnd"/>
-      <w:r>
-        <w:rPr>
-          <w:color w:val="001F5F"/>
-        </w:rPr>
-        <w:t>)</w:t>
+      <w:r>
+        <w:rPr>
+          <w:color w:val="001F5F"/>
+        </w:rPr>
+        <w:t>getQuantity()</w:t>
       </w:r>
       <w:r>
         <w:rPr>
@@ -13024,27 +10474,11 @@
         </w:rPr>
         <w:t xml:space="preserve"> </w:t>
       </w:r>
-      <w:proofErr w:type="spellStart"/>
-      <w:proofErr w:type="gramStart"/>
-      <w:r>
-        <w:rPr>
-          <w:color w:val="001F5F"/>
-        </w:rPr>
-        <w:t>setName</w:t>
-      </w:r>
-      <w:proofErr w:type="spellEnd"/>
-      <w:r>
-        <w:rPr>
-          <w:color w:val="001F5F"/>
-        </w:rPr>
-        <w:t>(</w:t>
-      </w:r>
-      <w:proofErr w:type="gramEnd"/>
-      <w:r>
-        <w:rPr>
-          <w:color w:val="001F5F"/>
-        </w:rPr>
-        <w:t>String</w:t>
+      <w:r>
+        <w:rPr>
+          <w:color w:val="001F5F"/>
+        </w:rPr>
+        <w:t>setName(String</w:t>
       </w:r>
       <w:r>
         <w:rPr>
@@ -13171,27 +10605,11 @@
         </w:rPr>
         <w:t xml:space="preserve"> </w:t>
       </w:r>
-      <w:proofErr w:type="spellStart"/>
-      <w:proofErr w:type="gramStart"/>
-      <w:r>
-        <w:rPr>
-          <w:color w:val="001F5F"/>
-        </w:rPr>
-        <w:t>setDescription</w:t>
-      </w:r>
-      <w:proofErr w:type="spellEnd"/>
-      <w:r>
-        <w:rPr>
-          <w:color w:val="001F5F"/>
-        </w:rPr>
-        <w:t>(</w:t>
-      </w:r>
-      <w:proofErr w:type="gramEnd"/>
-      <w:r>
-        <w:rPr>
-          <w:color w:val="001F5F"/>
-        </w:rPr>
-        <w:t>String</w:t>
+      <w:r>
+        <w:rPr>
+          <w:color w:val="001F5F"/>
+        </w:rPr>
+        <w:t>setDescription(String</w:t>
       </w:r>
       <w:r>
         <w:rPr>
@@ -13227,8 +10645,6 @@
         <w:spacing w:before="199"/>
         <w:ind w:left="386"/>
       </w:pPr>
-      <w:proofErr w:type="spellStart"/>
-      <w:proofErr w:type="gramStart"/>
       <w:r>
         <w:rPr>
           <w:b/>
@@ -13242,8 +10658,6 @@
         </w:rPr>
         <w:t>.description</w:t>
       </w:r>
-      <w:proofErr w:type="spellEnd"/>
-      <w:proofErr w:type="gramEnd"/>
       <w:r>
         <w:rPr>
           <w:color w:val="001F5F"/>
@@ -13331,22 +10745,12 @@
         </w:rPr>
         <w:t xml:space="preserve"> </w:t>
       </w:r>
-      <w:proofErr w:type="spellStart"/>
-      <w:proofErr w:type="gramStart"/>
-      <w:r>
-        <w:rPr>
-          <w:color w:val="001F5F"/>
-        </w:rPr>
-        <w:t>setPrice</w:t>
-      </w:r>
-      <w:proofErr w:type="spellEnd"/>
-      <w:r>
-        <w:rPr>
-          <w:color w:val="001F5F"/>
-        </w:rPr>
-        <w:t>(</w:t>
-      </w:r>
-      <w:proofErr w:type="gramEnd"/>
+      <w:r>
+        <w:rPr>
+          <w:color w:val="001F5F"/>
+        </w:rPr>
+        <w:t>setPrice(</w:t>
+      </w:r>
       <w:r>
         <w:rPr>
           <w:b/>
@@ -13388,8 +10792,6 @@
         <w:spacing w:before="200"/>
         <w:ind w:left="386"/>
       </w:pPr>
-      <w:proofErr w:type="spellStart"/>
-      <w:proofErr w:type="gramStart"/>
       <w:r>
         <w:rPr>
           <w:b/>
@@ -13403,8 +10805,6 @@
         </w:rPr>
         <w:t>.price</w:t>
       </w:r>
-      <w:proofErr w:type="spellEnd"/>
-      <w:proofErr w:type="gramEnd"/>
       <w:r>
         <w:rPr>
           <w:color w:val="001F5F"/>
@@ -13492,22 +10892,12 @@
         </w:rPr>
         <w:t xml:space="preserve"> </w:t>
       </w:r>
-      <w:proofErr w:type="spellStart"/>
-      <w:proofErr w:type="gramStart"/>
-      <w:r>
-        <w:rPr>
-          <w:color w:val="001F5F"/>
-        </w:rPr>
-        <w:t>setQuantity</w:t>
-      </w:r>
-      <w:proofErr w:type="spellEnd"/>
-      <w:r>
-        <w:rPr>
-          <w:color w:val="001F5F"/>
-        </w:rPr>
-        <w:t>(</w:t>
-      </w:r>
-      <w:proofErr w:type="gramEnd"/>
+      <w:r>
+        <w:rPr>
+          <w:color w:val="001F5F"/>
+        </w:rPr>
+        <w:t>setQuantity(</w:t>
+      </w:r>
       <w:r>
         <w:rPr>
           <w:b/>
@@ -13550,8 +10940,6 @@
         <w:spacing w:before="200"/>
         <w:ind w:left="386"/>
       </w:pPr>
-      <w:proofErr w:type="spellStart"/>
-      <w:proofErr w:type="gramStart"/>
       <w:r>
         <w:rPr>
           <w:b/>
@@ -13565,8 +10953,6 @@
         </w:rPr>
         <w:t>.quantity</w:t>
       </w:r>
-      <w:proofErr w:type="spellEnd"/>
-      <w:proofErr w:type="gramEnd"/>
       <w:r>
         <w:rPr>
           <w:color w:val="001F5F"/>
@@ -13671,23 +11057,12 @@
         </w:rPr>
         <w:t xml:space="preserve"> </w:t>
       </w:r>
-      <w:proofErr w:type="spellStart"/>
-      <w:proofErr w:type="gramStart"/>
-      <w:r>
-        <w:rPr>
-          <w:color w:val="001F5F"/>
-          <w:spacing w:val="-2"/>
-        </w:rPr>
-        <w:t>com.klu.model</w:t>
-      </w:r>
-      <w:proofErr w:type="spellEnd"/>
-      <w:proofErr w:type="gramEnd"/>
-      <w:r>
-        <w:rPr>
-          <w:color w:val="001F5F"/>
-          <w:spacing w:val="-2"/>
-        </w:rPr>
-        <w:t>;</w:t>
+      <w:r>
+        <w:rPr>
+          <w:color w:val="001F5F"/>
+          <w:spacing w:val="-2"/>
+        </w:rPr>
+        <w:t>com.klu.model;</w:t>
       </w:r>
     </w:p>
     <w:p>
@@ -13717,23 +11092,12 @@
         </w:rPr>
         <w:t xml:space="preserve"> </w:t>
       </w:r>
-      <w:proofErr w:type="spellStart"/>
-      <w:proofErr w:type="gramStart"/>
-      <w:r>
-        <w:rPr>
-          <w:color w:val="001F5F"/>
-          <w:spacing w:val="-2"/>
-        </w:rPr>
-        <w:t>javax.persistence</w:t>
-      </w:r>
-      <w:proofErr w:type="spellEnd"/>
-      <w:proofErr w:type="gramEnd"/>
-      <w:r>
-        <w:rPr>
-          <w:color w:val="001F5F"/>
-          <w:spacing w:val="-2"/>
-        </w:rPr>
-        <w:t>.*;</w:t>
+      <w:r>
+        <w:rPr>
+          <w:color w:val="001F5F"/>
+          <w:spacing w:val="-2"/>
+        </w:rPr>
+        <w:t>javax.persistence.*;</w:t>
       </w:r>
     </w:p>
     <w:p>
@@ -13768,21 +11132,7 @@
         <w:rPr>
           <w:color w:val="001F5F"/>
         </w:rPr>
-        <w:t>@</w:t>
-      </w:r>
-      <w:proofErr w:type="gramStart"/>
-      <w:r>
-        <w:rPr>
-          <w:color w:val="001F5F"/>
-        </w:rPr>
-        <w:t>Table(</w:t>
-      </w:r>
-      <w:proofErr w:type="gramEnd"/>
-      <w:r>
-        <w:rPr>
-          <w:color w:val="001F5F"/>
-        </w:rPr>
-        <w:t>name</w:t>
+        <w:t>@Table(name</w:t>
       </w:r>
       <w:r>
         <w:rPr>
@@ -13912,21 +11262,7 @@
         <w:rPr>
           <w:color w:val="001F5F"/>
         </w:rPr>
-        <w:t>@</w:t>
-      </w:r>
-      <w:proofErr w:type="gramStart"/>
-      <w:r>
-        <w:rPr>
-          <w:color w:val="001F5F"/>
-        </w:rPr>
-        <w:t>GeneratedValue(</w:t>
-      </w:r>
-      <w:proofErr w:type="gramEnd"/>
-      <w:r>
-        <w:rPr>
-          <w:color w:val="001F5F"/>
-        </w:rPr>
-        <w:t>strategy</w:t>
+        <w:t>@GeneratedValue(strategy</w:t>
       </w:r>
       <w:r>
         <w:rPr>
@@ -13948,7 +11284,6 @@
         </w:rPr>
         <w:t xml:space="preserve"> </w:t>
       </w:r>
-      <w:proofErr w:type="spellStart"/>
       <w:r>
         <w:rPr>
           <w:color w:val="001F5F"/>
@@ -13965,7 +11300,6 @@
         </w:rPr>
         <w:t>IDENTITY</w:t>
       </w:r>
-      <w:proofErr w:type="spellEnd"/>
       <w:r>
         <w:rPr>
           <w:color w:val="001F5F"/>
@@ -14147,27 +11481,11 @@
         </w:rPr>
         <w:t xml:space="preserve"> </w:t>
       </w:r>
-      <w:proofErr w:type="spellStart"/>
-      <w:proofErr w:type="gramStart"/>
-      <w:r>
-        <w:rPr>
-          <w:color w:val="001F5F"/>
-        </w:rPr>
-        <w:t>getId</w:t>
-      </w:r>
-      <w:proofErr w:type="spellEnd"/>
-      <w:r>
-        <w:rPr>
-          <w:color w:val="001F5F"/>
-        </w:rPr>
-        <w:t>(</w:t>
-      </w:r>
-      <w:proofErr w:type="gramEnd"/>
-      <w:r>
-        <w:rPr>
-          <w:color w:val="001F5F"/>
-        </w:rPr>
-        <w:t>)</w:t>
+      <w:r>
+        <w:rPr>
+          <w:color w:val="001F5F"/>
+        </w:rPr>
+        <w:t>getId()</w:t>
       </w:r>
       <w:r>
         <w:rPr>
@@ -14268,27 +11586,11 @@
         </w:rPr>
         <w:t xml:space="preserve"> </w:t>
       </w:r>
-      <w:proofErr w:type="spellStart"/>
-      <w:proofErr w:type="gramStart"/>
-      <w:r>
-        <w:rPr>
-          <w:color w:val="001F5F"/>
-        </w:rPr>
-        <w:t>getName</w:t>
-      </w:r>
-      <w:proofErr w:type="spellEnd"/>
-      <w:r>
-        <w:rPr>
-          <w:color w:val="001F5F"/>
-        </w:rPr>
-        <w:t>(</w:t>
-      </w:r>
-      <w:proofErr w:type="gramEnd"/>
-      <w:r>
-        <w:rPr>
-          <w:color w:val="001F5F"/>
-        </w:rPr>
-        <w:t>)</w:t>
+      <w:r>
+        <w:rPr>
+          <w:color w:val="001F5F"/>
+        </w:rPr>
+        <w:t>getName()</w:t>
       </w:r>
       <w:r>
         <w:rPr>
@@ -14389,27 +11691,11 @@
         </w:rPr>
         <w:t xml:space="preserve"> </w:t>
       </w:r>
-      <w:proofErr w:type="spellStart"/>
-      <w:proofErr w:type="gramStart"/>
-      <w:r>
-        <w:rPr>
-          <w:color w:val="001F5F"/>
-        </w:rPr>
-        <w:t>getDescription</w:t>
-      </w:r>
-      <w:proofErr w:type="spellEnd"/>
-      <w:r>
-        <w:rPr>
-          <w:color w:val="001F5F"/>
-        </w:rPr>
-        <w:t>(</w:t>
-      </w:r>
-      <w:proofErr w:type="gramEnd"/>
-      <w:r>
-        <w:rPr>
-          <w:color w:val="001F5F"/>
-        </w:rPr>
-        <w:t>)</w:t>
+      <w:r>
+        <w:rPr>
+          <w:color w:val="001F5F"/>
+        </w:rPr>
+        <w:t>getDescription()</w:t>
       </w:r>
       <w:r>
         <w:rPr>
@@ -14512,27 +11798,11 @@
         </w:rPr>
         <w:t xml:space="preserve"> </w:t>
       </w:r>
-      <w:proofErr w:type="spellStart"/>
-      <w:proofErr w:type="gramStart"/>
-      <w:r>
-        <w:rPr>
-          <w:color w:val="001F5F"/>
-        </w:rPr>
-        <w:t>getPrice</w:t>
-      </w:r>
-      <w:proofErr w:type="spellEnd"/>
-      <w:r>
-        <w:rPr>
-          <w:color w:val="001F5F"/>
-        </w:rPr>
-        <w:t>(</w:t>
-      </w:r>
-      <w:proofErr w:type="gramEnd"/>
-      <w:r>
-        <w:rPr>
-          <w:color w:val="001F5F"/>
-        </w:rPr>
-        <w:t>)</w:t>
+      <w:r>
+        <w:rPr>
+          <w:color w:val="001F5F"/>
+        </w:rPr>
+        <w:t>getPrice()</w:t>
       </w:r>
       <w:r>
         <w:rPr>
@@ -14635,27 +11905,11 @@
         </w:rPr>
         <w:t xml:space="preserve"> </w:t>
       </w:r>
-      <w:proofErr w:type="spellStart"/>
-      <w:proofErr w:type="gramStart"/>
-      <w:r>
-        <w:rPr>
-          <w:color w:val="001F5F"/>
-        </w:rPr>
-        <w:t>getQuantity</w:t>
-      </w:r>
-      <w:proofErr w:type="spellEnd"/>
-      <w:r>
-        <w:rPr>
-          <w:color w:val="001F5F"/>
-        </w:rPr>
-        <w:t>(</w:t>
-      </w:r>
-      <w:proofErr w:type="gramEnd"/>
-      <w:r>
-        <w:rPr>
-          <w:color w:val="001F5F"/>
-        </w:rPr>
-        <w:t>)</w:t>
+      <w:r>
+        <w:rPr>
+          <w:color w:val="001F5F"/>
+        </w:rPr>
+        <w:t>getQuantity()</w:t>
       </w:r>
       <w:r>
         <w:rPr>
@@ -14768,27 +12022,11 @@
         </w:rPr>
         <w:t xml:space="preserve"> </w:t>
       </w:r>
-      <w:proofErr w:type="spellStart"/>
-      <w:proofErr w:type="gramStart"/>
-      <w:r>
-        <w:rPr>
-          <w:color w:val="001F5F"/>
-        </w:rPr>
-        <w:t>setName</w:t>
-      </w:r>
-      <w:proofErr w:type="spellEnd"/>
-      <w:r>
-        <w:rPr>
-          <w:color w:val="001F5F"/>
-        </w:rPr>
-        <w:t>(</w:t>
-      </w:r>
-      <w:proofErr w:type="gramEnd"/>
-      <w:r>
-        <w:rPr>
-          <w:color w:val="001F5F"/>
-        </w:rPr>
-        <w:t>String</w:t>
+      <w:r>
+        <w:rPr>
+          <w:color w:val="001F5F"/>
+        </w:rPr>
+        <w:t>setName(String</w:t>
       </w:r>
       <w:r>
         <w:rPr>
@@ -14915,27 +12153,11 @@
         </w:rPr>
         <w:t xml:space="preserve"> </w:t>
       </w:r>
-      <w:proofErr w:type="spellStart"/>
-      <w:proofErr w:type="gramStart"/>
-      <w:r>
-        <w:rPr>
-          <w:color w:val="001F5F"/>
-        </w:rPr>
-        <w:t>setDescription</w:t>
-      </w:r>
-      <w:proofErr w:type="spellEnd"/>
-      <w:r>
-        <w:rPr>
-          <w:color w:val="001F5F"/>
-        </w:rPr>
-        <w:t>(</w:t>
-      </w:r>
-      <w:proofErr w:type="gramEnd"/>
-      <w:r>
-        <w:rPr>
-          <w:color w:val="001F5F"/>
-        </w:rPr>
-        <w:t>String</w:t>
+      <w:r>
+        <w:rPr>
+          <w:color w:val="001F5F"/>
+        </w:rPr>
+        <w:t>setDescription(String</w:t>
       </w:r>
       <w:r>
         <w:rPr>
@@ -14971,8 +12193,6 @@
         <w:spacing w:before="199"/>
         <w:ind w:left="386"/>
       </w:pPr>
-      <w:proofErr w:type="spellStart"/>
-      <w:proofErr w:type="gramStart"/>
       <w:r>
         <w:rPr>
           <w:b/>
@@ -14986,8 +12206,6 @@
         </w:rPr>
         <w:t>.description</w:t>
       </w:r>
-      <w:proofErr w:type="spellEnd"/>
-      <w:proofErr w:type="gramEnd"/>
       <w:r>
         <w:rPr>
           <w:color w:val="001F5F"/>
@@ -15075,22 +12293,12 @@
         </w:rPr>
         <w:t xml:space="preserve"> </w:t>
       </w:r>
-      <w:proofErr w:type="spellStart"/>
-      <w:proofErr w:type="gramStart"/>
-      <w:r>
-        <w:rPr>
-          <w:color w:val="001F5F"/>
-        </w:rPr>
-        <w:t>setPrice</w:t>
-      </w:r>
-      <w:proofErr w:type="spellEnd"/>
-      <w:r>
-        <w:rPr>
-          <w:color w:val="001F5F"/>
-        </w:rPr>
-        <w:t>(</w:t>
-      </w:r>
-      <w:proofErr w:type="gramEnd"/>
+      <w:r>
+        <w:rPr>
+          <w:color w:val="001F5F"/>
+        </w:rPr>
+        <w:t>setPrice(</w:t>
+      </w:r>
       <w:r>
         <w:rPr>
           <w:b/>
@@ -15132,8 +12340,6 @@
         <w:spacing w:before="200"/>
         <w:ind w:left="386"/>
       </w:pPr>
-      <w:proofErr w:type="spellStart"/>
-      <w:proofErr w:type="gramStart"/>
       <w:r>
         <w:rPr>
           <w:b/>
@@ -15147,8 +12353,6 @@
         </w:rPr>
         <w:t>.price</w:t>
       </w:r>
-      <w:proofErr w:type="spellEnd"/>
-      <w:proofErr w:type="gramEnd"/>
       <w:r>
         <w:rPr>
           <w:color w:val="001F5F"/>
@@ -15236,22 +12440,12 @@
         </w:rPr>
         <w:t xml:space="preserve"> </w:t>
       </w:r>
-      <w:proofErr w:type="spellStart"/>
-      <w:proofErr w:type="gramStart"/>
-      <w:r>
-        <w:rPr>
-          <w:color w:val="001F5F"/>
-        </w:rPr>
-        <w:t>setQuantity</w:t>
-      </w:r>
-      <w:proofErr w:type="spellEnd"/>
-      <w:r>
-        <w:rPr>
-          <w:color w:val="001F5F"/>
-        </w:rPr>
-        <w:t>(</w:t>
-      </w:r>
-      <w:proofErr w:type="gramEnd"/>
+      <w:r>
+        <w:rPr>
+          <w:color w:val="001F5F"/>
+        </w:rPr>
+        <w:t>setQuantity(</w:t>
+      </w:r>
       <w:r>
         <w:rPr>
           <w:b/>
@@ -15294,8 +12488,6 @@
         <w:spacing w:before="200"/>
         <w:ind w:left="386"/>
       </w:pPr>
-      <w:proofErr w:type="spellStart"/>
-      <w:proofErr w:type="gramStart"/>
       <w:r>
         <w:rPr>
           <w:b/>
@@ -15309,8 +12501,6 @@
         </w:rPr>
         <w:t>.quantity</w:t>
       </w:r>
-      <w:proofErr w:type="spellEnd"/>
-      <w:proofErr w:type="gramEnd"/>
       <w:r>
         <w:rPr>
           <w:color w:val="001F5F"/>
@@ -15425,21 +12615,7 @@
         <w:rPr>
           <w:color w:val="001F5F"/>
         </w:rPr>
-        <w:t xml:space="preserve">&lt;project </w:t>
-      </w:r>
-      <w:proofErr w:type="spellStart"/>
-      <w:r>
-        <w:rPr>
-          <w:color w:val="001F5F"/>
-        </w:rPr>
-        <w:t>xmlns</w:t>
-      </w:r>
-      <w:proofErr w:type="spellEnd"/>
-      <w:r>
-        <w:rPr>
-          <w:color w:val="001F5F"/>
-        </w:rPr>
-        <w:t>="</w:t>
+        <w:t>&lt;project xmlns="</w:t>
       </w:r>
       <w:hyperlink r:id="rId15">
         <w:r>
@@ -15455,21 +12631,12 @@
         </w:rPr>
         <w:t xml:space="preserve">" </w:t>
       </w:r>
-      <w:proofErr w:type="spellStart"/>
-      <w:r>
-        <w:rPr>
-          <w:color w:val="001F5F"/>
-          <w:spacing w:val="-2"/>
-        </w:rPr>
-        <w:t>xmlns:xsi</w:t>
-      </w:r>
-      <w:proofErr w:type="spellEnd"/>
-      <w:r>
-        <w:rPr>
-          <w:color w:val="001F5F"/>
-          <w:spacing w:val="-2"/>
-        </w:rPr>
-        <w:t>="</w:t>
+      <w:r>
+        <w:rPr>
+          <w:color w:val="001F5F"/>
+          <w:spacing w:val="-2"/>
+        </w:rPr>
+        <w:t>xmlns:xsi="</w:t>
       </w:r>
       <w:hyperlink r:id="rId16">
         <w:r>
@@ -15485,23 +12652,7 @@
           <w:color w:val="001F5F"/>
           <w:spacing w:val="-2"/>
         </w:rPr>
-        <w:t xml:space="preserve">" </w:t>
-      </w:r>
-      <w:proofErr w:type="spellStart"/>
-      <w:r>
-        <w:rPr>
-          <w:color w:val="001F5F"/>
-          <w:spacing w:val="-2"/>
-        </w:rPr>
-        <w:t>xsi:schemaLocation</w:t>
-      </w:r>
-      <w:proofErr w:type="spellEnd"/>
-      <w:r>
-        <w:rPr>
-          <w:color w:val="001F5F"/>
-          <w:spacing w:val="-2"/>
-        </w:rPr>
-        <w:t>="</w:t>
+        <w:t>" xsi:schemaLocation="</w:t>
       </w:r>
       <w:hyperlink r:id="rId17">
         <w:r>
@@ -15559,39 +12710,7 @@
           <w:spacing w:val="-2"/>
         </w:rPr>
         <w:lastRenderedPageBreak/>
-        <w:t>&lt;</w:t>
-      </w:r>
-      <w:proofErr w:type="spellStart"/>
-      <w:r>
-        <w:rPr>
-          <w:color w:val="001F5F"/>
-          <w:spacing w:val="-2"/>
-        </w:rPr>
-        <w:t>modelVersion</w:t>
-      </w:r>
-      <w:proofErr w:type="spellEnd"/>
-      <w:r>
-        <w:rPr>
-          <w:color w:val="001F5F"/>
-          <w:spacing w:val="-2"/>
-        </w:rPr>
-        <w:t>&gt;4.0.0&lt;/</w:t>
-      </w:r>
-      <w:proofErr w:type="spellStart"/>
-      <w:r>
-        <w:rPr>
-          <w:color w:val="001F5F"/>
-          <w:spacing w:val="-2"/>
-        </w:rPr>
-        <w:t>modelVersion</w:t>
-      </w:r>
-      <w:proofErr w:type="spellEnd"/>
-      <w:r>
-        <w:rPr>
-          <w:color w:val="001F5F"/>
-          <w:spacing w:val="-2"/>
-        </w:rPr>
-        <w:t>&gt;</w:t>
+        <w:t>&lt;modelVersion&gt;4.0.0&lt;/modelVersion&gt;</w:t>
       </w:r>
     </w:p>
     <w:p>
@@ -15615,55 +12734,7 @@
           <w:color w:val="001F5F"/>
           <w:spacing w:val="-2"/>
         </w:rPr>
-        <w:t>&lt;</w:t>
-      </w:r>
-      <w:proofErr w:type="spellStart"/>
-      <w:r>
-        <w:rPr>
-          <w:color w:val="001F5F"/>
-          <w:spacing w:val="-2"/>
-        </w:rPr>
-        <w:t>groupId</w:t>
-      </w:r>
-      <w:proofErr w:type="spellEnd"/>
-      <w:r>
-        <w:rPr>
-          <w:color w:val="001F5F"/>
-          <w:spacing w:val="-2"/>
-        </w:rPr>
-        <w:t>&gt;</w:t>
-      </w:r>
-      <w:proofErr w:type="spellStart"/>
-      <w:r>
-        <w:rPr>
-          <w:color w:val="001F5F"/>
-          <w:spacing w:val="-2"/>
-        </w:rPr>
-        <w:t>com.klu</w:t>
-      </w:r>
-      <w:proofErr w:type="spellEnd"/>
-      <w:r>
-        <w:rPr>
-          <w:color w:val="001F5F"/>
-          <w:spacing w:val="-2"/>
-        </w:rPr>
-        <w:t>&lt;/</w:t>
-      </w:r>
-      <w:proofErr w:type="spellStart"/>
-      <w:r>
-        <w:rPr>
-          <w:color w:val="001F5F"/>
-          <w:spacing w:val="-2"/>
-        </w:rPr>
-        <w:t>groupId</w:t>
-      </w:r>
-      <w:proofErr w:type="spellEnd"/>
-      <w:r>
-        <w:rPr>
-          <w:color w:val="001F5F"/>
-          <w:spacing w:val="-2"/>
-        </w:rPr>
-        <w:t>&gt;</w:t>
+        <w:t>&lt;groupId&gt;com.klu&lt;/groupId&gt;</w:t>
       </w:r>
     </w:p>
     <w:p>
@@ -15677,39 +12748,7 @@
           <w:color w:val="001F5F"/>
           <w:spacing w:val="-2"/>
         </w:rPr>
-        <w:t>&lt;</w:t>
-      </w:r>
-      <w:proofErr w:type="spellStart"/>
-      <w:r>
-        <w:rPr>
-          <w:color w:val="001F5F"/>
-          <w:spacing w:val="-2"/>
-        </w:rPr>
-        <w:t>artifactId</w:t>
-      </w:r>
-      <w:proofErr w:type="spellEnd"/>
-      <w:r>
-        <w:rPr>
-          <w:color w:val="001F5F"/>
-          <w:spacing w:val="-2"/>
-        </w:rPr>
-        <w:t>&gt;HibernateSkill3&lt;/</w:t>
-      </w:r>
-      <w:proofErr w:type="spellStart"/>
-      <w:r>
-        <w:rPr>
-          <w:color w:val="001F5F"/>
-          <w:spacing w:val="-2"/>
-        </w:rPr>
-        <w:t>artifactId</w:t>
-      </w:r>
-      <w:proofErr w:type="spellEnd"/>
-      <w:r>
-        <w:rPr>
-          <w:color w:val="001F5F"/>
-          <w:spacing w:val="-2"/>
-        </w:rPr>
-        <w:t>&gt;</w:t>
+        <w:t>&lt;artifactId&gt;HibernateSkill3&lt;/artifactId&gt;</w:t>
       </w:r>
     </w:p>
     <w:p>
@@ -15761,57 +12800,7 @@
           <w:color w:val="001F5F"/>
           <w:spacing w:val="-2"/>
         </w:rPr>
-        <w:t>&lt;</w:t>
-      </w:r>
-      <w:proofErr w:type="spellStart"/>
-      <w:proofErr w:type="gramStart"/>
-      <w:r>
-        <w:rPr>
-          <w:color w:val="001F5F"/>
-          <w:spacing w:val="-2"/>
-        </w:rPr>
-        <w:t>maven.compiler</w:t>
-      </w:r>
-      <w:proofErr w:type="gramEnd"/>
-      <w:r>
-        <w:rPr>
-          <w:color w:val="001F5F"/>
-          <w:spacing w:val="-2"/>
-        </w:rPr>
-        <w:t>.source</w:t>
-      </w:r>
-      <w:proofErr w:type="spellEnd"/>
-      <w:r>
-        <w:rPr>
-          <w:color w:val="001F5F"/>
-          <w:spacing w:val="-2"/>
-        </w:rPr>
-        <w:t>&gt;1.8&lt;/</w:t>
-      </w:r>
-      <w:proofErr w:type="spellStart"/>
-      <w:proofErr w:type="gramStart"/>
-      <w:r>
-        <w:rPr>
-          <w:color w:val="001F5F"/>
-          <w:spacing w:val="-2"/>
-        </w:rPr>
-        <w:t>maven.compiler</w:t>
-      </w:r>
-      <w:proofErr w:type="gramEnd"/>
-      <w:r>
-        <w:rPr>
-          <w:color w:val="001F5F"/>
-          <w:spacing w:val="-2"/>
-        </w:rPr>
-        <w:t>.source</w:t>
-      </w:r>
-      <w:proofErr w:type="spellEnd"/>
-      <w:r>
-        <w:rPr>
-          <w:color w:val="001F5F"/>
-          <w:spacing w:val="-2"/>
-        </w:rPr>
-        <w:t>&gt;</w:t>
+        <w:t>&lt;maven.compiler.source&gt;1.8&lt;/maven.compiler.source&gt;</w:t>
       </w:r>
     </w:p>
     <w:p>
@@ -15825,57 +12814,7 @@
           <w:color w:val="001F5F"/>
           <w:spacing w:val="-2"/>
         </w:rPr>
-        <w:t>&lt;</w:t>
-      </w:r>
-      <w:proofErr w:type="spellStart"/>
-      <w:proofErr w:type="gramStart"/>
-      <w:r>
-        <w:rPr>
-          <w:color w:val="001F5F"/>
-          <w:spacing w:val="-2"/>
-        </w:rPr>
-        <w:t>maven.compiler</w:t>
-      </w:r>
-      <w:proofErr w:type="gramEnd"/>
-      <w:r>
-        <w:rPr>
-          <w:color w:val="001F5F"/>
-          <w:spacing w:val="-2"/>
-        </w:rPr>
-        <w:t>.target</w:t>
-      </w:r>
-      <w:proofErr w:type="spellEnd"/>
-      <w:r>
-        <w:rPr>
-          <w:color w:val="001F5F"/>
-          <w:spacing w:val="-2"/>
-        </w:rPr>
-        <w:t>&gt;1.8&lt;/</w:t>
-      </w:r>
-      <w:proofErr w:type="spellStart"/>
-      <w:proofErr w:type="gramStart"/>
-      <w:r>
-        <w:rPr>
-          <w:color w:val="001F5F"/>
-          <w:spacing w:val="-2"/>
-        </w:rPr>
-        <w:t>maven.compiler</w:t>
-      </w:r>
-      <w:proofErr w:type="gramEnd"/>
-      <w:r>
-        <w:rPr>
-          <w:color w:val="001F5F"/>
-          <w:spacing w:val="-2"/>
-        </w:rPr>
-        <w:t>.target</w:t>
-      </w:r>
-      <w:proofErr w:type="spellEnd"/>
-      <w:r>
-        <w:rPr>
-          <w:color w:val="001F5F"/>
-          <w:spacing w:val="-2"/>
-        </w:rPr>
-        <w:t>&gt;</w:t>
+        <w:t>&lt;maven.compiler.target&gt;1.8&lt;/maven.compiler.target&gt;</w:t>
       </w:r>
     </w:p>
     <w:p>
@@ -15952,55 +12891,7 @@
           <w:color w:val="001F5F"/>
           <w:spacing w:val="-2"/>
         </w:rPr>
-        <w:t>&lt;</w:t>
-      </w:r>
-      <w:proofErr w:type="spellStart"/>
-      <w:r>
-        <w:rPr>
-          <w:color w:val="001F5F"/>
-          <w:spacing w:val="-2"/>
-        </w:rPr>
-        <w:t>groupId</w:t>
-      </w:r>
-      <w:proofErr w:type="spellEnd"/>
-      <w:r>
-        <w:rPr>
-          <w:color w:val="001F5F"/>
-          <w:spacing w:val="-2"/>
-        </w:rPr>
-        <w:t>&gt;</w:t>
-      </w:r>
-      <w:proofErr w:type="spellStart"/>
-      <w:r>
-        <w:rPr>
-          <w:color w:val="001F5F"/>
-          <w:spacing w:val="-2"/>
-        </w:rPr>
-        <w:t>org.hibernate</w:t>
-      </w:r>
-      <w:proofErr w:type="spellEnd"/>
-      <w:r>
-        <w:rPr>
-          <w:color w:val="001F5F"/>
-          <w:spacing w:val="-2"/>
-        </w:rPr>
-        <w:t>&lt;/</w:t>
-      </w:r>
-      <w:proofErr w:type="spellStart"/>
-      <w:r>
-        <w:rPr>
-          <w:color w:val="001F5F"/>
-          <w:spacing w:val="-2"/>
-        </w:rPr>
-        <w:t>groupId</w:t>
-      </w:r>
-      <w:proofErr w:type="spellEnd"/>
-      <w:r>
-        <w:rPr>
-          <w:color w:val="001F5F"/>
-          <w:spacing w:val="-2"/>
-        </w:rPr>
-        <w:t>&gt;</w:t>
+        <w:t>&lt;groupId&gt;org.hibernate&lt;/groupId&gt;</w:t>
       </w:r>
     </w:p>
     <w:p>
@@ -16014,39 +12905,7 @@
           <w:color w:val="001F5F"/>
           <w:spacing w:val="-2"/>
         </w:rPr>
-        <w:t>&lt;</w:t>
-      </w:r>
-      <w:proofErr w:type="spellStart"/>
-      <w:r>
-        <w:rPr>
-          <w:color w:val="001F5F"/>
-          <w:spacing w:val="-2"/>
-        </w:rPr>
-        <w:t>artifactId</w:t>
-      </w:r>
-      <w:proofErr w:type="spellEnd"/>
-      <w:r>
-        <w:rPr>
-          <w:color w:val="001F5F"/>
-          <w:spacing w:val="-2"/>
-        </w:rPr>
-        <w:t>&gt;hibernate-core&lt;/</w:t>
-      </w:r>
-      <w:proofErr w:type="spellStart"/>
-      <w:r>
-        <w:rPr>
-          <w:color w:val="001F5F"/>
-          <w:spacing w:val="-2"/>
-        </w:rPr>
-        <w:t>artifactId</w:t>
-      </w:r>
-      <w:proofErr w:type="spellEnd"/>
-      <w:r>
-        <w:rPr>
-          <w:color w:val="001F5F"/>
-          <w:spacing w:val="-2"/>
-        </w:rPr>
-        <w:t>&gt;</w:t>
+        <w:t>&lt;artifactId&gt;hibernate-core&lt;/artifactId&gt;</w:t>
       </w:r>
     </w:p>
     <w:p>
@@ -16060,23 +12919,7 @@
           <w:color w:val="001F5F"/>
           <w:spacing w:val="-2"/>
         </w:rPr>
-        <w:t>&lt;version&gt;5.6.</w:t>
-      </w:r>
-      <w:proofErr w:type="gramStart"/>
-      <w:r>
-        <w:rPr>
-          <w:color w:val="001F5F"/>
-          <w:spacing w:val="-2"/>
-        </w:rPr>
-        <w:t>15.Final</w:t>
-      </w:r>
-      <w:proofErr w:type="gramEnd"/>
-      <w:r>
-        <w:rPr>
-          <w:color w:val="001F5F"/>
-          <w:spacing w:val="-2"/>
-        </w:rPr>
-        <w:t>&lt;/version&gt;</w:t>
+        <w:t>&lt;version&gt;5.6.15.Final&lt;/version&gt;</w:t>
       </w:r>
     </w:p>
     <w:p>
@@ -16128,55 +12971,7 @@
           <w:color w:val="001F5F"/>
           <w:spacing w:val="-2"/>
         </w:rPr>
-        <w:t>&lt;</w:t>
-      </w:r>
-      <w:proofErr w:type="spellStart"/>
-      <w:r>
-        <w:rPr>
-          <w:color w:val="001F5F"/>
-          <w:spacing w:val="-2"/>
-        </w:rPr>
-        <w:t>groupId</w:t>
-      </w:r>
-      <w:proofErr w:type="spellEnd"/>
-      <w:r>
-        <w:rPr>
-          <w:color w:val="001F5F"/>
-          <w:spacing w:val="-2"/>
-        </w:rPr>
-        <w:t>&gt;</w:t>
-      </w:r>
-      <w:proofErr w:type="spellStart"/>
-      <w:r>
-        <w:rPr>
-          <w:color w:val="001F5F"/>
-          <w:spacing w:val="-2"/>
-        </w:rPr>
-        <w:t>javax.persistence</w:t>
-      </w:r>
-      <w:proofErr w:type="spellEnd"/>
-      <w:r>
-        <w:rPr>
-          <w:color w:val="001F5F"/>
-          <w:spacing w:val="-2"/>
-        </w:rPr>
-        <w:t>&lt;/</w:t>
-      </w:r>
-      <w:proofErr w:type="spellStart"/>
-      <w:r>
-        <w:rPr>
-          <w:color w:val="001F5F"/>
-          <w:spacing w:val="-2"/>
-        </w:rPr>
-        <w:t>groupId</w:t>
-      </w:r>
-      <w:proofErr w:type="spellEnd"/>
-      <w:r>
-        <w:rPr>
-          <w:color w:val="001F5F"/>
-          <w:spacing w:val="-2"/>
-        </w:rPr>
-        <w:t>&gt;</w:t>
+        <w:t>&lt;groupId&gt;javax.persistence&lt;/groupId&gt;</w:t>
       </w:r>
     </w:p>
     <w:p>
@@ -16190,55 +12985,7 @@
           <w:color w:val="001F5F"/>
           <w:spacing w:val="-2"/>
         </w:rPr>
-        <w:t>&lt;</w:t>
-      </w:r>
-      <w:proofErr w:type="spellStart"/>
-      <w:r>
-        <w:rPr>
-          <w:color w:val="001F5F"/>
-          <w:spacing w:val="-2"/>
-        </w:rPr>
-        <w:t>artifactId</w:t>
-      </w:r>
-      <w:proofErr w:type="spellEnd"/>
-      <w:r>
-        <w:rPr>
-          <w:color w:val="001F5F"/>
-          <w:spacing w:val="-2"/>
-        </w:rPr>
-        <w:t>&gt;</w:t>
-      </w:r>
-      <w:proofErr w:type="spellStart"/>
-      <w:r>
-        <w:rPr>
-          <w:color w:val="001F5F"/>
-          <w:spacing w:val="-2"/>
-        </w:rPr>
-        <w:t>javax.persistence-api</w:t>
-      </w:r>
-      <w:proofErr w:type="spellEnd"/>
-      <w:r>
-        <w:rPr>
-          <w:color w:val="001F5F"/>
-          <w:spacing w:val="-2"/>
-        </w:rPr>
-        <w:t>&lt;/</w:t>
-      </w:r>
-      <w:proofErr w:type="spellStart"/>
-      <w:r>
-        <w:rPr>
-          <w:color w:val="001F5F"/>
-          <w:spacing w:val="-2"/>
-        </w:rPr>
-        <w:t>artifactId</w:t>
-      </w:r>
-      <w:proofErr w:type="spellEnd"/>
-      <w:r>
-        <w:rPr>
-          <w:color w:val="001F5F"/>
-          <w:spacing w:val="-2"/>
-        </w:rPr>
-        <w:t>&gt;</w:t>
+        <w:t>&lt;artifactId&gt;javax.persistence-api&lt;/artifactId&gt;</w:t>
       </w:r>
     </w:p>
     <w:p>
@@ -16304,55 +13051,7 @@
           <w:color w:val="001F5F"/>
           <w:spacing w:val="-2"/>
         </w:rPr>
-        <w:t>&lt;</w:t>
-      </w:r>
-      <w:proofErr w:type="spellStart"/>
-      <w:r>
-        <w:rPr>
-          <w:color w:val="001F5F"/>
-          <w:spacing w:val="-2"/>
-        </w:rPr>
-        <w:t>groupId</w:t>
-      </w:r>
-      <w:proofErr w:type="spellEnd"/>
-      <w:r>
-        <w:rPr>
-          <w:color w:val="001F5F"/>
-          <w:spacing w:val="-2"/>
-        </w:rPr>
-        <w:t>&gt;</w:t>
-      </w:r>
-      <w:proofErr w:type="spellStart"/>
-      <w:r>
-        <w:rPr>
-          <w:color w:val="001F5F"/>
-          <w:spacing w:val="-2"/>
-        </w:rPr>
-        <w:t>mysql</w:t>
-      </w:r>
-      <w:proofErr w:type="spellEnd"/>
-      <w:r>
-        <w:rPr>
-          <w:color w:val="001F5F"/>
-          <w:spacing w:val="-2"/>
-        </w:rPr>
-        <w:t>&lt;/</w:t>
-      </w:r>
-      <w:proofErr w:type="spellStart"/>
-      <w:r>
-        <w:rPr>
-          <w:color w:val="001F5F"/>
-          <w:spacing w:val="-2"/>
-        </w:rPr>
-        <w:t>groupId</w:t>
-      </w:r>
-      <w:proofErr w:type="spellEnd"/>
-      <w:r>
-        <w:rPr>
-          <w:color w:val="001F5F"/>
-          <w:spacing w:val="-2"/>
-        </w:rPr>
-        <w:t>&gt;</w:t>
+        <w:t>&lt;groupId&gt;mysql&lt;/groupId&gt;</w:t>
       </w:r>
     </w:p>
     <w:p>
@@ -16366,55 +13065,7 @@
           <w:color w:val="001F5F"/>
           <w:spacing w:val="-2"/>
         </w:rPr>
-        <w:t>&lt;</w:t>
-      </w:r>
-      <w:proofErr w:type="spellStart"/>
-      <w:r>
-        <w:rPr>
-          <w:color w:val="001F5F"/>
-          <w:spacing w:val="-2"/>
-        </w:rPr>
-        <w:t>artifactId</w:t>
-      </w:r>
-      <w:proofErr w:type="spellEnd"/>
-      <w:r>
-        <w:rPr>
-          <w:color w:val="001F5F"/>
-          <w:spacing w:val="-2"/>
-        </w:rPr>
-        <w:t>&gt;</w:t>
-      </w:r>
-      <w:proofErr w:type="spellStart"/>
-      <w:r>
-        <w:rPr>
-          <w:color w:val="001F5F"/>
-          <w:spacing w:val="-2"/>
-        </w:rPr>
-        <w:t>mysql</w:t>
-      </w:r>
-      <w:proofErr w:type="spellEnd"/>
-      <w:r>
-        <w:rPr>
-          <w:color w:val="001F5F"/>
-          <w:spacing w:val="-2"/>
-        </w:rPr>
-        <w:t>-connector-java&lt;/</w:t>
-      </w:r>
-      <w:proofErr w:type="spellStart"/>
-      <w:r>
-        <w:rPr>
-          <w:color w:val="001F5F"/>
-          <w:spacing w:val="-2"/>
-        </w:rPr>
-        <w:t>artifactId</w:t>
-      </w:r>
-      <w:proofErr w:type="spellEnd"/>
-      <w:r>
-        <w:rPr>
-          <w:color w:val="001F5F"/>
-          <w:spacing w:val="-2"/>
-        </w:rPr>
-        <w:t>&gt;</w:t>
+        <w:t>&lt;artifactId&gt;mysql-connector-java&lt;/artifactId&gt;</w:t>
       </w:r>
     </w:p>
     <w:p>
@@ -16491,39 +13142,7 @@
           <w:color w:val="001F5F"/>
           <w:spacing w:val="-2"/>
         </w:rPr>
-        <w:t>&lt;</w:t>
-      </w:r>
-      <w:proofErr w:type="spellStart"/>
-      <w:r>
-        <w:rPr>
-          <w:color w:val="001F5F"/>
-          <w:spacing w:val="-2"/>
-        </w:rPr>
-        <w:t>groupId</w:t>
-      </w:r>
-      <w:proofErr w:type="spellEnd"/>
-      <w:r>
-        <w:rPr>
-          <w:color w:val="001F5F"/>
-          <w:spacing w:val="-2"/>
-        </w:rPr>
-        <w:t>&gt;org.slf4j&lt;/</w:t>
-      </w:r>
-      <w:proofErr w:type="spellStart"/>
-      <w:r>
-        <w:rPr>
-          <w:color w:val="001F5F"/>
-          <w:spacing w:val="-2"/>
-        </w:rPr>
-        <w:t>groupId</w:t>
-      </w:r>
-      <w:proofErr w:type="spellEnd"/>
-      <w:r>
-        <w:rPr>
-          <w:color w:val="001F5F"/>
-          <w:spacing w:val="-2"/>
-        </w:rPr>
-        <w:t>&gt;</w:t>
+        <w:t>&lt;groupId&gt;org.slf4j&lt;/groupId&gt;</w:t>
       </w:r>
     </w:p>
     <w:p>
@@ -16537,39 +13156,7 @@
           <w:color w:val="001F5F"/>
           <w:spacing w:val="-2"/>
         </w:rPr>
-        <w:t>&lt;</w:t>
-      </w:r>
-      <w:proofErr w:type="spellStart"/>
-      <w:r>
-        <w:rPr>
-          <w:color w:val="001F5F"/>
-          <w:spacing w:val="-2"/>
-        </w:rPr>
-        <w:t>artifactId</w:t>
-      </w:r>
-      <w:proofErr w:type="spellEnd"/>
-      <w:r>
-        <w:rPr>
-          <w:color w:val="001F5F"/>
-          <w:spacing w:val="-2"/>
-        </w:rPr>
-        <w:t>&gt;slf4j-simple&lt;/</w:t>
-      </w:r>
-      <w:proofErr w:type="spellStart"/>
-      <w:r>
-        <w:rPr>
-          <w:color w:val="001F5F"/>
-          <w:spacing w:val="-2"/>
-        </w:rPr>
-        <w:t>artifactId</w:t>
-      </w:r>
-      <w:proofErr w:type="spellEnd"/>
-      <w:r>
-        <w:rPr>
-          <w:color w:val="001F5F"/>
-          <w:spacing w:val="-2"/>
-        </w:rPr>
-        <w:t>&gt;</w:t>
+        <w:t>&lt;artifactId&gt;slf4j-simple&lt;/artifactId&gt;</w:t>
       </w:r>
     </w:p>
     <w:p>
